--- a/02-放大电路/03-音频放大电路/音频混合放大电路/音频混合放大电路.docx
+++ b/02-放大电路/03-音频放大电路/音频混合放大电路/音频混合放大电路.docx
@@ -2971,6 +2971,20 @@
     </w:p>
     <w:bookmarkEnd w:id="26"/>
     <w:bookmarkEnd w:id="27"/>
+    <w:p>
+      <w:pPr>
+        <w:spacing w:before="360"/>
+        <w:jc w:val="center"/>
+      </w:pPr>
+      <w:r>
+        <w:rPr>
+          <w:rFonts w:ascii="Times New Roman" w:hAnsi="Times New Roman"/>
+          <w:color w:val="555555"/>
+          <w:sz w:val="21"/>
+        </w:rPr>
+        <w:t>材料收集者：杜文杰</w:t>
+      </w:r>
+    </w:p>
     <w:sectPr>
       <w:headerReference r:id="rId9" w:type="default"/>
       <w:footerReference r:id="rId10" w:type="default"/>

--- a/02-放大电路/03-音频放大电路/音频混合放大电路/音频混合放大电路.docx
+++ b/02-放大电路/03-音频放大电路/音频混合放大电路/音频混合放大电路.docx
@@ -1,6 +1,6 @@
 
 <file path=word/document.xml><?xml version="1.0" encoding="utf-8"?>
-<w:document xmlns:w="http://schemas.openxmlformats.org/wordprocessingml/2006/main" xmlns:m="http://schemas.openxmlformats.org/officeDocument/2006/math" xmlns:r="http://schemas.openxmlformats.org/officeDocument/2006/relationships" xmlns:o="urn:schemas-microsoft-com:office:office" xmlns:v="urn:schemas-microsoft-com:vml" xmlns:w10="urn:schemas-microsoft-com:office:word" xmlns:a="http://schemas.openxmlformats.org/drawingml/2006/main" xmlns:pic="http://schemas.openxmlformats.org/drawingml/2006/picture" xmlns:wp="http://schemas.openxmlformats.org/drawingml/2006/wordprocessingDrawing">
+<w:document xmlns:m="http://schemas.openxmlformats.org/officeDocument/2006/math" xmlns:r="http://schemas.openxmlformats.org/officeDocument/2006/relationships" xmlns:w="http://schemas.openxmlformats.org/wordprocessingml/2006/main" xmlns:o="urn:schemas-microsoft-com:office:office" xmlns:v="urn:schemas-microsoft-com:vml" xmlns:w10="urn:schemas-microsoft-com:office:word" xmlns:a="http://schemas.openxmlformats.org/drawingml/2006/main" xmlns:pic="http://schemas.openxmlformats.org/drawingml/2006/picture" xmlns:wp="http://schemas.openxmlformats.org/drawingml/2006/wordprocessingDrawing">
   <w:body>
     <w:bookmarkStart w:id="27" w:name="音频混合放大电路"/>
     <w:p>
@@ -9,7 +9,7 @@
       </w:pPr>
       <w:r>
         <w:rPr>
-          <w:rFonts w:hint="eastAsia"/>
+          <w:rFonts w:hint="eastAsia" w:eastAsia="黑体"/>
         </w:rPr>
         <w:t xml:space="preserve">音频混合放大电路</w:t>
       </w:r>
@@ -21,7 +21,7 @@
       </w:pPr>
       <w:r>
         <w:rPr>
-          <w:rFonts w:hint="eastAsia"/>
+          <w:rFonts w:hint="eastAsia" w:eastAsia="黑体"/>
         </w:rPr>
         <w:t xml:space="preserve">拓扑描述</w:t>
       </w:r>
@@ -32,16 +32,19 @@
       </w:pPr>
       <w:r>
         <w:rPr>
-          <w:rFonts w:hint="eastAsia"/>
+          <w:rFonts w:hint="eastAsia" w:eastAsia="黑体"/>
         </w:rPr>
         <w:t xml:space="preserve">由</w:t>
       </w:r>
       <w:r>
+        <w:rPr>
+          <w:rFonts w:eastAsia="黑体"/>
+        </w:rPr>
         <w:t xml:space="preserve"> </w:t>
       </w:r>
       <w:r>
         <w:rPr>
-          <w:rFonts w:hint="eastAsia"/>
+          <w:rFonts w:hint="eastAsia" w:eastAsia="黑体"/>
           <w:b/>
           <w:bCs/>
         </w:rPr>
@@ -49,6 +52,7 @@
       </w:r>
       <w:r>
         <w:rPr>
+          <w:rFonts w:eastAsia="黑体"/>
           <w:b/>
           <w:bCs/>
         </w:rPr>
@@ -69,11 +73,14 @@
         </m:sSub>
       </m:oMath>
       <w:r>
+        <w:rPr>
+          <w:rFonts w:eastAsia="黑体"/>
+        </w:rPr>
         <w:t xml:space="preserve">、</w:t>
       </w:r>
       <w:r>
         <w:rPr>
-          <w:rFonts w:hint="eastAsia"/>
+          <w:rFonts w:hint="eastAsia" w:eastAsia="黑体"/>
           <w:b/>
           <w:bCs/>
         </w:rPr>
@@ -81,6 +88,7 @@
       </w:r>
       <w:r>
         <w:rPr>
+          <w:rFonts w:eastAsia="黑体"/>
           <w:b/>
           <w:bCs/>
         </w:rPr>
@@ -149,11 +157,14 @@
         </m:sSub>
       </m:oMath>
       <w:r>
+        <w:rPr>
+          <w:rFonts w:eastAsia="黑体"/>
+        </w:rPr>
         <w:t xml:space="preserve">、</w:t>
       </w:r>
       <w:r>
         <w:rPr>
-          <w:rFonts w:hint="eastAsia"/>
+          <w:rFonts w:hint="eastAsia" w:eastAsia="黑体"/>
           <w:b/>
           <w:bCs/>
         </w:rPr>
@@ -161,6 +172,7 @@
       </w:r>
       <w:r>
         <w:rPr>
+          <w:rFonts w:eastAsia="黑体"/>
           <w:b/>
           <w:bCs/>
         </w:rPr>
@@ -181,20 +193,26 @@
         </m:sSub>
       </m:oMath>
       <w:r>
+        <w:rPr>
+          <w:rFonts w:eastAsia="黑体"/>
+        </w:rPr>
         <w:t xml:space="preserve"> </w:t>
       </w:r>
       <w:r>
         <w:rPr>
-          <w:rFonts w:hint="eastAsia"/>
+          <w:rFonts w:hint="eastAsia" w:eastAsia="黑体"/>
         </w:rPr>
         <w:t xml:space="preserve">与</w:t>
       </w:r>
       <w:r>
+        <w:rPr>
+          <w:rFonts w:eastAsia="黑体"/>
+        </w:rPr>
         <w:t xml:space="preserve"> </w:t>
       </w:r>
       <w:r>
         <w:rPr>
-          <w:rFonts w:hint="eastAsia"/>
+          <w:rFonts w:hint="eastAsia" w:eastAsia="黑体"/>
           <w:b/>
           <w:bCs/>
         </w:rPr>
@@ -202,6 +220,7 @@
       </w:r>
       <w:r>
         <w:rPr>
+          <w:rFonts w:eastAsia="黑体"/>
           <w:b/>
           <w:bCs/>
         </w:rPr>
@@ -228,15 +247,21 @@
         </m:sSub>
       </m:oMath>
       <w:r>
+        <w:rPr>
+          <w:rFonts w:eastAsia="黑体"/>
+        </w:rPr>
         <w:t xml:space="preserve"> </w:t>
       </w:r>
       <w:r>
         <w:rPr>
-          <w:rFonts w:hint="eastAsia"/>
+          <w:rFonts w:hint="eastAsia" w:eastAsia="黑体"/>
         </w:rPr>
         <w:t xml:space="preserve">组成标准求和（加法）电路。电路共有</w:t>
       </w:r>
       <w:r>
+        <w:rPr>
+          <w:rFonts w:eastAsia="黑体"/>
+        </w:rPr>
         <w:t xml:space="preserve"> </w:t>
       </w:r>
       <m:oMath>
@@ -266,17 +291,20 @@
         </m:r>
       </m:oMath>
       <w:r>
+        <w:rPr>
+          <w:rFonts w:eastAsia="黑体"/>
+        </w:rPr>
         <w:t xml:space="preserve"> </w:t>
       </w:r>
       <w:r>
         <w:rPr>
-          <w:rFonts w:hint="eastAsia"/>
+          <w:rFonts w:hint="eastAsia" w:eastAsia="黑体"/>
         </w:rPr>
         <w:t xml:space="preserve">个关键节点：</w:t>
       </w:r>
       <w:r>
         <w:rPr>
-          <w:rFonts w:hint="eastAsia"/>
+          <w:rFonts w:hint="eastAsia" w:eastAsia="黑体"/>
           <w:b/>
           <w:bCs/>
         </w:rPr>
@@ -289,7 +317,7 @@
       </m:oMath>
       <w:r>
         <w:rPr>
-          <w:rFonts w:hint="eastAsia"/>
+          <w:rFonts w:hint="eastAsia" w:eastAsia="黑体"/>
           <w:b/>
           <w:bCs/>
         </w:rPr>
@@ -297,11 +325,14 @@
       </w:r>
       <w:r>
         <w:rPr>
-          <w:rFonts w:hint="eastAsia"/>
+          <w:rFonts w:hint="eastAsia" w:eastAsia="黑体"/>
         </w:rPr>
         <w:t xml:space="preserve">（信号源</w:t>
       </w:r>
       <w:r>
+        <w:rPr>
+          <w:rFonts w:eastAsia="黑体"/>
+        </w:rPr>
         <w:t xml:space="preserve"> </w:t>
       </w:r>
       <m:oMath>
@@ -367,15 +398,21 @@
         </m:sSub>
       </m:oMath>
       <w:r>
+        <w:rPr>
+          <w:rFonts w:eastAsia="黑体"/>
+        </w:rPr>
         <w:t xml:space="preserve"> </w:t>
       </w:r>
       <w:r>
         <w:rPr>
-          <w:rFonts w:hint="eastAsia"/>
+          <w:rFonts w:hint="eastAsia" w:eastAsia="黑体"/>
         </w:rPr>
         <w:t xml:space="preserve">的正端分别接</w:t>
       </w:r>
       <w:r>
+        <w:rPr>
+          <w:rFonts w:eastAsia="黑体"/>
+        </w:rPr>
         <w:t xml:space="preserve"> </w:t>
       </w:r>
       <m:oMath>
@@ -441,17 +478,20 @@
         </m:sSub>
       </m:oMath>
       <w:r>
+        <w:rPr>
+          <w:rFonts w:eastAsia="黑体"/>
+        </w:rPr>
         <w:t xml:space="preserve"> </w:t>
       </w:r>
       <w:r>
         <w:rPr>
-          <w:rFonts w:hint="eastAsia"/>
+          <w:rFonts w:hint="eastAsia" w:eastAsia="黑体"/>
         </w:rPr>
         <w:t xml:space="preserve">的上端）；</w:t>
       </w:r>
       <w:r>
         <w:rPr>
-          <w:rFonts w:hint="eastAsia"/>
+          <w:rFonts w:hint="eastAsia" w:eastAsia="黑体"/>
           <w:b/>
           <w:bCs/>
         </w:rPr>
@@ -473,6 +513,7 @@
       </m:oMath>
       <w:r>
         <w:rPr>
+          <w:rFonts w:eastAsia="黑体"/>
           <w:b/>
           <w:bCs/>
         </w:rPr>
@@ -480,7 +521,7 @@
       </w:r>
       <w:r>
         <w:rPr>
-          <w:rFonts w:hint="eastAsia"/>
+          <w:rFonts w:hint="eastAsia" w:eastAsia="黑体"/>
           <w:b/>
           <w:bCs/>
         </w:rPr>
@@ -488,7 +529,7 @@
       </w:r>
       <w:r>
         <w:rPr>
-          <w:rFonts w:hint="eastAsia"/>
+          <w:rFonts w:hint="eastAsia" w:eastAsia="黑体"/>
         </w:rPr>
         <w:t xml:space="preserve">（</w:t>
       </w:r>
@@ -555,11 +596,14 @@
         </m:sSub>
       </m:oMath>
       <w:r>
+        <w:rPr>
+          <w:rFonts w:eastAsia="黑体"/>
+        </w:rPr>
         <w:t xml:space="preserve"> </w:t>
       </w:r>
       <w:r>
         <w:rPr>
-          <w:rFonts w:hint="eastAsia"/>
+          <w:rFonts w:hint="eastAsia" w:eastAsia="黑体"/>
         </w:rPr>
         <w:t xml:space="preserve">的下端、</w:t>
       </w:r>
@@ -578,15 +622,21 @@
         </m:sSub>
       </m:oMath>
       <w:r>
+        <w:rPr>
+          <w:rFonts w:eastAsia="黑体"/>
+        </w:rPr>
         <w:t xml:space="preserve"> </w:t>
       </w:r>
       <w:r>
         <w:rPr>
-          <w:rFonts w:hint="eastAsia"/>
+          <w:rFonts w:hint="eastAsia" w:eastAsia="黑体"/>
         </w:rPr>
         <w:t xml:space="preserve">一端与</w:t>
       </w:r>
       <w:r>
+        <w:rPr>
+          <w:rFonts w:eastAsia="黑体"/>
+        </w:rPr>
         <w:t xml:space="preserve"> </w:t>
       </w:r>
       <m:oMath>
@@ -604,26 +654,32 @@
         </m:sSub>
       </m:oMath>
       <w:r>
+        <w:rPr>
+          <w:rFonts w:eastAsia="黑体"/>
+        </w:rPr>
         <w:t xml:space="preserve"> </w:t>
       </w:r>
       <w:r>
         <w:rPr>
-          <w:rFonts w:hint="eastAsia"/>
+          <w:rFonts w:hint="eastAsia" w:eastAsia="黑体"/>
         </w:rPr>
         <w:t xml:space="preserve">的</w:t>
       </w:r>
       <w:r>
+        <w:rPr>
+          <w:rFonts w:eastAsia="黑体"/>
+        </w:rPr>
         <w:t xml:space="preserve"> IN− </w:t>
       </w:r>
       <w:r>
         <w:rPr>
-          <w:rFonts w:hint="eastAsia"/>
+          <w:rFonts w:hint="eastAsia" w:eastAsia="黑体"/>
         </w:rPr>
         <w:t xml:space="preserve">相连）；</w:t>
       </w:r>
       <w:r>
         <w:rPr>
-          <w:rFonts w:hint="eastAsia"/>
+          <w:rFonts w:hint="eastAsia" w:eastAsia="黑体"/>
           <w:b/>
           <w:bCs/>
         </w:rPr>
@@ -645,6 +701,7 @@
       </m:oMath>
       <w:r>
         <w:rPr>
+          <w:rFonts w:eastAsia="黑体"/>
           <w:b/>
           <w:bCs/>
         </w:rPr>
@@ -652,7 +709,7 @@
       </w:r>
       <w:r>
         <w:rPr>
-          <w:rFonts w:hint="eastAsia"/>
+          <w:rFonts w:hint="eastAsia" w:eastAsia="黑体"/>
           <w:b/>
           <w:bCs/>
         </w:rPr>
@@ -660,7 +717,7 @@
       </w:r>
       <w:r>
         <w:rPr>
-          <w:rFonts w:hint="eastAsia"/>
+          <w:rFonts w:hint="eastAsia" w:eastAsia="黑体"/>
         </w:rPr>
         <w:t xml:space="preserve">（</w:t>
       </w:r>
@@ -679,24 +736,33 @@
         </m:sSub>
       </m:oMath>
       <w:r>
+        <w:rPr>
+          <w:rFonts w:eastAsia="黑体"/>
+        </w:rPr>
         <w:t xml:space="preserve"> </w:t>
       </w:r>
       <w:r>
         <w:rPr>
-          <w:rFonts w:hint="eastAsia"/>
+          <w:rFonts w:hint="eastAsia" w:eastAsia="黑体"/>
         </w:rPr>
         <w:t xml:space="preserve">的</w:t>
       </w:r>
       <w:r>
+        <w:rPr>
+          <w:rFonts w:eastAsia="黑体"/>
+        </w:rPr>
         <w:t xml:space="preserve"> IN+ </w:t>
       </w:r>
       <w:r>
         <w:rPr>
-          <w:rFonts w:hint="eastAsia"/>
+          <w:rFonts w:hint="eastAsia" w:eastAsia="黑体"/>
         </w:rPr>
         <w:t xml:space="preserve">与</w:t>
       </w:r>
       <w:r>
+        <w:rPr>
+          <w:rFonts w:eastAsia="黑体"/>
+        </w:rPr>
         <w:t xml:space="preserve"> </w:t>
       </w:r>
       <m:oMath>
@@ -720,17 +786,20 @@
         </m:sSub>
       </m:oMath>
       <w:r>
+        <w:rPr>
+          <w:rFonts w:eastAsia="黑体"/>
+        </w:rPr>
         <w:t xml:space="preserve"> </w:t>
       </w:r>
       <w:r>
         <w:rPr>
-          <w:rFonts w:hint="eastAsia"/>
+          <w:rFonts w:hint="eastAsia" w:eastAsia="黑体"/>
         </w:rPr>
         <w:t xml:space="preserve">上端相连）；</w:t>
       </w:r>
       <w:r>
         <w:rPr>
-          <w:rFonts w:hint="eastAsia"/>
+          <w:rFonts w:hint="eastAsia" w:eastAsia="黑体"/>
           <w:b/>
           <w:bCs/>
         </w:rPr>
@@ -752,6 +821,7 @@
       </m:oMath>
       <w:r>
         <w:rPr>
+          <w:rFonts w:eastAsia="黑体"/>
           <w:b/>
           <w:bCs/>
         </w:rPr>
@@ -759,7 +829,7 @@
       </w:r>
       <w:r>
         <w:rPr>
-          <w:rFonts w:hint="eastAsia"/>
+          <w:rFonts w:hint="eastAsia" w:eastAsia="黑体"/>
           <w:b/>
           <w:bCs/>
         </w:rPr>
@@ -767,7 +837,7 @@
       </w:r>
       <w:r>
         <w:rPr>
-          <w:rFonts w:hint="eastAsia"/>
+          <w:rFonts w:hint="eastAsia" w:eastAsia="黑体"/>
         </w:rPr>
         <w:t xml:space="preserve">（</w:t>
       </w:r>
@@ -786,24 +856,33 @@
         </m:sSub>
       </m:oMath>
       <w:r>
+        <w:rPr>
+          <w:rFonts w:eastAsia="黑体"/>
+        </w:rPr>
         <w:t xml:space="preserve"> </w:t>
       </w:r>
       <w:r>
         <w:rPr>
-          <w:rFonts w:hint="eastAsia"/>
+          <w:rFonts w:hint="eastAsia" w:eastAsia="黑体"/>
         </w:rPr>
         <w:t xml:space="preserve">的</w:t>
       </w:r>
       <w:r>
+        <w:rPr>
+          <w:rFonts w:eastAsia="黑体"/>
+        </w:rPr>
         <w:t xml:space="preserve"> OUT </w:t>
       </w:r>
       <w:r>
         <w:rPr>
-          <w:rFonts w:hint="eastAsia"/>
+          <w:rFonts w:hint="eastAsia" w:eastAsia="黑体"/>
         </w:rPr>
         <w:t xml:space="preserve">与</w:t>
       </w:r>
       <w:r>
+        <w:rPr>
+          <w:rFonts w:eastAsia="黑体"/>
+        </w:rPr>
         <w:t xml:space="preserve"> </w:t>
       </w:r>
       <m:oMath>
@@ -821,15 +900,21 @@
         </m:sSub>
       </m:oMath>
       <w:r>
+        <w:rPr>
+          <w:rFonts w:eastAsia="黑体"/>
+        </w:rPr>
         <w:t xml:space="preserve"> </w:t>
       </w:r>
       <w:r>
         <w:rPr>
-          <w:rFonts w:hint="eastAsia"/>
+          <w:rFonts w:hint="eastAsia" w:eastAsia="黑体"/>
         </w:rPr>
         <w:t xml:space="preserve">另一端相连，作为输出</w:t>
       </w:r>
       <w:r>
+        <w:rPr>
+          <w:rFonts w:eastAsia="黑体"/>
+        </w:rPr>
         <w:t xml:space="preserve"> </w:t>
       </w:r>
       <m:oMath>
@@ -854,11 +939,14 @@
       </m:oMath>
       <w:r>
         <w:rPr>
-          <w:rFonts w:hint="eastAsia"/>
+          <w:rFonts w:hint="eastAsia" w:eastAsia="黑体"/>
         </w:rPr>
         <w:t xml:space="preserve">）；各输入源负端与</w:t>
       </w:r>
       <w:r>
+        <w:rPr>
+          <w:rFonts w:eastAsia="黑体"/>
+        </w:rPr>
         <w:t xml:space="preserve"> </w:t>
       </w:r>
       <m:oMath>
@@ -882,15 +970,21 @@
         </m:sSub>
       </m:oMath>
       <w:r>
+        <w:rPr>
+          <w:rFonts w:eastAsia="黑体"/>
+        </w:rPr>
         <w:t xml:space="preserve"> </w:t>
       </w:r>
       <w:r>
         <w:rPr>
-          <w:rFonts w:hint="eastAsia"/>
+          <w:rFonts w:hint="eastAsia" w:eastAsia="黑体"/>
         </w:rPr>
         <w:t xml:space="preserve">下端接</w:t>
       </w:r>
       <w:r>
+        <w:rPr>
+          <w:rFonts w:eastAsia="黑体"/>
+        </w:rPr>
         <w:t xml:space="preserve"> GND。</w:t>
       </w:r>
     </w:p>
@@ -898,7 +992,7 @@
       <w:pPr/>
       <w:r>
         <w:rPr>
-          <w:rFonts w:hint="eastAsia"/>
+          <w:rFonts w:hint="eastAsia" w:eastAsia="黑体"/>
         </w:rPr>
         <w:t xml:space="preserve">各元件管脚连接：</w:t>
       </w:r>
@@ -917,65 +1011,86 @@
         </m:sSub>
       </m:oMath>
       <w:r>
+        <w:rPr>
+          <w:rFonts w:eastAsia="黑体"/>
+        </w:rPr>
         <w:t xml:space="preserve"> </w:t>
       </w:r>
       <w:r>
         <w:rPr>
-          <w:rFonts w:hint="eastAsia"/>
+          <w:rFonts w:hint="eastAsia" w:eastAsia="黑体"/>
         </w:rPr>
         <w:t xml:space="preserve">的</w:t>
       </w:r>
       <w:r>
+        <w:rPr>
+          <w:rFonts w:eastAsia="黑体"/>
+        </w:rPr>
         <w:t xml:space="preserve"> IN− </w:t>
       </w:r>
       <w:r>
         <w:rPr>
-          <w:rFonts w:hint="eastAsia"/>
+          <w:rFonts w:hint="eastAsia" w:eastAsia="黑体"/>
         </w:rPr>
         <w:t xml:space="preserve">接反相输入端节点、IN+</w:t>
       </w:r>
       <w:r>
+        <w:rPr>
+          <w:rFonts w:eastAsia="黑体"/>
+        </w:rPr>
         <w:t xml:space="preserve"> </w:t>
       </w:r>
       <w:r>
         <w:rPr>
-          <w:rFonts w:hint="eastAsia"/>
+          <w:rFonts w:hint="eastAsia" w:eastAsia="黑体"/>
         </w:rPr>
         <w:t xml:space="preserve">接同相输入端节点、OUT</w:t>
       </w:r>
       <w:r>
+        <w:rPr>
+          <w:rFonts w:eastAsia="黑体"/>
+        </w:rPr>
         <w:t xml:space="preserve"> </w:t>
       </w:r>
       <w:r>
         <w:rPr>
-          <w:rFonts w:hint="eastAsia"/>
+          <w:rFonts w:hint="eastAsia" w:eastAsia="黑体"/>
         </w:rPr>
         <w:t xml:space="preserve">接输出节点、V+</w:t>
       </w:r>
       <w:r>
+        <w:rPr>
+          <w:rFonts w:eastAsia="黑体"/>
+        </w:rPr>
         <w:t xml:space="preserve"> </w:t>
       </w:r>
       <w:r>
         <w:rPr>
-          <w:rFonts w:hint="eastAsia"/>
+          <w:rFonts w:hint="eastAsia" w:eastAsia="黑体"/>
         </w:rPr>
         <w:t xml:space="preserve">接</w:t>
       </w:r>
       <w:r>
+        <w:rPr>
+          <w:rFonts w:eastAsia="黑体"/>
+        </w:rPr>
         <w:t xml:space="preserve"> +VCC、V− </w:t>
       </w:r>
       <w:r>
         <w:rPr>
-          <w:rFonts w:hint="eastAsia"/>
+          <w:rFonts w:hint="eastAsia" w:eastAsia="黑体"/>
         </w:rPr>
         <w:t xml:space="preserve">接</w:t>
       </w:r>
       <w:r>
+        <w:rPr>
+          <w:rFonts w:eastAsia="黑体"/>
+        </w:rPr>
         <w:t xml:space="preserve"> </w:t>
       </w:r>
       <w:r>
         <w:rPr>
-          <w:rFonts w:hint="eastAsia"/>
+          <w:rFonts w:hint="eastAsia" w:eastAsia="黑体"/>
         </w:rPr>
         <w:t xml:space="preserve">−VEE（单电源时接地）；</w:t>
       </w:r>
@@ -994,20 +1109,26 @@
         </m:sSub>
       </m:oMath>
       <w:r>
+        <w:rPr>
+          <w:rFonts w:eastAsia="黑体"/>
+        </w:rPr>
         <w:t xml:space="preserve"> </w:t>
       </w:r>
       <w:r>
         <w:rPr>
-          <w:rFonts w:hint="eastAsia"/>
+          <w:rFonts w:hint="eastAsia" w:eastAsia="黑体"/>
         </w:rPr>
         <w:t xml:space="preserve">一端接第</w:t>
       </w:r>
       <w:r>
+        <w:rPr>
+          <w:rFonts w:eastAsia="黑体"/>
+        </w:rPr>
         <w:t xml:space="preserve"> 1 </w:t>
       </w:r>
       <w:r>
         <w:rPr>
-          <w:rFonts w:hint="eastAsia"/>
+          <w:rFonts w:hint="eastAsia" w:eastAsia="黑体"/>
         </w:rPr>
         <w:t xml:space="preserve">路输入节点、另一端接反相输入端节点；</w:t>
       </w:r>
@@ -1026,20 +1147,26 @@
         </m:sSub>
       </m:oMath>
       <w:r>
+        <w:rPr>
+          <w:rFonts w:eastAsia="黑体"/>
+        </w:rPr>
         <w:t xml:space="preserve"> </w:t>
       </w:r>
       <w:r>
         <w:rPr>
-          <w:rFonts w:hint="eastAsia"/>
+          <w:rFonts w:hint="eastAsia" w:eastAsia="黑体"/>
         </w:rPr>
         <w:t xml:space="preserve">一端接第</w:t>
       </w:r>
       <w:r>
+        <w:rPr>
+          <w:rFonts w:eastAsia="黑体"/>
+        </w:rPr>
         <w:t xml:space="preserve"> 2 </w:t>
       </w:r>
       <w:r>
         <w:rPr>
-          <w:rFonts w:hint="eastAsia"/>
+          <w:rFonts w:hint="eastAsia" w:eastAsia="黑体"/>
         </w:rPr>
         <w:t xml:space="preserve">路输入节点、另一端接反相输入端节点；依此类推，</w:t>
       </w:r>
@@ -1058,20 +1185,26 @@
         </m:sSub>
       </m:oMath>
       <w:r>
+        <w:rPr>
+          <w:rFonts w:eastAsia="黑体"/>
+        </w:rPr>
         <w:t xml:space="preserve"> </w:t>
       </w:r>
       <w:r>
         <w:rPr>
-          <w:rFonts w:hint="eastAsia"/>
+          <w:rFonts w:hint="eastAsia" w:eastAsia="黑体"/>
         </w:rPr>
         <w:t xml:space="preserve">一端接第</w:t>
       </w:r>
       <w:r>
+        <w:rPr>
+          <w:rFonts w:eastAsia="黑体"/>
+        </w:rPr>
         <w:t xml:space="preserve"> k </w:t>
       </w:r>
       <w:r>
         <w:rPr>
-          <w:rFonts w:hint="eastAsia"/>
+          <w:rFonts w:hint="eastAsia" w:eastAsia="黑体"/>
         </w:rPr>
         <w:t xml:space="preserve">路输入节点、另一端接反相输入端节点；</w:t>
       </w:r>
@@ -1090,11 +1223,14 @@
         </m:sSub>
       </m:oMath>
       <w:r>
+        <w:rPr>
+          <w:rFonts w:eastAsia="黑体"/>
+        </w:rPr>
         <w:t xml:space="preserve"> </w:t>
       </w:r>
       <w:r>
         <w:rPr>
-          <w:rFonts w:hint="eastAsia"/>
+          <w:rFonts w:hint="eastAsia" w:eastAsia="黑体"/>
         </w:rPr>
         <w:t xml:space="preserve">一端接反相输入端节点、另一端接输出节点；</w:t>
       </w:r>
@@ -1119,11 +1255,14 @@
         </m:sSub>
       </m:oMath>
       <w:r>
+        <w:rPr>
+          <w:rFonts w:eastAsia="黑体"/>
+        </w:rPr>
         <w:t xml:space="preserve"> </w:t>
       </w:r>
       <w:r>
         <w:rPr>
-          <w:rFonts w:hint="eastAsia"/>
+          <w:rFonts w:hint="eastAsia" w:eastAsia="黑体"/>
         </w:rPr>
         <w:t xml:space="preserve">一端接同相输入端节点、另一端接地节点。</w:t>
       </w:r>
@@ -1132,11 +1271,14 @@
       <w:pPr/>
       <w:r>
         <w:rPr>
-          <w:rFonts w:hint="eastAsia"/>
+          <w:rFonts w:hint="eastAsia" w:eastAsia="黑体"/>
         </w:rPr>
         <w:t xml:space="preserve">由此构成”多路输入电流在反相端虚地点线性相加、经</w:t>
       </w:r>
       <w:r>
+        <w:rPr>
+          <w:rFonts w:eastAsia="黑体"/>
+        </w:rPr>
         <w:t xml:space="preserve"> </w:t>
       </w:r>
       <m:oMath>
@@ -1154,24 +1296,33 @@
         </m:sSub>
       </m:oMath>
       <w:r>
+        <w:rPr>
+          <w:rFonts w:eastAsia="黑体"/>
+        </w:rPr>
         <w:t xml:space="preserve"> </w:t>
       </w:r>
       <w:r>
         <w:rPr>
-          <w:rFonts w:hint="eastAsia"/>
+          <w:rFonts w:hint="eastAsia" w:eastAsia="黑体"/>
         </w:rPr>
         <w:t xml:space="preserve">转为输出电压”的反相求和（混合）组态，第</w:t>
       </w:r>
       <w:r>
+        <w:rPr>
+          <w:rFonts w:eastAsia="黑体"/>
+        </w:rPr>
         <w:t xml:space="preserve"> k </w:t>
       </w:r>
       <w:r>
         <w:rPr>
-          <w:rFonts w:hint="eastAsia"/>
+          <w:rFonts w:hint="eastAsia" w:eastAsia="黑体"/>
         </w:rPr>
         <w:t xml:space="preserve">路增益为</w:t>
       </w:r>
       <w:r>
+        <w:rPr>
+          <w:rFonts w:eastAsia="黑体"/>
+        </w:rPr>
         <w:t xml:space="preserve"> </w:t>
       </w:r>
       <m:oMath>
@@ -1214,7 +1365,7 @@
       </m:oMath>
       <w:r>
         <w:rPr>
-          <w:rFonts w:hint="eastAsia"/>
+          <w:rFonts w:hint="eastAsia" w:eastAsia="黑体"/>
         </w:rPr>
         <w:t xml:space="preserve">，各输入经虚地相互隔离、独立加权线性相加，是调音台母线与多轨混音的基本单元。</w:t>
       </w:r>
@@ -1227,7 +1378,7 @@
       </w:pPr>
       <w:r>
         <w:rPr>
-          <w:rFonts w:hint="eastAsia"/>
+          <w:rFonts w:hint="eastAsia" w:eastAsia="黑体"/>
         </w:rPr>
         <w:t xml:space="preserve">工作原理</w:t>
       </w:r>
@@ -1238,11 +1389,14 @@
       </w:pPr>
       <w:r>
         <w:rPr>
-          <w:rFonts w:hint="eastAsia"/>
+          <w:rFonts w:hint="eastAsia" w:eastAsia="黑体"/>
         </w:rPr>
         <w:t xml:space="preserve">利用运放反相端“虚地”特性，各输入电流在反相节点相加，合成电流经</w:t>
       </w:r>
       <w:r>
+        <w:rPr>
+          <w:rFonts w:eastAsia="黑体"/>
+        </w:rPr>
         <w:t xml:space="preserve"> </w:t>
       </w:r>
       <m:oMath>
@@ -1260,11 +1414,14 @@
         </m:sSub>
       </m:oMath>
       <w:r>
+        <w:rPr>
+          <w:rFonts w:eastAsia="黑体"/>
+        </w:rPr>
         <w:t xml:space="preserve"> </w:t>
       </w:r>
       <w:r>
         <w:rPr>
-          <w:rFonts w:hint="eastAsia"/>
+          <w:rFonts w:hint="eastAsia" w:eastAsia="黑体"/>
         </w:rPr>
         <w:t xml:space="preserve">转为输出电压。由于虚地使各输入端相互隔离，一路信号变化不会串扰到其他通道，从而实现独立加权的线性混合。</w:t>
       </w:r>
@@ -1277,7 +1434,7 @@
       </w:pPr>
       <w:r>
         <w:rPr>
-          <w:rFonts w:hint="eastAsia"/>
+          <w:rFonts w:hint="eastAsia" w:eastAsia="黑体"/>
         </w:rPr>
         <w:t xml:space="preserve">关键计算公式</w:t>
       </w:r>
@@ -1291,7 +1448,7 @@
       </w:pPr>
       <w:r>
         <w:rPr>
-          <w:rFonts w:hint="eastAsia"/>
+          <w:rFonts w:hint="eastAsia" w:eastAsia="黑体"/>
         </w:rPr>
         <w:t xml:space="preserve">反相求和输出电压：</w:t>
       </w:r>
@@ -1493,16 +1650,19 @@
       </w:pPr>
       <w:r>
         <w:rPr>
-          <w:rFonts w:hint="eastAsia"/>
+          <w:rFonts w:hint="eastAsia" w:eastAsia="黑体"/>
         </w:rPr>
         <w:t xml:space="preserve">第</w:t>
       </w:r>
       <w:r>
+        <w:rPr>
+          <w:rFonts w:eastAsia="黑体"/>
+        </w:rPr>
         <w:t xml:space="preserve"> k </w:t>
       </w:r>
       <w:r>
         <w:rPr>
-          <w:rFonts w:hint="eastAsia"/>
+          <w:rFonts w:hint="eastAsia" w:eastAsia="黑体"/>
         </w:rPr>
         <w:t xml:space="preserve">路增益：</w:t>
       </w:r>
@@ -1586,7 +1746,7 @@
       </w:pPr>
       <w:r>
         <w:rPr>
-          <w:rFonts w:hint="eastAsia"/>
+          <w:rFonts w:hint="eastAsia" w:eastAsia="黑体"/>
         </w:rPr>
         <w:t xml:space="preserve">输入直流平衡电阻（降低失调）：</w:t>
       </w:r>
@@ -1715,7 +1875,7 @@
       </w:pPr>
       <w:r>
         <w:rPr>
-          <w:rFonts w:hint="eastAsia"/>
+          <w:rFonts w:hint="eastAsia" w:eastAsia="黑体"/>
         </w:rPr>
         <w:t xml:space="preserve">每路输入阻抗：</w:t>
       </w:r>
@@ -1806,7 +1966,7 @@
             </w:pPr>
             <w:r>
               <w:rPr>
-                <w:rFonts w:hint="eastAsia"/>
+                <w:rFonts w:hint="eastAsia" w:eastAsia="黑体"/>
               </w:rPr>
               <w:t xml:space="preserve">符号</w:t>
             </w:r>
@@ -1820,7 +1980,7 @@
             </w:pPr>
             <w:r>
               <w:rPr>
-                <w:rFonts w:hint="eastAsia"/>
+                <w:rFonts w:hint="eastAsia" w:eastAsia="黑体"/>
               </w:rPr>
               <w:t xml:space="preserve">含义</w:t>
             </w:r>
@@ -1834,7 +1994,7 @@
             </w:pPr>
             <w:r>
               <w:rPr>
-                <w:rFonts w:hint="eastAsia"/>
+                <w:rFonts w:hint="eastAsia" w:eastAsia="黑体"/>
               </w:rPr>
               <w:t xml:space="preserve">单位</w:t>
             </w:r>
@@ -1869,6 +2029,9 @@
               </m:sSub>
             </m:oMath>
             <w:r>
+              <w:rPr>
+                <w:rFonts w:eastAsia="黑体"/>
+              </w:rPr>
               <w:t xml:space="preserve">​</w:t>
             </w:r>
           </w:p>
@@ -1881,7 +2044,7 @@
             </w:pPr>
             <w:r>
               <w:rPr>
-                <w:rFonts w:hint="eastAsia"/>
+                <w:rFonts w:hint="eastAsia" w:eastAsia="黑体"/>
               </w:rPr>
               <w:t xml:space="preserve">输出电压</w:t>
             </w:r>
@@ -1894,6 +2057,9 @@
               <w:pStyle w:val="Compact"/>
             </w:pPr>
             <w:r>
+              <w:rPr>
+                <w:rFonts w:eastAsia="黑体"/>
+              </w:rPr>
               <w:t xml:space="preserve">V</w:t>
             </w:r>
           </w:p>
@@ -1921,6 +2087,9 @@
               </m:sSub>
             </m:oMath>
             <w:r>
+              <w:rPr>
+                <w:rFonts w:eastAsia="黑体"/>
+              </w:rPr>
               <w:t xml:space="preserve">​</w:t>
             </w:r>
           </w:p>
@@ -1933,16 +2102,19 @@
             </w:pPr>
             <w:r>
               <w:rPr>
-                <w:rFonts w:hint="eastAsia"/>
+                <w:rFonts w:hint="eastAsia" w:eastAsia="黑体"/>
               </w:rPr>
               <w:t xml:space="preserve">第</w:t>
             </w:r>
             <w:r>
+              <w:rPr>
+                <w:rFonts w:eastAsia="黑体"/>
+              </w:rPr>
               <w:t xml:space="preserve"> k </w:t>
             </w:r>
             <w:r>
               <w:rPr>
-                <w:rFonts w:hint="eastAsia"/>
+                <w:rFonts w:hint="eastAsia" w:eastAsia="黑体"/>
               </w:rPr>
               <w:t xml:space="preserve">路输入电压</w:t>
             </w:r>
@@ -1955,6 +2127,9 @@
               <w:pStyle w:val="Compact"/>
             </w:pPr>
             <w:r>
+              <w:rPr>
+                <w:rFonts w:eastAsia="黑体"/>
+              </w:rPr>
               <w:t xml:space="preserve">V</w:t>
             </w:r>
           </w:p>
@@ -1982,6 +2157,9 @@
               </m:sSub>
             </m:oMath>
             <w:r>
+              <w:rPr>
+                <w:rFonts w:eastAsia="黑体"/>
+              </w:rPr>
               <w:t xml:space="preserve">​</w:t>
             </w:r>
           </w:p>
@@ -1994,16 +2172,19 @@
             </w:pPr>
             <w:r>
               <w:rPr>
-                <w:rFonts w:hint="eastAsia"/>
+                <w:rFonts w:hint="eastAsia" w:eastAsia="黑体"/>
               </w:rPr>
               <w:t xml:space="preserve">第</w:t>
             </w:r>
             <w:r>
+              <w:rPr>
+                <w:rFonts w:eastAsia="黑体"/>
+              </w:rPr>
               <w:t xml:space="preserve"> k </w:t>
             </w:r>
             <w:r>
               <w:rPr>
-                <w:rFonts w:hint="eastAsia"/>
+                <w:rFonts w:hint="eastAsia" w:eastAsia="黑体"/>
               </w:rPr>
               <w:t xml:space="preserve">路输入电阻</w:t>
             </w:r>
@@ -2016,6 +2197,9 @@
               <w:pStyle w:val="Compact"/>
             </w:pPr>
             <w:r>
+              <w:rPr>
+                <w:rFonts w:eastAsia="黑体"/>
+              </w:rPr>
               <w:t xml:space="preserve">Ω</w:t>
             </w:r>
           </w:p>
@@ -2043,6 +2227,9 @@
               </m:sSub>
             </m:oMath>
             <w:r>
+              <w:rPr>
+                <w:rFonts w:eastAsia="黑体"/>
+              </w:rPr>
               <w:t xml:space="preserve">​</w:t>
             </w:r>
           </w:p>
@@ -2055,7 +2242,7 @@
             </w:pPr>
             <w:r>
               <w:rPr>
-                <w:rFonts w:hint="eastAsia"/>
+                <w:rFonts w:hint="eastAsia" w:eastAsia="黑体"/>
               </w:rPr>
               <w:t xml:space="preserve">反馈电阻</w:t>
             </w:r>
@@ -2068,6 +2255,9 @@
               <w:pStyle w:val="Compact"/>
             </w:pPr>
             <w:r>
+              <w:rPr>
+                <w:rFonts w:eastAsia="黑体"/>
+              </w:rPr>
               <w:t xml:space="preserve">Ω</w:t>
             </w:r>
           </w:p>
@@ -2095,6 +2285,9 @@
               </m:sSub>
             </m:oMath>
             <w:r>
+              <w:rPr>
+                <w:rFonts w:eastAsia="黑体"/>
+              </w:rPr>
               <w:t xml:space="preserve">​</w:t>
             </w:r>
           </w:p>
@@ -2107,16 +2300,19 @@
             </w:pPr>
             <w:r>
               <w:rPr>
-                <w:rFonts w:hint="eastAsia"/>
+                <w:rFonts w:hint="eastAsia" w:eastAsia="黑体"/>
               </w:rPr>
               <w:t xml:space="preserve">第</w:t>
             </w:r>
             <w:r>
+              <w:rPr>
+                <w:rFonts w:eastAsia="黑体"/>
+              </w:rPr>
               <w:t xml:space="preserve"> k </w:t>
             </w:r>
             <w:r>
               <w:rPr>
-                <w:rFonts w:hint="eastAsia"/>
+                <w:rFonts w:hint="eastAsia" w:eastAsia="黑体"/>
               </w:rPr>
               <w:t xml:space="preserve">路增益</w:t>
             </w:r>
@@ -2130,7 +2326,7 @@
             </w:pPr>
             <w:r>
               <w:rPr>
-                <w:rFonts w:hint="eastAsia"/>
+                <w:rFonts w:hint="eastAsia" w:eastAsia="黑体"/>
               </w:rPr>
               <w:t xml:space="preserve">（无量纲）</w:t>
             </w:r>
@@ -2165,6 +2361,9 @@
               </m:sSub>
             </m:oMath>
             <w:r>
+              <w:rPr>
+                <w:rFonts w:eastAsia="黑体"/>
+              </w:rPr>
               <w:t xml:space="preserve">​</w:t>
             </w:r>
           </w:p>
@@ -2177,7 +2376,7 @@
             </w:pPr>
             <w:r>
               <w:rPr>
-                <w:rFonts w:hint="eastAsia"/>
+                <w:rFonts w:hint="eastAsia" w:eastAsia="黑体"/>
               </w:rPr>
               <w:t xml:space="preserve">平衡电阻</w:t>
             </w:r>
@@ -2190,6 +2389,9 @@
               <w:pStyle w:val="Compact"/>
             </w:pPr>
             <w:r>
+              <w:rPr>
+                <w:rFonts w:eastAsia="黑体"/>
+              </w:rPr>
               <w:t xml:space="preserve">Ω</w:t>
             </w:r>
           </w:p>
@@ -2204,7 +2406,7 @@
       </w:pPr>
       <w:r>
         <w:rPr>
-          <w:rFonts w:hint="eastAsia"/>
+          <w:rFonts w:hint="eastAsia" w:eastAsia="黑体"/>
         </w:rPr>
         <w:t xml:space="preserve">元件调整影响</w:t>
       </w:r>
@@ -2233,6 +2435,7 @@
       </m:oMath>
       <w:r>
         <w:rPr>
+          <w:rFonts w:eastAsia="黑体"/>
           <w:b/>
           <w:bCs/>
         </w:rPr>
@@ -2240,21 +2443,27 @@
       </w:r>
       <w:r>
         <w:rPr>
-          <w:rFonts w:hint="eastAsia"/>
+          <w:rFonts w:hint="eastAsia" w:eastAsia="黑体"/>
           <w:b/>
           <w:bCs/>
         </w:rPr>
         <w:t xml:space="preserve">增大</w:t>
       </w:r>
       <w:r>
+        <w:rPr>
+          <w:rFonts w:eastAsia="黑体"/>
+        </w:rPr>
         <w:t xml:space="preserve"> </w:t>
       </w:r>
       <w:r>
+        <w:rPr>
+          <w:rFonts w:eastAsia="黑体"/>
+        </w:rPr>
         <w:t xml:space="preserve">→ </w:t>
       </w:r>
       <w:r>
         <w:rPr>
-          <w:rFonts w:hint="eastAsia"/>
+          <w:rFonts w:hint="eastAsia" w:eastAsia="黑体"/>
         </w:rPr>
         <w:t xml:space="preserve">各路增益同步升高，但噪声与失调放大也增大。</w:t>
       </w:r>
@@ -2283,6 +2492,7 @@
       </m:oMath>
       <w:r>
         <w:rPr>
+          <w:rFonts w:eastAsia="黑体"/>
           <w:b/>
           <w:bCs/>
         </w:rPr>
@@ -2290,21 +2500,27 @@
       </w:r>
       <w:r>
         <w:rPr>
-          <w:rFonts w:hint="eastAsia"/>
+          <w:rFonts w:hint="eastAsia" w:eastAsia="黑体"/>
           <w:b/>
           <w:bCs/>
         </w:rPr>
         <w:t xml:space="preserve">增大</w:t>
       </w:r>
       <w:r>
+        <w:rPr>
+          <w:rFonts w:eastAsia="黑体"/>
+        </w:rPr>
         <w:t xml:space="preserve"> </w:t>
       </w:r>
       <w:r>
+        <w:rPr>
+          <w:rFonts w:eastAsia="黑体"/>
+        </w:rPr>
         <w:t xml:space="preserve">→ </w:t>
       </w:r>
       <w:r>
         <w:rPr>
-          <w:rFonts w:hint="eastAsia"/>
+          <w:rFonts w:hint="eastAsia" w:eastAsia="黑体"/>
         </w:rPr>
         <w:t xml:space="preserve">该路增益下降、输入阻抗升高。</w:t>
       </w:r>
@@ -2319,21 +2535,27 @@
       </w:pPr>
       <w:r>
         <w:rPr>
-          <w:rFonts w:hint="eastAsia"/>
+          <w:rFonts w:hint="eastAsia" w:eastAsia="黑体"/>
           <w:b/>
           <w:bCs/>
         </w:rPr>
         <w:t xml:space="preserve">输入路数增多</w:t>
       </w:r>
       <w:r>
+        <w:rPr>
+          <w:rFonts w:eastAsia="黑体"/>
+        </w:rPr>
         <w:t xml:space="preserve"> </w:t>
       </w:r>
       <w:r>
+        <w:rPr>
+          <w:rFonts w:eastAsia="黑体"/>
+        </w:rPr>
         <w:t xml:space="preserve">→ </w:t>
       </w:r>
       <w:r>
         <w:rPr>
-          <w:rFonts w:hint="eastAsia"/>
+          <w:rFonts w:hint="eastAsia" w:eastAsia="黑体"/>
         </w:rPr>
         <w:t xml:space="preserve">各通道增益不变，但总噪声叠加增大。</w:t>
       </w:r>
@@ -2368,6 +2590,7 @@
       </m:oMath>
       <w:r>
         <w:rPr>
+          <w:rFonts w:eastAsia="黑体"/>
           <w:b/>
           <w:bCs/>
         </w:rPr>
@@ -2375,21 +2598,27 @@
       </w:r>
       <w:r>
         <w:rPr>
-          <w:rFonts w:hint="eastAsia"/>
+          <w:rFonts w:hint="eastAsia" w:eastAsia="黑体"/>
           <w:b/>
           <w:bCs/>
         </w:rPr>
         <w:t xml:space="preserve">取值不当</w:t>
       </w:r>
       <w:r>
+        <w:rPr>
+          <w:rFonts w:eastAsia="黑体"/>
+        </w:rPr>
         <w:t xml:space="preserve"> </w:t>
       </w:r>
       <w:r>
+        <w:rPr>
+          <w:rFonts w:eastAsia="黑体"/>
+        </w:rPr>
         <w:t xml:space="preserve">→ </w:t>
       </w:r>
       <w:r>
         <w:rPr>
-          <w:rFonts w:hint="eastAsia"/>
+          <w:rFonts w:hint="eastAsia" w:eastAsia="黑体"/>
         </w:rPr>
         <w:t xml:space="preserve">输入偏置电流引起直流失调，输出漂移。</w:t>
       </w:r>
@@ -2402,7 +2631,7 @@
       </w:pPr>
       <w:r>
         <w:rPr>
-          <w:rFonts w:hint="eastAsia"/>
+          <w:rFonts w:hint="eastAsia" w:eastAsia="黑体"/>
         </w:rPr>
         <w:t xml:space="preserve">典型参数示例</w:t>
       </w:r>
@@ -2417,11 +2646,14 @@
       </w:pPr>
       <w:r>
         <w:rPr>
-          <w:rFonts w:hint="eastAsia"/>
+          <w:rFonts w:hint="eastAsia" w:eastAsia="黑体"/>
         </w:rPr>
         <w:t xml:space="preserve">取</w:t>
       </w:r>
       <w:r>
+        <w:rPr>
+          <w:rFonts w:eastAsia="黑体"/>
+        </w:rPr>
         <w:t xml:space="preserve"> </w:t>
       </w:r>
       <m:oMath>
@@ -2458,6 +2690,9 @@
         </m:r>
       </m:oMath>
       <w:r>
+        <w:rPr>
+          <w:rFonts w:eastAsia="黑体"/>
+        </w:rPr>
         <w:t xml:space="preserve">、</w:t>
       </w:r>
       <m:oMath>
@@ -2494,6 +2729,9 @@
         </m:r>
       </m:oMath>
       <w:r>
+        <w:rPr>
+          <w:rFonts w:eastAsia="黑体"/>
+        </w:rPr>
         <w:t xml:space="preserve">、</w:t>
       </w:r>
       <m:oMath>
@@ -2531,7 +2769,7 @@
       </m:oMath>
       <w:r>
         <w:rPr>
-          <w:rFonts w:hint="eastAsia"/>
+          <w:rFonts w:hint="eastAsia" w:eastAsia="黑体"/>
         </w:rPr>
         <w:t xml:space="preserve">：</w:t>
       </w:r>
@@ -2565,6 +2803,9 @@
         </m:r>
       </m:oMath>
       <w:r>
+        <w:rPr>
+          <w:rFonts w:eastAsia="黑体"/>
+        </w:rPr>
         <w:t xml:space="preserve">、</w:t>
       </w:r>
       <m:oMath>
@@ -2598,7 +2839,7 @@
       </m:oMath>
       <w:r>
         <w:rPr>
-          <w:rFonts w:hint="eastAsia"/>
+          <w:rFonts w:hint="eastAsia" w:eastAsia="黑体"/>
         </w:rPr>
         <w:t xml:space="preserve">，</w:t>
       </w:r>
@@ -2693,6 +2934,9 @@
         </m:d>
       </m:oMath>
       <w:r>
+        <w:rPr>
+          <w:rFonts w:eastAsia="黑体"/>
+        </w:rPr>
         <w:t xml:space="preserve">。</w:t>
       </w:r>
     </w:p>
@@ -2706,11 +2950,14 @@
       </w:pPr>
       <w:r>
         <w:rPr>
-          <w:rFonts w:hint="eastAsia"/>
+          <w:rFonts w:hint="eastAsia" w:eastAsia="黑体"/>
         </w:rPr>
         <w:t xml:space="preserve">两入一路时</w:t>
       </w:r>
       <w:r>
+        <w:rPr>
+          <w:rFonts w:eastAsia="黑体"/>
+        </w:rPr>
         <w:t xml:space="preserve"> </w:t>
       </w:r>
       <m:oMath>
@@ -2780,6 +3027,9 @@
         </m:r>
       </m:oMath>
       <w:r>
+        <w:rPr>
+          <w:rFonts w:eastAsia="黑体"/>
+        </w:rPr>
         <w:t xml:space="preserve">。</w:t>
       </w:r>
     </w:p>
@@ -2791,7 +3041,7 @@
       </w:pPr>
       <w:r>
         <w:rPr>
-          <w:rFonts w:hint="eastAsia"/>
+          <w:rFonts w:hint="eastAsia" w:eastAsia="黑体"/>
         </w:rPr>
         <w:t xml:space="preserve">常见器件型号</w:t>
       </w:r>
@@ -2806,7 +3056,7 @@
       </w:pPr>
       <w:r>
         <w:rPr>
-          <w:rFonts w:hint="eastAsia"/>
+          <w:rFonts w:hint="eastAsia" w:eastAsia="黑体"/>
         </w:rPr>
         <w:t xml:space="preserve">运放：NE5532、TL072、OPA2134、LM4562。</w:t>
       </w:r>
@@ -2821,25 +3071,31 @@
       </w:pPr>
       <w:r>
         <w:rPr>
-          <w:rFonts w:hint="eastAsia"/>
+          <w:rFonts w:hint="eastAsia" w:eastAsia="黑体"/>
         </w:rPr>
         <w:t xml:space="preserve">输入</w:t>
       </w:r>
       <w:r>
+        <w:rPr>
+          <w:rFonts w:eastAsia="黑体"/>
+        </w:rPr>
         <w:t xml:space="preserve"> / </w:t>
       </w:r>
       <w:r>
         <w:rPr>
-          <w:rFonts w:hint="eastAsia"/>
+          <w:rFonts w:hint="eastAsia" w:eastAsia="黑体"/>
         </w:rPr>
         <w:t xml:space="preserve">反馈电阻：1%</w:t>
       </w:r>
       <w:r>
+        <w:rPr>
+          <w:rFonts w:eastAsia="黑体"/>
+        </w:rPr>
         <w:t xml:space="preserve"> </w:t>
       </w:r>
       <w:r>
         <w:rPr>
-          <w:rFonts w:hint="eastAsia"/>
+          <w:rFonts w:hint="eastAsia" w:eastAsia="黑体"/>
         </w:rPr>
         <w:t xml:space="preserve">金属膜电阻。</w:t>
       </w:r>
@@ -2852,7 +3108,7 @@
       </w:pPr>
       <w:r>
         <w:rPr>
-          <w:rFonts w:hint="eastAsia"/>
+          <w:rFonts w:hint="eastAsia" w:eastAsia="黑体"/>
         </w:rPr>
         <w:t xml:space="preserve">注意事项</w:t>
       </w:r>
@@ -2867,7 +3123,7 @@
       </w:pPr>
       <w:r>
         <w:rPr>
-          <w:rFonts w:hint="eastAsia"/>
+          <w:rFonts w:hint="eastAsia" w:eastAsia="黑体"/>
         </w:rPr>
         <w:t xml:space="preserve">反相求和输出与输入反相，需注意后续相位；需正相输出时可在后级再加一级反相或改用同相求和。</w:t>
       </w:r>
@@ -2882,7 +3138,7 @@
       </w:pPr>
       <w:r>
         <w:rPr>
-          <w:rFonts w:hint="eastAsia"/>
+          <w:rFonts w:hint="eastAsia" w:eastAsia="黑体"/>
         </w:rPr>
         <w:t xml:space="preserve">各路增益由电阻比独立决定，但对噪声总增益等于单路增益之和，路数越多底噪越大。</w:t>
       </w:r>
@@ -2897,7 +3153,7 @@
       </w:pPr>
       <w:r>
         <w:rPr>
-          <w:rFonts w:hint="eastAsia"/>
+          <w:rFonts w:hint="eastAsia" w:eastAsia="黑体"/>
         </w:rPr>
         <w:t xml:space="preserve">输入耦合需隔直，否则各路直流失调会经求和叠加到输出。</w:t>
       </w:r>
@@ -2910,7 +3166,7 @@
       </w:pPr>
       <w:r>
         <w:rPr>
-          <w:rFonts w:hint="eastAsia"/>
+          <w:rFonts w:hint="eastAsia" w:eastAsia="黑体"/>
         </w:rPr>
         <w:t xml:space="preserve">参考资料</w:t>
       </w:r>
@@ -2925,7 +3181,7 @@
       </w:pPr>
       <w:r>
         <w:rPr>
-          <w:rFonts w:hint="eastAsia"/>
+          <w:rFonts w:hint="eastAsia" w:eastAsia="黑体"/>
         </w:rPr>
         <w:t xml:space="preserve">《模拟电子技术基础》（童诗白、华成英）。</w:t>
       </w:r>
@@ -2939,6 +3195,9 @@
         </w:numPr>
       </w:pPr>
       <w:r>
+        <w:rPr>
+          <w:rFonts w:eastAsia="黑体"/>
+        </w:rPr>
         <w:t xml:space="preserve">Wikipedia: Operational amplifier applications。</w:t>
       </w:r>
     </w:p>
@@ -2951,20 +3210,26 @@
         </w:numPr>
       </w:pPr>
       <w:r>
+        <w:rPr>
+          <w:rFonts w:eastAsia="黑体"/>
+        </w:rPr>
         <w:t xml:space="preserve">TI </w:t>
       </w:r>
       <w:r>
         <w:rPr>
-          <w:rFonts w:hint="eastAsia"/>
+          <w:rFonts w:hint="eastAsia" w:eastAsia="黑体"/>
         </w:rPr>
         <w:t xml:space="preserve">应用笔记</w:t>
       </w:r>
       <w:r>
+        <w:rPr>
+          <w:rFonts w:eastAsia="黑体"/>
+        </w:rPr>
         <w:t xml:space="preserve"> </w:t>
       </w:r>
       <w:r>
         <w:rPr>
-          <w:rFonts w:hint="eastAsia"/>
+          <w:rFonts w:hint="eastAsia" w:eastAsia="黑体"/>
         </w:rPr>
         <w:t xml:space="preserve">SLOA058（运放求和电路）。</w:t>
       </w:r>
@@ -2978,11 +3243,11 @@
       </w:pPr>
       <w:r>
         <w:rPr>
-          <w:rFonts w:ascii="Times New Roman" w:hAnsi="Times New Roman"/>
+          <w:rFonts w:ascii="Times New Roman" w:hAnsi="Times New Roman" w:eastAsia="黑体"/>
           <w:color w:val="555555"/>
           <w:sz w:val="21"/>
         </w:rPr>
-        <w:t>材料收集者：杜文杰</w:t>
+        <w:t>材料收集者：杜文杰，WX手机：19519196569，QQ:3478827729</w:t>
       </w:r>
     </w:p>
     <w:sectPr>
@@ -3002,7 +3267,7 @@
 </file>
 
 <file path=word/footer1.xml><?xml version="1.0" encoding="utf-8"?>
-<w:ftr xmlns:m="http://schemas.openxmlformats.org/officeDocument/2006/math" xmlns:mc="http://schemas.openxmlformats.org/markup-compatibility/2006" xmlns:mo="http://schemas.microsoft.com/office/mac/office/2008/main" xmlns:mv="urn:schemas-microsoft-com:mac:vml" xmlns:o="urn:schemas-microsoft-com:office:office" xmlns:r="http://schemas.openxmlformats.org/officeDocument/2006/relationships" xmlns:v="urn:schemas-microsoft-com:vml" xmlns:w10="urn:schemas-microsoft-com:office:word" xmlns:w14="http://schemas.microsoft.com/office/word/2010/wordml" xmlns:w="http://schemas.openxmlformats.org/wordprocessingml/2006/main" xmlns:wne="http://schemas.microsoft.com/office/word/2006/wordml" xmlns:wp14="http://schemas.microsoft.com/office/word/2010/wordprocessingDrawing" xmlns:wp="http://schemas.openxmlformats.org/drawingml/2006/wordprocessingDrawing" xmlns:wpc="http://schemas.microsoft.com/office/word/2010/wordprocessingCanvas" xmlns:wpg="http://schemas.microsoft.com/office/word/2010/wordprocessingGroup" xmlns:wpi="http://schemas.microsoft.com/office/word/2010/wordprocessingInk" xmlns:wps="http://schemas.microsoft.com/office/word/2010/wordprocessingShape" mc:Ignorable="w14 wp14">
+<w:ftr xmlns:mc="http://schemas.openxmlformats.org/markup-compatibility/2006" xmlns:w="http://schemas.openxmlformats.org/wordprocessingml/2006/main" xmlns:m="http://schemas.openxmlformats.org/officeDocument/2006/math" xmlns:mo="http://schemas.microsoft.com/office/mac/office/2008/main" xmlns:mv="urn:schemas-microsoft-com:mac:vml" xmlns:o="urn:schemas-microsoft-com:office:office" xmlns:r="http://schemas.openxmlformats.org/officeDocument/2006/relationships" xmlns:v="urn:schemas-microsoft-com:vml" xmlns:w10="urn:schemas-microsoft-com:office:word" xmlns:w14="http://schemas.microsoft.com/office/word/2010/wordml" xmlns:wne="http://schemas.microsoft.com/office/word/2006/wordml" xmlns:wp14="http://schemas.microsoft.com/office/word/2010/wordprocessingDrawing" xmlns:wp="http://schemas.openxmlformats.org/drawingml/2006/wordprocessingDrawing" xmlns:wpc="http://schemas.microsoft.com/office/word/2010/wordprocessingCanvas" xmlns:wpg="http://schemas.microsoft.com/office/word/2010/wordprocessingGroup" xmlns:wpi="http://schemas.microsoft.com/office/word/2010/wordprocessingInk" xmlns:wps="http://schemas.microsoft.com/office/word/2010/wordprocessingShape" mc:Ignorable="w14 wp14">
   <w:p>
     <w:pPr>
       <w:pStyle w:val="Footer"/>
@@ -3010,12 +3275,14 @@
     </w:pPr>
     <w:r>
       <w:rPr>
+        <w:rFonts w:eastAsia="黑体"/>
         <w:sz w:val="18"/>
       </w:rPr>
       <w:t xml:space="preserve">第 </w:t>
     </w:r>
     <w:r>
       <w:rPr>
+        <w:rFonts w:eastAsia="黑体"/>
         <w:sz w:val="18"/>
       </w:rPr>
       <w:fldChar w:fldCharType="begin"/>
@@ -3024,6 +3291,7 @@
     </w:r>
     <w:r>
       <w:rPr>
+        <w:rFonts w:eastAsia="黑体"/>
         <w:sz w:val="18"/>
       </w:rPr>
       <w:t xml:space="preserve"> 页</w:t>
@@ -3037,6 +3305,9 @@
   <w:footnote w:type="continuationSeparator" w:id="0">
     <w:p>
       <w:r>
+        <w:rPr>
+          <w:rFonts w:eastAsia="黑体"/>
+        </w:rPr>
         <w:continuationSeparator/>
       </w:r>
     </w:p>
@@ -3044,6 +3315,9 @@
   <w:footnote w:type="separator" w:id="-1">
     <w:p>
       <w:r>
+        <w:rPr>
+          <w:rFonts w:eastAsia="黑体"/>
+        </w:rPr>
         <w:separator/>
       </w:r>
     </w:p>
@@ -3052,7 +3326,7 @@
 </file>
 
 <file path=word/header1.xml><?xml version="1.0" encoding="utf-8"?>
-<w:hdr xmlns:m="http://schemas.openxmlformats.org/officeDocument/2006/math" xmlns:mc="http://schemas.openxmlformats.org/markup-compatibility/2006" xmlns:mo="http://schemas.microsoft.com/office/mac/office/2008/main" xmlns:mv="urn:schemas-microsoft-com:mac:vml" xmlns:o="urn:schemas-microsoft-com:office:office" xmlns:r="http://schemas.openxmlformats.org/officeDocument/2006/relationships" xmlns:v="urn:schemas-microsoft-com:vml" xmlns:w10="urn:schemas-microsoft-com:office:word" xmlns:w14="http://schemas.microsoft.com/office/word/2010/wordml" xmlns:w="http://schemas.openxmlformats.org/wordprocessingml/2006/main" xmlns:wne="http://schemas.microsoft.com/office/word/2006/wordml" xmlns:wp14="http://schemas.microsoft.com/office/word/2010/wordprocessingDrawing" xmlns:wp="http://schemas.openxmlformats.org/drawingml/2006/wordprocessingDrawing" xmlns:wpc="http://schemas.microsoft.com/office/word/2010/wordprocessingCanvas" xmlns:wpg="http://schemas.microsoft.com/office/word/2010/wordprocessingGroup" xmlns:wpi="http://schemas.microsoft.com/office/word/2010/wordprocessingInk" xmlns:wps="http://schemas.microsoft.com/office/word/2010/wordprocessingShape" mc:Ignorable="w14 wp14">
+<w:hdr xmlns:mc="http://schemas.openxmlformats.org/markup-compatibility/2006" xmlns:w="http://schemas.openxmlformats.org/wordprocessingml/2006/main" xmlns:m="http://schemas.openxmlformats.org/officeDocument/2006/math" xmlns:mo="http://schemas.microsoft.com/office/mac/office/2008/main" xmlns:mv="urn:schemas-microsoft-com:mac:vml" xmlns:o="urn:schemas-microsoft-com:office:office" xmlns:r="http://schemas.openxmlformats.org/officeDocument/2006/relationships" xmlns:v="urn:schemas-microsoft-com:vml" xmlns:w10="urn:schemas-microsoft-com:office:word" xmlns:w14="http://schemas.microsoft.com/office/word/2010/wordml" xmlns:wne="http://schemas.microsoft.com/office/word/2006/wordml" xmlns:wp14="http://schemas.microsoft.com/office/word/2010/wordprocessingDrawing" xmlns:wp="http://schemas.openxmlformats.org/drawingml/2006/wordprocessingDrawing" xmlns:wpc="http://schemas.microsoft.com/office/word/2010/wordprocessingCanvas" xmlns:wpg="http://schemas.microsoft.com/office/word/2010/wordprocessingGroup" xmlns:wpi="http://schemas.microsoft.com/office/word/2010/wordprocessingInk" xmlns:wps="http://schemas.microsoft.com/office/word/2010/wordprocessingShape" mc:Ignorable="w14 wp14">
   <w:p>
     <w:pPr>
       <w:pStyle w:val="Header"/>
@@ -3060,7 +3334,7 @@
     </w:pPr>
     <w:r>
       <w:rPr>
-        <w:rFonts w:ascii="Times New Roman" w:hAnsi="Times New Roman"/>
+        <w:rFonts w:ascii="Times New Roman" w:hAnsi="Times New Roman" w:eastAsia="黑体"/>
         <w:sz w:val="18"/>
         <w:rFonts w:eastAsia="黑体"/>
         <w:rFonts w:eastAsia="黑体"/>
@@ -3072,7 +3346,7 @@
 </file>
 
 <file path=word/numbering.xml><?xml version="1.0" encoding="utf-8"?>
-<w:numbering xmlns:m="http://schemas.openxmlformats.org/officeDocument/2006/math" xmlns:mc="http://schemas.openxmlformats.org/markup-compatibility/2006" xmlns:mo="http://schemas.microsoft.com/office/mac/office/2008/main" xmlns:mv="urn:schemas-microsoft-com:mac:vml" xmlns:o="urn:schemas-microsoft-com:office:office" xmlns:r="http://schemas.openxmlformats.org/officeDocument/2006/relationships" xmlns:v="urn:schemas-microsoft-com:vml" xmlns:w="http://schemas.openxmlformats.org/wordprocessingml/2006/main" xmlns:w10="urn:schemas-microsoft-com:office:word" xmlns:w14="http://schemas.microsoft.com/office/word/2010/wordml" xmlns:wne="http://schemas.microsoft.com/office/word/2006/wordml" xmlns:wp="http://schemas.openxmlformats.org/drawingml/2006/wordprocessingDrawing" xmlns:wp14="http://schemas.microsoft.com/office/word/2010/wordprocessingDrawing" xmlns:wpc="http://schemas.microsoft.com/office/word/2010/wordprocessingCanvas" xmlns:wpg="http://schemas.microsoft.com/office/word/2010/wordprocessingGroup" xmlns:wpi="http://schemas.microsoft.com/office/word/2010/wordprocessingInk" xmlns:wps="http://schemas.microsoft.com/office/word/2010/wordprocessingShape" mc:Ignorable="w14 wp14">
+<w:numbering xmlns:mc="http://schemas.openxmlformats.org/markup-compatibility/2006" xmlns:w="http://schemas.openxmlformats.org/wordprocessingml/2006/main" xmlns:m="http://schemas.openxmlformats.org/officeDocument/2006/math" xmlns:mo="http://schemas.microsoft.com/office/mac/office/2008/main" xmlns:mv="urn:schemas-microsoft-com:mac:vml" xmlns:o="urn:schemas-microsoft-com:office:office" xmlns:r="http://schemas.openxmlformats.org/officeDocument/2006/relationships" xmlns:v="urn:schemas-microsoft-com:vml" xmlns:w10="urn:schemas-microsoft-com:office:word" xmlns:w14="http://schemas.microsoft.com/office/word/2010/wordml" xmlns:wne="http://schemas.microsoft.com/office/word/2006/wordml" xmlns:wp="http://schemas.openxmlformats.org/drawingml/2006/wordprocessingDrawing" xmlns:wp14="http://schemas.microsoft.com/office/word/2010/wordprocessingDrawing" xmlns:wpc="http://schemas.microsoft.com/office/word/2010/wordprocessingCanvas" xmlns:wpg="http://schemas.microsoft.com/office/word/2010/wordprocessingGroup" xmlns:wpi="http://schemas.microsoft.com/office/word/2010/wordprocessingInk" xmlns:wps="http://schemas.microsoft.com/office/word/2010/wordprocessingShape" mc:Ignorable="w14 wp14">
   <w:abstractNum w:abstractNumId="0">
     <w:nsid w:val="FFFFFF7C"/>
     <w:multiLevelType w:val="singleLevel"/>
@@ -3159,7 +3433,7 @@
         <w:ind w:hanging="360" w:left="1440"/>
       </w:pPr>
       <w:rPr>
-        <w:rFonts w:ascii="Symbol" w:hAnsi="Symbol" w:hint="default"/>
+        <w:rFonts w:ascii="Symbol" w:hAnsi="Symbol" w:hint="default" w:eastAsia="黑体"/>
       </w:rPr>
     </w:lvl>
   </w:abstractNum>
@@ -3180,7 +3454,7 @@
         <w:ind w:hanging="360" w:left="1080"/>
       </w:pPr>
       <w:rPr>
-        <w:rFonts w:ascii="Symbol" w:hAnsi="Symbol" w:hint="default"/>
+        <w:rFonts w:ascii="Symbol" w:hAnsi="Symbol" w:hint="default" w:eastAsia="黑体"/>
       </w:rPr>
     </w:lvl>
   </w:abstractNum>
@@ -3201,7 +3475,7 @@
         <w:ind w:hanging="360" w:left="720"/>
       </w:pPr>
       <w:rPr>
-        <w:rFonts w:ascii="Symbol" w:hAnsi="Symbol" w:hint="default"/>
+        <w:rFonts w:ascii="Symbol" w:hAnsi="Symbol" w:hint="default" w:eastAsia="黑体"/>
       </w:rPr>
     </w:lvl>
   </w:abstractNum>
@@ -3240,7 +3514,7 @@
         <w:ind w:hanging="360" w:left="360"/>
       </w:pPr>
       <w:rPr>
-        <w:rFonts w:ascii="Symbol" w:hAnsi="Symbol" w:hint="default"/>
+        <w:rFonts w:ascii="Symbol" w:hAnsi="Symbol" w:hint="default" w:eastAsia="黑体"/>
       </w:rPr>
     </w:lvl>
   </w:abstractNum>
@@ -3331,7 +3605,7 @@
         <w:ind w:left="720" w:hanging="360"/>
       </w:pPr>
       <w:rPr>
-        <w:rFonts w:ascii="Symbol" w:hAnsi="Symbol" w:cs="Symbol" w:hint="default"/>
+        <w:rFonts w:ascii="Symbol" w:hAnsi="Symbol" w:cs="Symbol" w:hint="default" w:eastAsia="黑体"/>
       </w:rPr>
     </w:lvl>
     <w:lvl w:ilvl="1">
@@ -3342,7 +3616,7 @@
         <w:ind w:left="1440" w:hanging="360"/>
       </w:pPr>
       <w:rPr>
-        <w:rFonts w:ascii="Courier New" w:hAnsi="Courier New" w:cs="Courier New" w:hint="default"/>
+        <w:rFonts w:ascii="Courier New" w:hAnsi="Courier New" w:cs="Courier New" w:hint="default" w:eastAsia="黑体"/>
       </w:rPr>
     </w:lvl>
     <w:lvl w:ilvl="2">
@@ -3353,7 +3627,7 @@
         <w:ind w:left="2160" w:hanging="360"/>
       </w:pPr>
       <w:rPr>
-        <w:rFonts w:ascii="Wingdings" w:hAnsi="Wingdings" w:cs="Wingdings" w:hint="default"/>
+        <w:rFonts w:ascii="Wingdings" w:hAnsi="Wingdings" w:cs="Wingdings" w:hint="default" w:eastAsia="黑体"/>
       </w:rPr>
     </w:lvl>
     <w:lvl w:ilvl="3">
@@ -3364,7 +3638,7 @@
         <w:ind w:left="2880" w:hanging="360"/>
       </w:pPr>
       <w:rPr>
-        <w:rFonts w:ascii="Symbol" w:hAnsi="Symbol" w:cs="Symbol" w:hint="default"/>
+        <w:rFonts w:ascii="Symbol" w:hAnsi="Symbol" w:cs="Symbol" w:hint="default" w:eastAsia="黑体"/>
       </w:rPr>
     </w:lvl>
     <w:lvl w:ilvl="4">
@@ -3375,7 +3649,7 @@
         <w:ind w:left="3600" w:hanging="360"/>
       </w:pPr>
       <w:rPr>
-        <w:rFonts w:ascii="Courier New" w:hAnsi="Courier New" w:cs="Courier New" w:hint="default"/>
+        <w:rFonts w:ascii="Courier New" w:hAnsi="Courier New" w:cs="Courier New" w:hint="default" w:eastAsia="黑体"/>
       </w:rPr>
     </w:lvl>
     <w:lvl w:ilvl="5">
@@ -3386,7 +3660,7 @@
         <w:ind w:left="4320" w:hanging="360"/>
       </w:pPr>
       <w:rPr>
-        <w:rFonts w:ascii="Wingdings" w:hAnsi="Wingdings" w:cs="Wingdings" w:hint="default"/>
+        <w:rFonts w:ascii="Wingdings" w:hAnsi="Wingdings" w:cs="Wingdings" w:hint="default" w:eastAsia="黑体"/>
       </w:rPr>
     </w:lvl>
     <w:lvl w:ilvl="6">
@@ -3397,7 +3671,7 @@
         <w:ind w:left="5040" w:hanging="360"/>
       </w:pPr>
       <w:rPr>
-        <w:rFonts w:ascii="Symbol" w:hAnsi="Symbol" w:cs="Symbol" w:hint="default"/>
+        <w:rFonts w:ascii="Symbol" w:hAnsi="Symbol" w:cs="Symbol" w:hint="default" w:eastAsia="黑体"/>
       </w:rPr>
     </w:lvl>
     <w:lvl w:ilvl="7">
@@ -3408,7 +3682,7 @@
         <w:ind w:left="5760" w:hanging="360"/>
       </w:pPr>
       <w:rPr>
-        <w:rFonts w:ascii="Courier New" w:hAnsi="Courier New" w:cs="Courier New" w:hint="default"/>
+        <w:rFonts w:ascii="Courier New" w:hAnsi="Courier New" w:cs="Courier New" w:hint="default" w:eastAsia="黑体"/>
       </w:rPr>
     </w:lvl>
     <w:lvl w:ilvl="8">
@@ -3419,7 +3693,7 @@
         <w:ind w:left="6480" w:hanging="360"/>
       </w:pPr>
       <w:rPr>
-        <w:rFonts w:ascii="Wingdings" w:hAnsi="Wingdings" w:cs="Wingdings" w:hint="default"/>
+        <w:rFonts w:ascii="Wingdings" w:hAnsi="Wingdings" w:cs="Wingdings" w:hint="default" w:eastAsia="黑体"/>
       </w:rPr>
     </w:lvl>
   </w:abstractNum>
@@ -3475,11 +3749,11 @@
 </file>
 
 <file path=word/styles.xml><?xml version="1.0" encoding="utf-8"?>
-<w:styles xmlns:mc="http://schemas.openxmlformats.org/markup-compatibility/2006" xmlns:r="http://schemas.openxmlformats.org/officeDocument/2006/relationships" xmlns:w="http://schemas.openxmlformats.org/wordprocessingml/2006/main" xmlns:w14="http://schemas.microsoft.com/office/word/2010/wordml" mc:Ignorable="w14">
+<w:styles xmlns:mc="http://schemas.openxmlformats.org/markup-compatibility/2006" xmlns:w="http://schemas.openxmlformats.org/wordprocessingml/2006/main" xmlns:r="http://schemas.openxmlformats.org/officeDocument/2006/relationships" xmlns:w14="http://schemas.microsoft.com/office/word/2010/wordml" mc:Ignorable="w14">
   <w:docDefaults>
     <w:rPrDefault>
       <w:rPr>
-        <w:rFonts w:asciiTheme="minorHAnsi" w:cstheme="minorBidi" w:eastAsiaTheme="minorEastAsia" w:hAnsiTheme="minorHAnsi"/>
+        <w:rFonts w:asciiTheme="minorHAnsi" w:cstheme="minorBidi" w:hAnsiTheme="minorHAnsi" w:eastAsia="黑体"/>
         <w:sz w:val="22"/>
         <w:szCs w:val="22"/>
         <w:lang w:bidi="ar-SA" w:eastAsia="en-US" w:val="en-US"/>
@@ -3701,7 +3975,7 @@
       <w:outlineLvl w:val="0"/>
     </w:pPr>
     <w:rPr>
-      <w:rFonts w:ascii="Times New Roman" w:asciiTheme="majorHAnsi" w:cstheme="majorBidi" w:eastAsia="黑体" w:eastAsiaTheme="majorEastAsia" w:hAnsi="Times New Roman" w:hAnsiTheme="majorHAnsi"/>
+      <w:rFonts w:ascii="Times New Roman" w:asciiTheme="majorHAnsi" w:cstheme="majorBidi" w:eastAsia="黑体" w:hAnsi="Times New Roman" w:hAnsiTheme="majorHAnsi"/>
       <w:b/>
       <w:bCs/>
       <w:color w:val="1F3864"/>
@@ -3725,7 +3999,7 @@
       <w:outlineLvl w:val="1"/>
     </w:pPr>
     <w:rPr>
-      <w:rFonts w:ascii="Times New Roman" w:asciiTheme="majorHAnsi" w:cstheme="majorBidi" w:eastAsia="黑体" w:eastAsiaTheme="majorEastAsia" w:hAnsi="Times New Roman" w:hAnsiTheme="majorHAnsi"/>
+      <w:rFonts w:ascii="Times New Roman" w:asciiTheme="majorHAnsi" w:cstheme="majorBidi" w:eastAsia="黑体" w:hAnsi="Times New Roman" w:hAnsiTheme="majorHAnsi"/>
       <w:b/>
       <w:bCs/>
       <w:color w:val="2E4E7E"/>
@@ -3749,7 +4023,7 @@
       <w:outlineLvl w:val="2"/>
     </w:pPr>
     <w:rPr>
-      <w:rFonts w:ascii="Times New Roman" w:asciiTheme="majorHAnsi" w:cstheme="majorBidi" w:eastAsia="黑体" w:eastAsiaTheme="majorEastAsia" w:hAnsi="Times New Roman" w:hAnsiTheme="majorHAnsi"/>
+      <w:rFonts w:ascii="Times New Roman" w:asciiTheme="majorHAnsi" w:cstheme="majorBidi" w:eastAsia="黑体" w:hAnsi="Times New Roman" w:hAnsiTheme="majorHAnsi"/>
       <w:b/>
       <w:bCs/>
       <w:color w:val="2E4E7E"/>
@@ -3773,7 +4047,7 @@
       <w:outlineLvl w:val="3"/>
     </w:pPr>
     <w:rPr>
-      <w:rFonts w:ascii="Times New Roman" w:asciiTheme="majorHAnsi" w:cstheme="majorBidi" w:eastAsia="黑体" w:eastAsiaTheme="majorEastAsia" w:hAnsi="Times New Roman" w:hAnsiTheme="majorHAnsi"/>
+      <w:rFonts w:ascii="Times New Roman" w:asciiTheme="majorHAnsi" w:cstheme="majorBidi" w:eastAsia="黑体" w:hAnsi="Times New Roman" w:hAnsiTheme="majorHAnsi"/>
       <w:b/>
       <w:bCs/>
       <w:i/>
@@ -3799,7 +4073,7 @@
       <w:outlineLvl w:val="4"/>
     </w:pPr>
     <w:rPr>
-      <w:rFonts w:ascii="Times New Roman" w:asciiTheme="majorHAnsi" w:cstheme="majorBidi" w:eastAsia="黑体" w:eastAsiaTheme="majorEastAsia" w:hAnsi="Times New Roman" w:hAnsiTheme="majorHAnsi"/>
+      <w:rFonts w:ascii="Times New Roman" w:asciiTheme="majorHAnsi" w:cstheme="majorBidi" w:eastAsia="黑体" w:hAnsi="Times New Roman" w:hAnsiTheme="majorHAnsi"/>
       <w:b/>
       <w:color w:val="333333"/>
       <w:sz w:val="22"/>
@@ -3822,7 +4096,7 @@
       <w:outlineLvl w:val="5"/>
     </w:pPr>
     <w:rPr>
-      <w:rFonts w:asciiTheme="majorHAnsi" w:cstheme="majorBidi" w:eastAsiaTheme="majorEastAsia" w:hAnsiTheme="majorHAnsi"/>
+      <w:rFonts w:asciiTheme="majorHAnsi" w:cstheme="majorBidi" w:hAnsiTheme="majorHAnsi" w:eastAsia="黑体"/>
       <w:i/>
       <w:iCs/>
       <w:color w:themeColor="accent1" w:themeShade="7F" w:val="243F60"/>
@@ -3845,7 +4119,7 @@
       <w:outlineLvl w:val="6"/>
     </w:pPr>
     <w:rPr>
-      <w:rFonts w:asciiTheme="majorHAnsi" w:cstheme="majorBidi" w:eastAsiaTheme="majorEastAsia" w:hAnsiTheme="majorHAnsi"/>
+      <w:rFonts w:asciiTheme="majorHAnsi" w:cstheme="majorBidi" w:hAnsiTheme="majorHAnsi" w:eastAsia="黑体"/>
       <w:i/>
       <w:iCs/>
       <w:color w:themeColor="text1" w:themeTint="BF" w:val="404040"/>
@@ -3868,7 +4142,7 @@
       <w:outlineLvl w:val="7"/>
     </w:pPr>
     <w:rPr>
-      <w:rFonts w:asciiTheme="majorHAnsi" w:cstheme="majorBidi" w:eastAsiaTheme="majorEastAsia" w:hAnsiTheme="majorHAnsi"/>
+      <w:rFonts w:asciiTheme="majorHAnsi" w:cstheme="majorBidi" w:hAnsiTheme="majorHAnsi" w:eastAsia="黑体"/>
       <w:color w:themeColor="accent1" w:val="4F81BD"/>
       <w:sz w:val="20"/>
       <w:szCs w:val="20"/>
@@ -3891,7 +4165,7 @@
       <w:outlineLvl w:val="8"/>
     </w:pPr>
     <w:rPr>
-      <w:rFonts w:asciiTheme="majorHAnsi" w:cstheme="majorBidi" w:eastAsiaTheme="majorEastAsia" w:hAnsiTheme="majorHAnsi"/>
+      <w:rFonts w:asciiTheme="majorHAnsi" w:cstheme="majorBidi" w:hAnsiTheme="majorHAnsi" w:eastAsia="黑体"/>
       <w:i/>
       <w:iCs/>
       <w:color w:themeColor="text1" w:themeTint="BF" w:val="404040"/>
@@ -3942,7 +4216,7 @@
     <w:uiPriority w:val="9"/>
     <w:rsid w:val="00FC693F"/>
     <w:rPr>
-      <w:rFonts w:asciiTheme="majorHAnsi" w:cstheme="majorBidi" w:eastAsiaTheme="majorEastAsia" w:hAnsiTheme="majorHAnsi"/>
+      <w:rFonts w:asciiTheme="majorHAnsi" w:cstheme="majorBidi" w:hAnsiTheme="majorHAnsi" w:eastAsia="黑体"/>
       <w:b/>
       <w:bCs/>
       <w:color w:themeColor="accent1" w:themeShade="BF" w:val="365F91"/>
@@ -3957,7 +4231,7 @@
     <w:uiPriority w:val="9"/>
     <w:rsid w:val="00FC693F"/>
     <w:rPr>
-      <w:rFonts w:asciiTheme="majorHAnsi" w:cstheme="majorBidi" w:eastAsiaTheme="majorEastAsia" w:hAnsiTheme="majorHAnsi"/>
+      <w:rFonts w:asciiTheme="majorHAnsi" w:cstheme="majorBidi" w:hAnsiTheme="majorHAnsi" w:eastAsia="黑体"/>
       <w:b/>
       <w:bCs/>
       <w:color w:themeColor="accent1" w:val="4F81BD"/>
@@ -3972,7 +4246,7 @@
     <w:uiPriority w:val="9"/>
     <w:rsid w:val="00FC693F"/>
     <w:rPr>
-      <w:rFonts w:asciiTheme="majorHAnsi" w:cstheme="majorBidi" w:eastAsiaTheme="majorEastAsia" w:hAnsiTheme="majorHAnsi"/>
+      <w:rFonts w:asciiTheme="majorHAnsi" w:cstheme="majorBidi" w:hAnsiTheme="majorHAnsi" w:eastAsia="黑体"/>
       <w:b/>
       <w:bCs/>
       <w:color w:themeColor="accent1" w:val="4F81BD"/>
@@ -3995,7 +4269,7 @@
       <w:contextualSpacing/>
     </w:pPr>
     <w:rPr>
-      <w:rFonts w:ascii="Times New Roman" w:asciiTheme="majorHAnsi" w:cstheme="majorBidi" w:eastAsia="黑体" w:eastAsiaTheme="majorEastAsia" w:hAnsi="Times New Roman" w:hAnsiTheme="majorHAnsi"/>
+      <w:rFonts w:ascii="Times New Roman" w:asciiTheme="majorHAnsi" w:cstheme="majorBidi" w:eastAsia="黑体" w:hAnsi="Times New Roman" w:hAnsiTheme="majorHAnsi"/>
       <w:b/>
       <w:color w:val="1F3864"/>
       <w:spacing w:val="5"/>
@@ -4011,7 +4285,7 @@
     <w:uiPriority w:val="10"/>
     <w:rsid w:val="00FC693F"/>
     <w:rPr>
-      <w:rFonts w:asciiTheme="majorHAnsi" w:cstheme="majorBidi" w:eastAsiaTheme="majorEastAsia" w:hAnsiTheme="majorHAnsi"/>
+      <w:rFonts w:asciiTheme="majorHAnsi" w:cstheme="majorBidi" w:hAnsiTheme="majorHAnsi" w:eastAsia="黑体"/>
       <w:color w:themeColor="text2" w:themeShade="BF" w:val="17365D"/>
       <w:spacing w:val="5"/>
       <w:kern w:val="28"/>
@@ -4033,7 +4307,7 @@
       </w:numPr>
     </w:pPr>
     <w:rPr>
-      <w:rFonts w:asciiTheme="majorHAnsi" w:cstheme="majorBidi" w:eastAsiaTheme="majorEastAsia" w:hAnsiTheme="majorHAnsi"/>
+      <w:rFonts w:asciiTheme="majorHAnsi" w:cstheme="majorBidi" w:hAnsiTheme="majorHAnsi" w:eastAsia="黑体"/>
       <w:i/>
       <w:iCs/>
       <w:color w:themeColor="accent1" w:val="4F81BD"/>
@@ -4049,7 +4323,7 @@
     <w:uiPriority w:val="11"/>
     <w:rsid w:val="00FC693F"/>
     <w:rPr>
-      <w:rFonts w:asciiTheme="majorHAnsi" w:cstheme="majorBidi" w:eastAsiaTheme="majorEastAsia" w:hAnsiTheme="majorHAnsi"/>
+      <w:rFonts w:asciiTheme="majorHAnsi" w:cstheme="majorBidi" w:hAnsiTheme="majorHAnsi" w:eastAsia="黑体"/>
       <w:i/>
       <w:iCs/>
       <w:color w:themeColor="accent1" w:val="4F81BD"/>
@@ -4116,6 +4390,7 @@
       <w:spacing w:after="120"/>
     </w:pPr>
     <w:rPr>
+      <w:rFonts w:eastAsia="黑体"/>
       <w:sz w:val="16"/>
       <w:szCs w:val="16"/>
     </w:rPr>
@@ -4127,6 +4402,7 @@
     <w:uiPriority w:val="99"/>
     <w:rsid w:val="00AA1D8D"/>
     <w:rPr>
+      <w:rFonts w:eastAsia="黑体"/>
       <w:sz w:val="16"/>
       <w:szCs w:val="16"/>
     </w:rPr>
@@ -4296,7 +4572,7 @@
       </w:tabs>
     </w:pPr>
     <w:rPr>
-      <w:rFonts w:ascii="Courier" w:hAnsi="Courier"/>
+      <w:rFonts w:ascii="Courier" w:hAnsi="Courier" w:eastAsia="黑体"/>
       <w:sz w:val="20"/>
       <w:szCs w:val="20"/>
     </w:rPr>
@@ -4308,7 +4584,7 @@
     <w:uiPriority w:val="99"/>
     <w:rsid w:val="0029639D"/>
     <w:rPr>
-      <w:rFonts w:ascii="Courier" w:hAnsi="Courier"/>
+      <w:rFonts w:ascii="Courier" w:hAnsi="Courier" w:eastAsia="黑体"/>
       <w:sz w:val="20"/>
       <w:szCs w:val="20"/>
     </w:rPr>
@@ -4344,6 +4620,7 @@
     <w:uiPriority w:val="29"/>
     <w:rsid w:val="00FC693F"/>
     <w:rPr>
+      <w:rFonts w:eastAsia="黑体"/>
       <w:i/>
       <w:iCs/>
       <w:color w:themeColor="text1" w:val="000000"/>
@@ -4357,7 +4634,7 @@
     <w:semiHidden/>
     <w:rsid w:val="00FC693F"/>
     <w:rPr>
-      <w:rFonts w:asciiTheme="majorHAnsi" w:cstheme="majorBidi" w:eastAsiaTheme="majorEastAsia" w:hAnsiTheme="majorHAnsi"/>
+      <w:rFonts w:asciiTheme="majorHAnsi" w:cstheme="majorBidi" w:hAnsiTheme="majorHAnsi" w:eastAsia="黑体"/>
       <w:b/>
       <w:bCs/>
       <w:i/>
@@ -4373,7 +4650,7 @@
     <w:semiHidden/>
     <w:rsid w:val="00FC693F"/>
     <w:rPr>
-      <w:rFonts w:asciiTheme="majorHAnsi" w:cstheme="majorBidi" w:eastAsiaTheme="majorEastAsia" w:hAnsiTheme="majorHAnsi"/>
+      <w:rFonts w:asciiTheme="majorHAnsi" w:cstheme="majorBidi" w:hAnsiTheme="majorHAnsi" w:eastAsia="黑体"/>
       <w:color w:themeColor="accent1" w:themeShade="7F" w:val="243F60"/>
     </w:rPr>
   </w:style>
@@ -4385,7 +4662,7 @@
     <w:semiHidden/>
     <w:rsid w:val="00FC693F"/>
     <w:rPr>
-      <w:rFonts w:asciiTheme="majorHAnsi" w:cstheme="majorBidi" w:eastAsiaTheme="majorEastAsia" w:hAnsiTheme="majorHAnsi"/>
+      <w:rFonts w:asciiTheme="majorHAnsi" w:cstheme="majorBidi" w:hAnsiTheme="majorHAnsi" w:eastAsia="黑体"/>
       <w:i/>
       <w:iCs/>
       <w:color w:themeColor="accent1" w:themeShade="7F" w:val="243F60"/>
@@ -4399,7 +4676,7 @@
     <w:semiHidden/>
     <w:rsid w:val="00FC693F"/>
     <w:rPr>
-      <w:rFonts w:asciiTheme="majorHAnsi" w:cstheme="majorBidi" w:eastAsiaTheme="majorEastAsia" w:hAnsiTheme="majorHAnsi"/>
+      <w:rFonts w:asciiTheme="majorHAnsi" w:cstheme="majorBidi" w:hAnsiTheme="majorHAnsi" w:eastAsia="黑体"/>
       <w:i/>
       <w:iCs/>
       <w:color w:themeColor="text1" w:themeTint="BF" w:val="404040"/>
@@ -4413,7 +4690,7 @@
     <w:semiHidden/>
     <w:rsid w:val="00FC693F"/>
     <w:rPr>
-      <w:rFonts w:asciiTheme="majorHAnsi" w:cstheme="majorBidi" w:eastAsiaTheme="majorEastAsia" w:hAnsiTheme="majorHAnsi"/>
+      <w:rFonts w:asciiTheme="majorHAnsi" w:cstheme="majorBidi" w:hAnsiTheme="majorHAnsi" w:eastAsia="黑体"/>
       <w:color w:themeColor="accent1" w:val="4F81BD"/>
       <w:sz w:val="20"/>
       <w:szCs w:val="20"/>
@@ -4427,7 +4704,7 @@
     <w:semiHidden/>
     <w:rsid w:val="00FC693F"/>
     <w:rPr>
-      <w:rFonts w:asciiTheme="majorHAnsi" w:cstheme="majorBidi" w:eastAsiaTheme="majorEastAsia" w:hAnsiTheme="majorHAnsi"/>
+      <w:rFonts w:asciiTheme="majorHAnsi" w:cstheme="majorBidi" w:hAnsiTheme="majorHAnsi" w:eastAsia="黑体"/>
       <w:i/>
       <w:iCs/>
       <w:color w:themeColor="text1" w:themeTint="BF" w:val="404040"/>
@@ -4448,6 +4725,7 @@
       <w:spacing w:line="240" w:lineRule="auto"/>
     </w:pPr>
     <w:rPr>
+      <w:rFonts w:eastAsia="黑体"/>
       <w:b/>
       <w:bCs/>
       <w:color w:themeColor="accent1" w:val="4F81BD"/>
@@ -4462,6 +4740,7 @@
     <w:qFormat/>
     <w:rsid w:val="00FC693F"/>
     <w:rPr>
+      <w:rFonts w:eastAsia="黑体"/>
       <w:b/>
       <w:bCs/>
     </w:rPr>
@@ -4473,6 +4752,7 @@
     <w:qFormat/>
     <w:rsid w:val="00FC693F"/>
     <w:rPr>
+      <w:rFonts w:eastAsia="黑体"/>
       <w:i/>
       <w:iCs/>
     </w:rPr>
@@ -4493,6 +4773,7 @@
       <w:ind w:left="936" w:right="936"/>
     </w:pPr>
     <w:rPr>
+      <w:rFonts w:eastAsia="黑体"/>
       <w:b/>
       <w:bCs/>
       <w:i/>
@@ -4507,6 +4788,7 @@
     <w:uiPriority w:val="30"/>
     <w:rsid w:val="00FC693F"/>
     <w:rPr>
+      <w:rFonts w:eastAsia="黑体"/>
       <w:b/>
       <w:bCs/>
       <w:i/>
@@ -4521,6 +4803,7 @@
     <w:qFormat/>
     <w:rsid w:val="00FC693F"/>
     <w:rPr>
+      <w:rFonts w:eastAsia="黑体"/>
       <w:i/>
       <w:iCs/>
       <w:color w:themeColor="text1" w:themeTint="7F" w:val="808080"/>
@@ -4533,6 +4816,7 @@
     <w:qFormat/>
     <w:rsid w:val="00FC693F"/>
     <w:rPr>
+      <w:rFonts w:eastAsia="黑体"/>
       <w:b/>
       <w:bCs/>
       <w:i/>
@@ -4547,6 +4831,7 @@
     <w:qFormat/>
     <w:rsid w:val="00FC693F"/>
     <w:rPr>
+      <w:rFonts w:eastAsia="黑体"/>
       <w:smallCaps/>
       <w:color w:themeColor="accent2" w:val="C0504D"/>
       <w:u w:val="single"/>
@@ -4559,6 +4844,7 @@
     <w:qFormat/>
     <w:rsid w:val="00FC693F"/>
     <w:rPr>
+      <w:rFonts w:eastAsia="黑体"/>
       <w:b/>
       <w:bCs/>
       <w:smallCaps/>
@@ -4574,6 +4860,7 @@
     <w:qFormat/>
     <w:rsid w:val="00FC693F"/>
     <w:rPr>
+      <w:rFonts w:eastAsia="黑体"/>
       <w:b/>
       <w:bCs/>
       <w:smallCaps/>
@@ -4628,6 +4915,7 @@
       <w:spacing w:after="0" w:line="240" w:lineRule="auto"/>
     </w:pPr>
     <w:rPr>
+      <w:rFonts w:eastAsia="黑体"/>
       <w:color w:themeColor="text1" w:themeShade="BF" w:val="000000"/>
     </w:rPr>
     <w:tblPr>
@@ -4650,6 +4938,7 @@
         <w:spacing w:after="0" w:before="0" w:line="240" w:lineRule="auto"/>
       </w:pPr>
       <w:rPr>
+        <w:rFonts w:eastAsia="黑体"/>
         <w:b/>
         <w:bCs/>
       </w:rPr>
@@ -4670,6 +4959,7 @@
         <w:spacing w:after="0" w:before="0" w:line="240" w:lineRule="auto"/>
       </w:pPr>
       <w:rPr>
+        <w:rFonts w:eastAsia="黑体"/>
         <w:b/>
         <w:bCs/>
       </w:rPr>
@@ -4687,12 +4977,14 @@
     </w:tblStylePr>
     <w:tblStylePr w:type="firstCol">
       <w:rPr>
+        <w:rFonts w:eastAsia="黑体"/>
         <w:b/>
         <w:bCs/>
       </w:rPr>
     </w:tblStylePr>
     <w:tblStylePr w:type="lastCol">
       <w:rPr>
+        <w:rFonts w:eastAsia="黑体"/>
         <w:b/>
         <w:bCs/>
       </w:rPr>
@@ -4731,6 +5023,7 @@
       <w:spacing w:after="0" w:line="240" w:lineRule="auto"/>
     </w:pPr>
     <w:rPr>
+      <w:rFonts w:eastAsia="黑体"/>
       <w:color w:themeColor="accent1" w:themeShade="BF" w:val="365F91"/>
     </w:rPr>
     <w:tblPr>
@@ -4753,6 +5046,7 @@
         <w:spacing w:after="0" w:before="0" w:line="240" w:lineRule="auto"/>
       </w:pPr>
       <w:rPr>
+        <w:rFonts w:eastAsia="黑体"/>
         <w:b/>
         <w:bCs/>
       </w:rPr>
@@ -4773,6 +5067,7 @@
         <w:spacing w:after="0" w:before="0" w:line="240" w:lineRule="auto"/>
       </w:pPr>
       <w:rPr>
+        <w:rFonts w:eastAsia="黑体"/>
         <w:b/>
         <w:bCs/>
       </w:rPr>
@@ -4790,12 +5085,14 @@
     </w:tblStylePr>
     <w:tblStylePr w:type="firstCol">
       <w:rPr>
+        <w:rFonts w:eastAsia="黑体"/>
         <w:b/>
         <w:bCs/>
       </w:rPr>
     </w:tblStylePr>
     <w:tblStylePr w:type="lastCol">
       <w:rPr>
+        <w:rFonts w:eastAsia="黑体"/>
         <w:b/>
         <w:bCs/>
       </w:rPr>
@@ -4834,6 +5131,7 @@
       <w:spacing w:after="0" w:line="240" w:lineRule="auto"/>
     </w:pPr>
     <w:rPr>
+      <w:rFonts w:eastAsia="黑体"/>
       <w:color w:themeColor="accent2" w:themeShade="BF" w:val="943634"/>
     </w:rPr>
     <w:tblPr>
@@ -4856,6 +5154,7 @@
         <w:spacing w:after="0" w:before="0" w:line="240" w:lineRule="auto"/>
       </w:pPr>
       <w:rPr>
+        <w:rFonts w:eastAsia="黑体"/>
         <w:b/>
         <w:bCs/>
       </w:rPr>
@@ -4876,6 +5175,7 @@
         <w:spacing w:after="0" w:before="0" w:line="240" w:lineRule="auto"/>
       </w:pPr>
       <w:rPr>
+        <w:rFonts w:eastAsia="黑体"/>
         <w:b/>
         <w:bCs/>
       </w:rPr>
@@ -4893,12 +5193,14 @@
     </w:tblStylePr>
     <w:tblStylePr w:type="firstCol">
       <w:rPr>
+        <w:rFonts w:eastAsia="黑体"/>
         <w:b/>
         <w:bCs/>
       </w:rPr>
     </w:tblStylePr>
     <w:tblStylePr w:type="lastCol">
       <w:rPr>
+        <w:rFonts w:eastAsia="黑体"/>
         <w:b/>
         <w:bCs/>
       </w:rPr>
@@ -4937,6 +5239,7 @@
       <w:spacing w:after="0" w:line="240" w:lineRule="auto"/>
     </w:pPr>
     <w:rPr>
+      <w:rFonts w:eastAsia="黑体"/>
       <w:color w:themeColor="accent3" w:themeShade="BF" w:val="76923C"/>
     </w:rPr>
     <w:tblPr>
@@ -4959,6 +5262,7 @@
         <w:spacing w:after="0" w:before="0" w:line="240" w:lineRule="auto"/>
       </w:pPr>
       <w:rPr>
+        <w:rFonts w:eastAsia="黑体"/>
         <w:b/>
         <w:bCs/>
       </w:rPr>
@@ -4979,6 +5283,7 @@
         <w:spacing w:after="0" w:before="0" w:line="240" w:lineRule="auto"/>
       </w:pPr>
       <w:rPr>
+        <w:rFonts w:eastAsia="黑体"/>
         <w:b/>
         <w:bCs/>
       </w:rPr>
@@ -4996,12 +5301,14 @@
     </w:tblStylePr>
     <w:tblStylePr w:type="firstCol">
       <w:rPr>
+        <w:rFonts w:eastAsia="黑体"/>
         <w:b/>
         <w:bCs/>
       </w:rPr>
     </w:tblStylePr>
     <w:tblStylePr w:type="lastCol">
       <w:rPr>
+        <w:rFonts w:eastAsia="黑体"/>
         <w:b/>
         <w:bCs/>
       </w:rPr>
@@ -5040,6 +5347,7 @@
       <w:spacing w:after="0" w:line="240" w:lineRule="auto"/>
     </w:pPr>
     <w:rPr>
+      <w:rFonts w:eastAsia="黑体"/>
       <w:color w:themeColor="accent4" w:themeShade="BF" w:val="5F497A"/>
     </w:rPr>
     <w:tblPr>
@@ -5062,6 +5370,7 @@
         <w:spacing w:after="0" w:before="0" w:line="240" w:lineRule="auto"/>
       </w:pPr>
       <w:rPr>
+        <w:rFonts w:eastAsia="黑体"/>
         <w:b/>
         <w:bCs/>
       </w:rPr>
@@ -5082,6 +5391,7 @@
         <w:spacing w:after="0" w:before="0" w:line="240" w:lineRule="auto"/>
       </w:pPr>
       <w:rPr>
+        <w:rFonts w:eastAsia="黑体"/>
         <w:b/>
         <w:bCs/>
       </w:rPr>
@@ -5099,12 +5409,14 @@
     </w:tblStylePr>
     <w:tblStylePr w:type="firstCol">
       <w:rPr>
+        <w:rFonts w:eastAsia="黑体"/>
         <w:b/>
         <w:bCs/>
       </w:rPr>
     </w:tblStylePr>
     <w:tblStylePr w:type="lastCol">
       <w:rPr>
+        <w:rFonts w:eastAsia="黑体"/>
         <w:b/>
         <w:bCs/>
       </w:rPr>
@@ -5143,6 +5455,7 @@
       <w:spacing w:after="0" w:line="240" w:lineRule="auto"/>
     </w:pPr>
     <w:rPr>
+      <w:rFonts w:eastAsia="黑体"/>
       <w:color w:themeColor="accent5" w:themeShade="BF" w:val="31849B"/>
     </w:rPr>
     <w:tblPr>
@@ -5165,6 +5478,7 @@
         <w:spacing w:after="0" w:before="0" w:line="240" w:lineRule="auto"/>
       </w:pPr>
       <w:rPr>
+        <w:rFonts w:eastAsia="黑体"/>
         <w:b/>
         <w:bCs/>
       </w:rPr>
@@ -5185,6 +5499,7 @@
         <w:spacing w:after="0" w:before="0" w:line="240" w:lineRule="auto"/>
       </w:pPr>
       <w:rPr>
+        <w:rFonts w:eastAsia="黑体"/>
         <w:b/>
         <w:bCs/>
       </w:rPr>
@@ -5202,12 +5517,14 @@
     </w:tblStylePr>
     <w:tblStylePr w:type="firstCol">
       <w:rPr>
+        <w:rFonts w:eastAsia="黑体"/>
         <w:b/>
         <w:bCs/>
       </w:rPr>
     </w:tblStylePr>
     <w:tblStylePr w:type="lastCol">
       <w:rPr>
+        <w:rFonts w:eastAsia="黑体"/>
         <w:b/>
         <w:bCs/>
       </w:rPr>
@@ -5246,6 +5563,7 @@
       <w:spacing w:after="0" w:line="240" w:lineRule="auto"/>
     </w:pPr>
     <w:rPr>
+      <w:rFonts w:eastAsia="黑体"/>
       <w:color w:themeColor="accent6" w:themeShade="BF" w:val="E36C0A"/>
     </w:rPr>
     <w:tblPr>
@@ -5268,6 +5586,7 @@
         <w:spacing w:after="0" w:before="0" w:line="240" w:lineRule="auto"/>
       </w:pPr>
       <w:rPr>
+        <w:rFonts w:eastAsia="黑体"/>
         <w:b/>
         <w:bCs/>
       </w:rPr>
@@ -5288,6 +5607,7 @@
         <w:spacing w:after="0" w:before="0" w:line="240" w:lineRule="auto"/>
       </w:pPr>
       <w:rPr>
+        <w:rFonts w:eastAsia="黑体"/>
         <w:b/>
         <w:bCs/>
       </w:rPr>
@@ -5305,12 +5625,14 @@
     </w:tblStylePr>
     <w:tblStylePr w:type="firstCol">
       <w:rPr>
+        <w:rFonts w:eastAsia="黑体"/>
         <w:b/>
         <w:bCs/>
       </w:rPr>
     </w:tblStylePr>
     <w:tblStylePr w:type="lastCol">
       <w:rPr>
+        <w:rFonts w:eastAsia="黑体"/>
         <w:b/>
         <w:bCs/>
       </w:rPr>
@@ -5370,6 +5692,7 @@
         <w:spacing w:after="0" w:before="0" w:line="240" w:lineRule="auto"/>
       </w:pPr>
       <w:rPr>
+        <w:rFonts w:eastAsia="黑体"/>
         <w:b/>
         <w:bCs/>
         <w:color w:themeColor="background1" w:val="FFFFFF"/>
@@ -5384,6 +5707,7 @@
         <w:spacing w:after="0" w:before="0" w:line="240" w:lineRule="auto"/>
       </w:pPr>
       <w:rPr>
+        <w:rFonts w:eastAsia="黑体"/>
         <w:b/>
         <w:bCs/>
       </w:rPr>
@@ -5399,12 +5723,14 @@
     </w:tblStylePr>
     <w:tblStylePr w:type="firstCol">
       <w:rPr>
+        <w:rFonts w:eastAsia="黑体"/>
         <w:b/>
         <w:bCs/>
       </w:rPr>
     </w:tblStylePr>
     <w:tblStylePr w:type="lastCol">
       <w:rPr>
+        <w:rFonts w:eastAsia="黑体"/>
         <w:b/>
         <w:bCs/>
       </w:rPr>
@@ -5462,6 +5788,7 @@
         <w:spacing w:after="0" w:before="0" w:line="240" w:lineRule="auto"/>
       </w:pPr>
       <w:rPr>
+        <w:rFonts w:eastAsia="黑体"/>
         <w:b/>
         <w:bCs/>
         <w:color w:themeColor="background1" w:val="FFFFFF"/>
@@ -5476,6 +5803,7 @@
         <w:spacing w:after="0" w:before="0" w:line="240" w:lineRule="auto"/>
       </w:pPr>
       <w:rPr>
+        <w:rFonts w:eastAsia="黑体"/>
         <w:b/>
         <w:bCs/>
       </w:rPr>
@@ -5491,12 +5819,14 @@
     </w:tblStylePr>
     <w:tblStylePr w:type="firstCol">
       <w:rPr>
+        <w:rFonts w:eastAsia="黑体"/>
         <w:b/>
         <w:bCs/>
       </w:rPr>
     </w:tblStylePr>
     <w:tblStylePr w:type="lastCol">
       <w:rPr>
+        <w:rFonts w:eastAsia="黑体"/>
         <w:b/>
         <w:bCs/>
       </w:rPr>
@@ -5554,6 +5884,7 @@
         <w:spacing w:after="0" w:before="0" w:line="240" w:lineRule="auto"/>
       </w:pPr>
       <w:rPr>
+        <w:rFonts w:eastAsia="黑体"/>
         <w:b/>
         <w:bCs/>
         <w:color w:themeColor="background1" w:val="FFFFFF"/>
@@ -5568,6 +5899,7 @@
         <w:spacing w:after="0" w:before="0" w:line="240" w:lineRule="auto"/>
       </w:pPr>
       <w:rPr>
+        <w:rFonts w:eastAsia="黑体"/>
         <w:b/>
         <w:bCs/>
       </w:rPr>
@@ -5583,12 +5915,14 @@
     </w:tblStylePr>
     <w:tblStylePr w:type="firstCol">
       <w:rPr>
+        <w:rFonts w:eastAsia="黑体"/>
         <w:b/>
         <w:bCs/>
       </w:rPr>
     </w:tblStylePr>
     <w:tblStylePr w:type="lastCol">
       <w:rPr>
+        <w:rFonts w:eastAsia="黑体"/>
         <w:b/>
         <w:bCs/>
       </w:rPr>
@@ -5646,6 +5980,7 @@
         <w:spacing w:after="0" w:before="0" w:line="240" w:lineRule="auto"/>
       </w:pPr>
       <w:rPr>
+        <w:rFonts w:eastAsia="黑体"/>
         <w:b/>
         <w:bCs/>
         <w:color w:themeColor="background1" w:val="FFFFFF"/>
@@ -5660,6 +5995,7 @@
         <w:spacing w:after="0" w:before="0" w:line="240" w:lineRule="auto"/>
       </w:pPr>
       <w:rPr>
+        <w:rFonts w:eastAsia="黑体"/>
         <w:b/>
         <w:bCs/>
       </w:rPr>
@@ -5675,12 +6011,14 @@
     </w:tblStylePr>
     <w:tblStylePr w:type="firstCol">
       <w:rPr>
+        <w:rFonts w:eastAsia="黑体"/>
         <w:b/>
         <w:bCs/>
       </w:rPr>
     </w:tblStylePr>
     <w:tblStylePr w:type="lastCol">
       <w:rPr>
+        <w:rFonts w:eastAsia="黑体"/>
         <w:b/>
         <w:bCs/>
       </w:rPr>
@@ -5738,6 +6076,7 @@
         <w:spacing w:after="0" w:before="0" w:line="240" w:lineRule="auto"/>
       </w:pPr>
       <w:rPr>
+        <w:rFonts w:eastAsia="黑体"/>
         <w:b/>
         <w:bCs/>
         <w:color w:themeColor="background1" w:val="FFFFFF"/>
@@ -5752,6 +6091,7 @@
         <w:spacing w:after="0" w:before="0" w:line="240" w:lineRule="auto"/>
       </w:pPr>
       <w:rPr>
+        <w:rFonts w:eastAsia="黑体"/>
         <w:b/>
         <w:bCs/>
       </w:rPr>
@@ -5767,12 +6107,14 @@
     </w:tblStylePr>
     <w:tblStylePr w:type="firstCol">
       <w:rPr>
+        <w:rFonts w:eastAsia="黑体"/>
         <w:b/>
         <w:bCs/>
       </w:rPr>
     </w:tblStylePr>
     <w:tblStylePr w:type="lastCol">
       <w:rPr>
+        <w:rFonts w:eastAsia="黑体"/>
         <w:b/>
         <w:bCs/>
       </w:rPr>
@@ -5830,6 +6172,7 @@
         <w:spacing w:after="0" w:before="0" w:line="240" w:lineRule="auto"/>
       </w:pPr>
       <w:rPr>
+        <w:rFonts w:eastAsia="黑体"/>
         <w:b/>
         <w:bCs/>
         <w:color w:themeColor="background1" w:val="FFFFFF"/>
@@ -5844,6 +6187,7 @@
         <w:spacing w:after="0" w:before="0" w:line="240" w:lineRule="auto"/>
       </w:pPr>
       <w:rPr>
+        <w:rFonts w:eastAsia="黑体"/>
         <w:b/>
         <w:bCs/>
       </w:rPr>
@@ -5859,12 +6203,14 @@
     </w:tblStylePr>
     <w:tblStylePr w:type="firstCol">
       <w:rPr>
+        <w:rFonts w:eastAsia="黑体"/>
         <w:b/>
         <w:bCs/>
       </w:rPr>
     </w:tblStylePr>
     <w:tblStylePr w:type="lastCol">
       <w:rPr>
+        <w:rFonts w:eastAsia="黑体"/>
         <w:b/>
         <w:bCs/>
       </w:rPr>
@@ -5922,6 +6268,7 @@
         <w:spacing w:after="0" w:before="0" w:line="240" w:lineRule="auto"/>
       </w:pPr>
       <w:rPr>
+        <w:rFonts w:eastAsia="黑体"/>
         <w:b/>
         <w:bCs/>
         <w:color w:themeColor="background1" w:val="FFFFFF"/>
@@ -5936,6 +6283,7 @@
         <w:spacing w:after="0" w:before="0" w:line="240" w:lineRule="auto"/>
       </w:pPr>
       <w:rPr>
+        <w:rFonts w:eastAsia="黑体"/>
         <w:b/>
         <w:bCs/>
       </w:rPr>
@@ -5951,12 +6299,14 @@
     </w:tblStylePr>
     <w:tblStylePr w:type="firstCol">
       <w:rPr>
+        <w:rFonts w:eastAsia="黑体"/>
         <w:b/>
         <w:bCs/>
       </w:rPr>
     </w:tblStylePr>
     <w:tblStylePr w:type="lastCol">
       <w:rPr>
+        <w:rFonts w:eastAsia="黑体"/>
         <w:b/>
         <w:bCs/>
       </w:rPr>
@@ -6016,7 +6366,7 @@
         <w:spacing w:after="0" w:before="0" w:line="240" w:lineRule="auto"/>
       </w:pPr>
       <w:rPr>
-        <w:rFonts w:asciiTheme="majorHAnsi" w:cstheme="majorBidi" w:eastAsiaTheme="majorEastAsia" w:hAnsiTheme="majorHAnsi"/>
+        <w:rFonts w:asciiTheme="majorHAnsi" w:cstheme="majorBidi" w:hAnsiTheme="majorHAnsi" w:eastAsia="黑体"/>
         <w:b/>
         <w:bCs/>
       </w:rPr>
@@ -6037,7 +6387,7 @@
         <w:spacing w:after="0" w:before="0" w:line="240" w:lineRule="auto"/>
       </w:pPr>
       <w:rPr>
-        <w:rFonts w:asciiTheme="majorHAnsi" w:cstheme="majorBidi" w:eastAsiaTheme="majorEastAsia" w:hAnsiTheme="majorHAnsi"/>
+        <w:rFonts w:asciiTheme="majorHAnsi" w:cstheme="majorBidi" w:hAnsiTheme="majorHAnsi" w:eastAsia="黑体"/>
         <w:b/>
         <w:bCs/>
       </w:rPr>
@@ -6055,14 +6405,14 @@
     </w:tblStylePr>
     <w:tblStylePr w:type="firstCol">
       <w:rPr>
-        <w:rFonts w:asciiTheme="majorHAnsi" w:cstheme="majorBidi" w:eastAsiaTheme="majorEastAsia" w:hAnsiTheme="majorHAnsi"/>
+        <w:rFonts w:asciiTheme="majorHAnsi" w:cstheme="majorBidi" w:hAnsiTheme="majorHAnsi" w:eastAsia="黑体"/>
         <w:b/>
         <w:bCs/>
       </w:rPr>
     </w:tblStylePr>
     <w:tblStylePr w:type="lastCol">
       <w:rPr>
-        <w:rFonts w:asciiTheme="majorHAnsi" w:cstheme="majorBidi" w:eastAsiaTheme="majorEastAsia" w:hAnsiTheme="majorHAnsi"/>
+        <w:rFonts w:asciiTheme="majorHAnsi" w:cstheme="majorBidi" w:hAnsiTheme="majorHAnsi" w:eastAsia="黑体"/>
         <w:b/>
         <w:bCs/>
       </w:rPr>
@@ -6146,7 +6496,7 @@
         <w:spacing w:after="0" w:before="0" w:line="240" w:lineRule="auto"/>
       </w:pPr>
       <w:rPr>
-        <w:rFonts w:asciiTheme="majorHAnsi" w:cstheme="majorBidi" w:eastAsiaTheme="majorEastAsia" w:hAnsiTheme="majorHAnsi"/>
+        <w:rFonts w:asciiTheme="majorHAnsi" w:cstheme="majorBidi" w:hAnsiTheme="majorHAnsi" w:eastAsia="黑体"/>
         <w:b/>
         <w:bCs/>
       </w:rPr>
@@ -6167,7 +6517,7 @@
         <w:spacing w:after="0" w:before="0" w:line="240" w:lineRule="auto"/>
       </w:pPr>
       <w:rPr>
-        <w:rFonts w:asciiTheme="majorHAnsi" w:cstheme="majorBidi" w:eastAsiaTheme="majorEastAsia" w:hAnsiTheme="majorHAnsi"/>
+        <w:rFonts w:asciiTheme="majorHAnsi" w:cstheme="majorBidi" w:hAnsiTheme="majorHAnsi" w:eastAsia="黑体"/>
         <w:b/>
         <w:bCs/>
       </w:rPr>
@@ -6185,14 +6535,14 @@
     </w:tblStylePr>
     <w:tblStylePr w:type="firstCol">
       <w:rPr>
-        <w:rFonts w:asciiTheme="majorHAnsi" w:cstheme="majorBidi" w:eastAsiaTheme="majorEastAsia" w:hAnsiTheme="majorHAnsi"/>
+        <w:rFonts w:asciiTheme="majorHAnsi" w:cstheme="majorBidi" w:hAnsiTheme="majorHAnsi" w:eastAsia="黑体"/>
         <w:b/>
         <w:bCs/>
       </w:rPr>
     </w:tblStylePr>
     <w:tblStylePr w:type="lastCol">
       <w:rPr>
-        <w:rFonts w:asciiTheme="majorHAnsi" w:cstheme="majorBidi" w:eastAsiaTheme="majorEastAsia" w:hAnsiTheme="majorHAnsi"/>
+        <w:rFonts w:asciiTheme="majorHAnsi" w:cstheme="majorBidi" w:hAnsiTheme="majorHAnsi" w:eastAsia="黑体"/>
         <w:b/>
         <w:bCs/>
       </w:rPr>
@@ -6276,7 +6626,7 @@
         <w:spacing w:after="0" w:before="0" w:line="240" w:lineRule="auto"/>
       </w:pPr>
       <w:rPr>
-        <w:rFonts w:asciiTheme="majorHAnsi" w:cstheme="majorBidi" w:eastAsiaTheme="majorEastAsia" w:hAnsiTheme="majorHAnsi"/>
+        <w:rFonts w:asciiTheme="majorHAnsi" w:cstheme="majorBidi" w:hAnsiTheme="majorHAnsi" w:eastAsia="黑体"/>
         <w:b/>
         <w:bCs/>
       </w:rPr>
@@ -6297,7 +6647,7 @@
         <w:spacing w:after="0" w:before="0" w:line="240" w:lineRule="auto"/>
       </w:pPr>
       <w:rPr>
-        <w:rFonts w:asciiTheme="majorHAnsi" w:cstheme="majorBidi" w:eastAsiaTheme="majorEastAsia" w:hAnsiTheme="majorHAnsi"/>
+        <w:rFonts w:asciiTheme="majorHAnsi" w:cstheme="majorBidi" w:hAnsiTheme="majorHAnsi" w:eastAsia="黑体"/>
         <w:b/>
         <w:bCs/>
       </w:rPr>
@@ -6315,14 +6665,14 @@
     </w:tblStylePr>
     <w:tblStylePr w:type="firstCol">
       <w:rPr>
-        <w:rFonts w:asciiTheme="majorHAnsi" w:cstheme="majorBidi" w:eastAsiaTheme="majorEastAsia" w:hAnsiTheme="majorHAnsi"/>
+        <w:rFonts w:asciiTheme="majorHAnsi" w:cstheme="majorBidi" w:hAnsiTheme="majorHAnsi" w:eastAsia="黑体"/>
         <w:b/>
         <w:bCs/>
       </w:rPr>
     </w:tblStylePr>
     <w:tblStylePr w:type="lastCol">
       <w:rPr>
-        <w:rFonts w:asciiTheme="majorHAnsi" w:cstheme="majorBidi" w:eastAsiaTheme="majorEastAsia" w:hAnsiTheme="majorHAnsi"/>
+        <w:rFonts w:asciiTheme="majorHAnsi" w:cstheme="majorBidi" w:hAnsiTheme="majorHAnsi" w:eastAsia="黑体"/>
         <w:b/>
         <w:bCs/>
       </w:rPr>
@@ -6406,7 +6756,7 @@
         <w:spacing w:after="0" w:before="0" w:line="240" w:lineRule="auto"/>
       </w:pPr>
       <w:rPr>
-        <w:rFonts w:asciiTheme="majorHAnsi" w:cstheme="majorBidi" w:eastAsiaTheme="majorEastAsia" w:hAnsiTheme="majorHAnsi"/>
+        <w:rFonts w:asciiTheme="majorHAnsi" w:cstheme="majorBidi" w:hAnsiTheme="majorHAnsi" w:eastAsia="黑体"/>
         <w:b/>
         <w:bCs/>
       </w:rPr>
@@ -6427,7 +6777,7 @@
         <w:spacing w:after="0" w:before="0" w:line="240" w:lineRule="auto"/>
       </w:pPr>
       <w:rPr>
-        <w:rFonts w:asciiTheme="majorHAnsi" w:cstheme="majorBidi" w:eastAsiaTheme="majorEastAsia" w:hAnsiTheme="majorHAnsi"/>
+        <w:rFonts w:asciiTheme="majorHAnsi" w:cstheme="majorBidi" w:hAnsiTheme="majorHAnsi" w:eastAsia="黑体"/>
         <w:b/>
         <w:bCs/>
       </w:rPr>
@@ -6445,14 +6795,14 @@
     </w:tblStylePr>
     <w:tblStylePr w:type="firstCol">
       <w:rPr>
-        <w:rFonts w:asciiTheme="majorHAnsi" w:cstheme="majorBidi" w:eastAsiaTheme="majorEastAsia" w:hAnsiTheme="majorHAnsi"/>
+        <w:rFonts w:asciiTheme="majorHAnsi" w:cstheme="majorBidi" w:hAnsiTheme="majorHAnsi" w:eastAsia="黑体"/>
         <w:b/>
         <w:bCs/>
       </w:rPr>
     </w:tblStylePr>
     <w:tblStylePr w:type="lastCol">
       <w:rPr>
-        <w:rFonts w:asciiTheme="majorHAnsi" w:cstheme="majorBidi" w:eastAsiaTheme="majorEastAsia" w:hAnsiTheme="majorHAnsi"/>
+        <w:rFonts w:asciiTheme="majorHAnsi" w:cstheme="majorBidi" w:hAnsiTheme="majorHAnsi" w:eastAsia="黑体"/>
         <w:b/>
         <w:bCs/>
       </w:rPr>
@@ -6536,7 +6886,7 @@
         <w:spacing w:after="0" w:before="0" w:line="240" w:lineRule="auto"/>
       </w:pPr>
       <w:rPr>
-        <w:rFonts w:asciiTheme="majorHAnsi" w:cstheme="majorBidi" w:eastAsiaTheme="majorEastAsia" w:hAnsiTheme="majorHAnsi"/>
+        <w:rFonts w:asciiTheme="majorHAnsi" w:cstheme="majorBidi" w:hAnsiTheme="majorHAnsi" w:eastAsia="黑体"/>
         <w:b/>
         <w:bCs/>
       </w:rPr>
@@ -6557,7 +6907,7 @@
         <w:spacing w:after="0" w:before="0" w:line="240" w:lineRule="auto"/>
       </w:pPr>
       <w:rPr>
-        <w:rFonts w:asciiTheme="majorHAnsi" w:cstheme="majorBidi" w:eastAsiaTheme="majorEastAsia" w:hAnsiTheme="majorHAnsi"/>
+        <w:rFonts w:asciiTheme="majorHAnsi" w:cstheme="majorBidi" w:hAnsiTheme="majorHAnsi" w:eastAsia="黑体"/>
         <w:b/>
         <w:bCs/>
       </w:rPr>
@@ -6575,14 +6925,14 @@
     </w:tblStylePr>
     <w:tblStylePr w:type="firstCol">
       <w:rPr>
-        <w:rFonts w:asciiTheme="majorHAnsi" w:cstheme="majorBidi" w:eastAsiaTheme="majorEastAsia" w:hAnsiTheme="majorHAnsi"/>
+        <w:rFonts w:asciiTheme="majorHAnsi" w:cstheme="majorBidi" w:hAnsiTheme="majorHAnsi" w:eastAsia="黑体"/>
         <w:b/>
         <w:bCs/>
       </w:rPr>
     </w:tblStylePr>
     <w:tblStylePr w:type="lastCol">
       <w:rPr>
-        <w:rFonts w:asciiTheme="majorHAnsi" w:cstheme="majorBidi" w:eastAsiaTheme="majorEastAsia" w:hAnsiTheme="majorHAnsi"/>
+        <w:rFonts w:asciiTheme="majorHAnsi" w:cstheme="majorBidi" w:hAnsiTheme="majorHAnsi" w:eastAsia="黑体"/>
         <w:b/>
         <w:bCs/>
       </w:rPr>
@@ -6666,7 +7016,7 @@
         <w:spacing w:after="0" w:before="0" w:line="240" w:lineRule="auto"/>
       </w:pPr>
       <w:rPr>
-        <w:rFonts w:asciiTheme="majorHAnsi" w:cstheme="majorBidi" w:eastAsiaTheme="majorEastAsia" w:hAnsiTheme="majorHAnsi"/>
+        <w:rFonts w:asciiTheme="majorHAnsi" w:cstheme="majorBidi" w:hAnsiTheme="majorHAnsi" w:eastAsia="黑体"/>
         <w:b/>
         <w:bCs/>
       </w:rPr>
@@ -6687,7 +7037,7 @@
         <w:spacing w:after="0" w:before="0" w:line="240" w:lineRule="auto"/>
       </w:pPr>
       <w:rPr>
-        <w:rFonts w:asciiTheme="majorHAnsi" w:cstheme="majorBidi" w:eastAsiaTheme="majorEastAsia" w:hAnsiTheme="majorHAnsi"/>
+        <w:rFonts w:asciiTheme="majorHAnsi" w:cstheme="majorBidi" w:hAnsiTheme="majorHAnsi" w:eastAsia="黑体"/>
         <w:b/>
         <w:bCs/>
       </w:rPr>
@@ -6705,14 +7055,14 @@
     </w:tblStylePr>
     <w:tblStylePr w:type="firstCol">
       <w:rPr>
-        <w:rFonts w:asciiTheme="majorHAnsi" w:cstheme="majorBidi" w:eastAsiaTheme="majorEastAsia" w:hAnsiTheme="majorHAnsi"/>
+        <w:rFonts w:asciiTheme="majorHAnsi" w:cstheme="majorBidi" w:hAnsiTheme="majorHAnsi" w:eastAsia="黑体"/>
         <w:b/>
         <w:bCs/>
       </w:rPr>
     </w:tblStylePr>
     <w:tblStylePr w:type="lastCol">
       <w:rPr>
-        <w:rFonts w:asciiTheme="majorHAnsi" w:cstheme="majorBidi" w:eastAsiaTheme="majorEastAsia" w:hAnsiTheme="majorHAnsi"/>
+        <w:rFonts w:asciiTheme="majorHAnsi" w:cstheme="majorBidi" w:hAnsiTheme="majorHAnsi" w:eastAsia="黑体"/>
         <w:b/>
         <w:bCs/>
       </w:rPr>
@@ -6796,7 +7146,7 @@
         <w:spacing w:after="0" w:before="0" w:line="240" w:lineRule="auto"/>
       </w:pPr>
       <w:rPr>
-        <w:rFonts w:asciiTheme="majorHAnsi" w:cstheme="majorBidi" w:eastAsiaTheme="majorEastAsia" w:hAnsiTheme="majorHAnsi"/>
+        <w:rFonts w:asciiTheme="majorHAnsi" w:cstheme="majorBidi" w:hAnsiTheme="majorHAnsi" w:eastAsia="黑体"/>
         <w:b/>
         <w:bCs/>
       </w:rPr>
@@ -6817,7 +7167,7 @@
         <w:spacing w:after="0" w:before="0" w:line="240" w:lineRule="auto"/>
       </w:pPr>
       <w:rPr>
-        <w:rFonts w:asciiTheme="majorHAnsi" w:cstheme="majorBidi" w:eastAsiaTheme="majorEastAsia" w:hAnsiTheme="majorHAnsi"/>
+        <w:rFonts w:asciiTheme="majorHAnsi" w:cstheme="majorBidi" w:hAnsiTheme="majorHAnsi" w:eastAsia="黑体"/>
         <w:b/>
         <w:bCs/>
       </w:rPr>
@@ -6835,14 +7185,14 @@
     </w:tblStylePr>
     <w:tblStylePr w:type="firstCol">
       <w:rPr>
-        <w:rFonts w:asciiTheme="majorHAnsi" w:cstheme="majorBidi" w:eastAsiaTheme="majorEastAsia" w:hAnsiTheme="majorHAnsi"/>
+        <w:rFonts w:asciiTheme="majorHAnsi" w:cstheme="majorBidi" w:hAnsiTheme="majorHAnsi" w:eastAsia="黑体"/>
         <w:b/>
         <w:bCs/>
       </w:rPr>
     </w:tblStylePr>
     <w:tblStylePr w:type="lastCol">
       <w:rPr>
-        <w:rFonts w:asciiTheme="majorHAnsi" w:cstheme="majorBidi" w:eastAsiaTheme="majorEastAsia" w:hAnsiTheme="majorHAnsi"/>
+        <w:rFonts w:asciiTheme="majorHAnsi" w:cstheme="majorBidi" w:hAnsiTheme="majorHAnsi" w:eastAsia="黑体"/>
         <w:b/>
         <w:bCs/>
       </w:rPr>
@@ -6925,6 +7275,7 @@
         <w:spacing w:after="0" w:before="0" w:line="240" w:lineRule="auto"/>
       </w:pPr>
       <w:rPr>
+        <w:rFonts w:eastAsia="黑体"/>
         <w:b/>
         <w:bCs/>
         <w:color w:themeColor="background1" w:val="FFFFFF"/>
@@ -6947,6 +7298,7 @@
         <w:spacing w:after="0" w:before="0" w:line="240" w:lineRule="auto"/>
       </w:pPr>
       <w:rPr>
+        <w:rFonts w:eastAsia="黑体"/>
         <w:b/>
         <w:bCs/>
       </w:rPr>
@@ -6964,12 +7316,14 @@
     </w:tblStylePr>
     <w:tblStylePr w:type="firstCol">
       <w:rPr>
+        <w:rFonts w:eastAsia="黑体"/>
         <w:b/>
         <w:bCs/>
       </w:rPr>
     </w:tblStylePr>
     <w:tblStylePr w:type="lastCol">
       <w:rPr>
+        <w:rFonts w:eastAsia="黑体"/>
         <w:b/>
         <w:bCs/>
       </w:rPr>
@@ -7031,6 +7385,7 @@
         <w:spacing w:after="0" w:before="0" w:line="240" w:lineRule="auto"/>
       </w:pPr>
       <w:rPr>
+        <w:rFonts w:eastAsia="黑体"/>
         <w:b/>
         <w:bCs/>
         <w:color w:themeColor="background1" w:val="FFFFFF"/>
@@ -7053,6 +7408,7 @@
         <w:spacing w:after="0" w:before="0" w:line="240" w:lineRule="auto"/>
       </w:pPr>
       <w:rPr>
+        <w:rFonts w:eastAsia="黑体"/>
         <w:b/>
         <w:bCs/>
       </w:rPr>
@@ -7070,12 +7426,14 @@
     </w:tblStylePr>
     <w:tblStylePr w:type="firstCol">
       <w:rPr>
+        <w:rFonts w:eastAsia="黑体"/>
         <w:b/>
         <w:bCs/>
       </w:rPr>
     </w:tblStylePr>
     <w:tblStylePr w:type="lastCol">
       <w:rPr>
+        <w:rFonts w:eastAsia="黑体"/>
         <w:b/>
         <w:bCs/>
       </w:rPr>
@@ -7137,6 +7495,7 @@
         <w:spacing w:after="0" w:before="0" w:line="240" w:lineRule="auto"/>
       </w:pPr>
       <w:rPr>
+        <w:rFonts w:eastAsia="黑体"/>
         <w:b/>
         <w:bCs/>
         <w:color w:themeColor="background1" w:val="FFFFFF"/>
@@ -7159,6 +7518,7 @@
         <w:spacing w:after="0" w:before="0" w:line="240" w:lineRule="auto"/>
       </w:pPr>
       <w:rPr>
+        <w:rFonts w:eastAsia="黑体"/>
         <w:b/>
         <w:bCs/>
       </w:rPr>
@@ -7176,12 +7536,14 @@
     </w:tblStylePr>
     <w:tblStylePr w:type="firstCol">
       <w:rPr>
+        <w:rFonts w:eastAsia="黑体"/>
         <w:b/>
         <w:bCs/>
       </w:rPr>
     </w:tblStylePr>
     <w:tblStylePr w:type="lastCol">
       <w:rPr>
+        <w:rFonts w:eastAsia="黑体"/>
         <w:b/>
         <w:bCs/>
       </w:rPr>
@@ -7243,6 +7605,7 @@
         <w:spacing w:after="0" w:before="0" w:line="240" w:lineRule="auto"/>
       </w:pPr>
       <w:rPr>
+        <w:rFonts w:eastAsia="黑体"/>
         <w:b/>
         <w:bCs/>
         <w:color w:themeColor="background1" w:val="FFFFFF"/>
@@ -7265,6 +7628,7 @@
         <w:spacing w:after="0" w:before="0" w:line="240" w:lineRule="auto"/>
       </w:pPr>
       <w:rPr>
+        <w:rFonts w:eastAsia="黑体"/>
         <w:b/>
         <w:bCs/>
       </w:rPr>
@@ -7282,12 +7646,14 @@
     </w:tblStylePr>
     <w:tblStylePr w:type="firstCol">
       <w:rPr>
+        <w:rFonts w:eastAsia="黑体"/>
         <w:b/>
         <w:bCs/>
       </w:rPr>
     </w:tblStylePr>
     <w:tblStylePr w:type="lastCol">
       <w:rPr>
+        <w:rFonts w:eastAsia="黑体"/>
         <w:b/>
         <w:bCs/>
       </w:rPr>
@@ -7349,6 +7715,7 @@
         <w:spacing w:after="0" w:before="0" w:line="240" w:lineRule="auto"/>
       </w:pPr>
       <w:rPr>
+        <w:rFonts w:eastAsia="黑体"/>
         <w:b/>
         <w:bCs/>
         <w:color w:themeColor="background1" w:val="FFFFFF"/>
@@ -7371,6 +7738,7 @@
         <w:spacing w:after="0" w:before="0" w:line="240" w:lineRule="auto"/>
       </w:pPr>
       <w:rPr>
+        <w:rFonts w:eastAsia="黑体"/>
         <w:b/>
         <w:bCs/>
       </w:rPr>
@@ -7388,12 +7756,14 @@
     </w:tblStylePr>
     <w:tblStylePr w:type="firstCol">
       <w:rPr>
+        <w:rFonts w:eastAsia="黑体"/>
         <w:b/>
         <w:bCs/>
       </w:rPr>
     </w:tblStylePr>
     <w:tblStylePr w:type="lastCol">
       <w:rPr>
+        <w:rFonts w:eastAsia="黑体"/>
         <w:b/>
         <w:bCs/>
       </w:rPr>
@@ -7455,6 +7825,7 @@
         <w:spacing w:after="0" w:before="0" w:line="240" w:lineRule="auto"/>
       </w:pPr>
       <w:rPr>
+        <w:rFonts w:eastAsia="黑体"/>
         <w:b/>
         <w:bCs/>
         <w:color w:themeColor="background1" w:val="FFFFFF"/>
@@ -7477,6 +7848,7 @@
         <w:spacing w:after="0" w:before="0" w:line="240" w:lineRule="auto"/>
       </w:pPr>
       <w:rPr>
+        <w:rFonts w:eastAsia="黑体"/>
         <w:b/>
         <w:bCs/>
       </w:rPr>
@@ -7494,12 +7866,14 @@
     </w:tblStylePr>
     <w:tblStylePr w:type="firstCol">
       <w:rPr>
+        <w:rFonts w:eastAsia="黑体"/>
         <w:b/>
         <w:bCs/>
       </w:rPr>
     </w:tblStylePr>
     <w:tblStylePr w:type="lastCol">
       <w:rPr>
+        <w:rFonts w:eastAsia="黑体"/>
         <w:b/>
         <w:bCs/>
       </w:rPr>
@@ -7561,6 +7935,7 @@
         <w:spacing w:after="0" w:before="0" w:line="240" w:lineRule="auto"/>
       </w:pPr>
       <w:rPr>
+        <w:rFonts w:eastAsia="黑体"/>
         <w:b/>
         <w:bCs/>
         <w:color w:themeColor="background1" w:val="FFFFFF"/>
@@ -7583,6 +7958,7 @@
         <w:spacing w:after="0" w:before="0" w:line="240" w:lineRule="auto"/>
       </w:pPr>
       <w:rPr>
+        <w:rFonts w:eastAsia="黑体"/>
         <w:b/>
         <w:bCs/>
       </w:rPr>
@@ -7600,12 +7976,14 @@
     </w:tblStylePr>
     <w:tblStylePr w:type="firstCol">
       <w:rPr>
+        <w:rFonts w:eastAsia="黑体"/>
         <w:b/>
         <w:bCs/>
       </w:rPr>
     </w:tblStylePr>
     <w:tblStylePr w:type="lastCol">
       <w:rPr>
+        <w:rFonts w:eastAsia="黑体"/>
         <w:b/>
         <w:bCs/>
       </w:rPr>
@@ -7664,6 +8042,7 @@
         <w:spacing w:after="0" w:before="0" w:line="240" w:lineRule="auto"/>
       </w:pPr>
       <w:rPr>
+        <w:rFonts w:eastAsia="黑体"/>
         <w:b/>
         <w:bCs/>
         <w:color w:themeColor="background1" w:val="FFFFFF"/>
@@ -7686,6 +8065,7 @@
         <w:spacing w:after="0" w:before="0" w:line="240" w:lineRule="auto"/>
       </w:pPr>
       <w:rPr>
+        <w:rFonts w:eastAsia="黑体"/>
         <w:color w:val="auto"/>
       </w:rPr>
       <w:tblPr/>
@@ -7703,6 +8083,7 @@
     </w:tblStylePr>
     <w:tblStylePr w:type="firstCol">
       <w:rPr>
+        <w:rFonts w:eastAsia="黑体"/>
         <w:b/>
         <w:bCs/>
         <w:color w:themeColor="background1" w:val="FFFFFF"/>
@@ -7722,6 +8103,7 @@
     </w:tblStylePr>
     <w:tblStylePr w:type="lastCol">
       <w:rPr>
+        <w:rFonts w:eastAsia="黑体"/>
         <w:b/>
         <w:bCs/>
         <w:color w:themeColor="background1" w:val="FFFFFF"/>
@@ -7770,6 +8152,7 @@
     </w:tblStylePr>
     <w:tblStylePr w:type="nwCell">
       <w:rPr>
+        <w:rFonts w:eastAsia="黑体"/>
         <w:color w:themeColor="background1" w:val="FFFFFF"/>
       </w:rPr>
       <w:tblPr/>
@@ -7813,6 +8196,7 @@
         <w:spacing w:after="0" w:before="0" w:line="240" w:lineRule="auto"/>
       </w:pPr>
       <w:rPr>
+        <w:rFonts w:eastAsia="黑体"/>
         <w:b/>
         <w:bCs/>
         <w:color w:themeColor="background1" w:val="FFFFFF"/>
@@ -7835,6 +8219,7 @@
         <w:spacing w:after="0" w:before="0" w:line="240" w:lineRule="auto"/>
       </w:pPr>
       <w:rPr>
+        <w:rFonts w:eastAsia="黑体"/>
         <w:color w:val="auto"/>
       </w:rPr>
       <w:tblPr/>
@@ -7852,6 +8237,7 @@
     </w:tblStylePr>
     <w:tblStylePr w:type="firstCol">
       <w:rPr>
+        <w:rFonts w:eastAsia="黑体"/>
         <w:b/>
         <w:bCs/>
         <w:color w:themeColor="background1" w:val="FFFFFF"/>
@@ -7871,6 +8257,7 @@
     </w:tblStylePr>
     <w:tblStylePr w:type="lastCol">
       <w:rPr>
+        <w:rFonts w:eastAsia="黑体"/>
         <w:b/>
         <w:bCs/>
         <w:color w:themeColor="background1" w:val="FFFFFF"/>
@@ -7919,6 +8306,7 @@
     </w:tblStylePr>
     <w:tblStylePr w:type="nwCell">
       <w:rPr>
+        <w:rFonts w:eastAsia="黑体"/>
         <w:color w:themeColor="background1" w:val="FFFFFF"/>
       </w:rPr>
       <w:tblPr/>
@@ -7962,6 +8350,7 @@
         <w:spacing w:after="0" w:before="0" w:line="240" w:lineRule="auto"/>
       </w:pPr>
       <w:rPr>
+        <w:rFonts w:eastAsia="黑体"/>
         <w:b/>
         <w:bCs/>
         <w:color w:themeColor="background1" w:val="FFFFFF"/>
@@ -7984,6 +8373,7 @@
         <w:spacing w:after="0" w:before="0" w:line="240" w:lineRule="auto"/>
       </w:pPr>
       <w:rPr>
+        <w:rFonts w:eastAsia="黑体"/>
         <w:color w:val="auto"/>
       </w:rPr>
       <w:tblPr/>
@@ -8001,6 +8391,7 @@
     </w:tblStylePr>
     <w:tblStylePr w:type="firstCol">
       <w:rPr>
+        <w:rFonts w:eastAsia="黑体"/>
         <w:b/>
         <w:bCs/>
         <w:color w:themeColor="background1" w:val="FFFFFF"/>
@@ -8020,6 +8411,7 @@
     </w:tblStylePr>
     <w:tblStylePr w:type="lastCol">
       <w:rPr>
+        <w:rFonts w:eastAsia="黑体"/>
         <w:b/>
         <w:bCs/>
         <w:color w:themeColor="background1" w:val="FFFFFF"/>
@@ -8068,6 +8460,7 @@
     </w:tblStylePr>
     <w:tblStylePr w:type="nwCell">
       <w:rPr>
+        <w:rFonts w:eastAsia="黑体"/>
         <w:color w:themeColor="background1" w:val="FFFFFF"/>
       </w:rPr>
       <w:tblPr/>
@@ -8111,6 +8504,7 @@
         <w:spacing w:after="0" w:before="0" w:line="240" w:lineRule="auto"/>
       </w:pPr>
       <w:rPr>
+        <w:rFonts w:eastAsia="黑体"/>
         <w:b/>
         <w:bCs/>
         <w:color w:themeColor="background1" w:val="FFFFFF"/>
@@ -8133,6 +8527,7 @@
         <w:spacing w:after="0" w:before="0" w:line="240" w:lineRule="auto"/>
       </w:pPr>
       <w:rPr>
+        <w:rFonts w:eastAsia="黑体"/>
         <w:color w:val="auto"/>
       </w:rPr>
       <w:tblPr/>
@@ -8150,6 +8545,7 @@
     </w:tblStylePr>
     <w:tblStylePr w:type="firstCol">
       <w:rPr>
+        <w:rFonts w:eastAsia="黑体"/>
         <w:b/>
         <w:bCs/>
         <w:color w:themeColor="background1" w:val="FFFFFF"/>
@@ -8169,6 +8565,7 @@
     </w:tblStylePr>
     <w:tblStylePr w:type="lastCol">
       <w:rPr>
+        <w:rFonts w:eastAsia="黑体"/>
         <w:b/>
         <w:bCs/>
         <w:color w:themeColor="background1" w:val="FFFFFF"/>
@@ -8217,6 +8614,7 @@
     </w:tblStylePr>
     <w:tblStylePr w:type="nwCell">
       <w:rPr>
+        <w:rFonts w:eastAsia="黑体"/>
         <w:color w:themeColor="background1" w:val="FFFFFF"/>
       </w:rPr>
       <w:tblPr/>
@@ -8260,6 +8658,7 @@
         <w:spacing w:after="0" w:before="0" w:line="240" w:lineRule="auto"/>
       </w:pPr>
       <w:rPr>
+        <w:rFonts w:eastAsia="黑体"/>
         <w:b/>
         <w:bCs/>
         <w:color w:themeColor="background1" w:val="FFFFFF"/>
@@ -8282,6 +8681,7 @@
         <w:spacing w:after="0" w:before="0" w:line="240" w:lineRule="auto"/>
       </w:pPr>
       <w:rPr>
+        <w:rFonts w:eastAsia="黑体"/>
         <w:color w:val="auto"/>
       </w:rPr>
       <w:tblPr/>
@@ -8299,6 +8699,7 @@
     </w:tblStylePr>
     <w:tblStylePr w:type="firstCol">
       <w:rPr>
+        <w:rFonts w:eastAsia="黑体"/>
         <w:b/>
         <w:bCs/>
         <w:color w:themeColor="background1" w:val="FFFFFF"/>
@@ -8318,6 +8719,7 @@
     </w:tblStylePr>
     <w:tblStylePr w:type="lastCol">
       <w:rPr>
+        <w:rFonts w:eastAsia="黑体"/>
         <w:b/>
         <w:bCs/>
         <w:color w:themeColor="background1" w:val="FFFFFF"/>
@@ -8366,6 +8768,7 @@
     </w:tblStylePr>
     <w:tblStylePr w:type="nwCell">
       <w:rPr>
+        <w:rFonts w:eastAsia="黑体"/>
         <w:color w:themeColor="background1" w:val="FFFFFF"/>
       </w:rPr>
       <w:tblPr/>
@@ -8409,6 +8812,7 @@
         <w:spacing w:after="0" w:before="0" w:line="240" w:lineRule="auto"/>
       </w:pPr>
       <w:rPr>
+        <w:rFonts w:eastAsia="黑体"/>
         <w:b/>
         <w:bCs/>
         <w:color w:themeColor="background1" w:val="FFFFFF"/>
@@ -8431,6 +8835,7 @@
         <w:spacing w:after="0" w:before="0" w:line="240" w:lineRule="auto"/>
       </w:pPr>
       <w:rPr>
+        <w:rFonts w:eastAsia="黑体"/>
         <w:color w:val="auto"/>
       </w:rPr>
       <w:tblPr/>
@@ -8448,6 +8853,7 @@
     </w:tblStylePr>
     <w:tblStylePr w:type="firstCol">
       <w:rPr>
+        <w:rFonts w:eastAsia="黑体"/>
         <w:b/>
         <w:bCs/>
         <w:color w:themeColor="background1" w:val="FFFFFF"/>
@@ -8467,6 +8873,7 @@
     </w:tblStylePr>
     <w:tblStylePr w:type="lastCol">
       <w:rPr>
+        <w:rFonts w:eastAsia="黑体"/>
         <w:b/>
         <w:bCs/>
         <w:color w:themeColor="background1" w:val="FFFFFF"/>
@@ -8515,6 +8922,7 @@
     </w:tblStylePr>
     <w:tblStylePr w:type="nwCell">
       <w:rPr>
+        <w:rFonts w:eastAsia="黑体"/>
         <w:color w:themeColor="background1" w:val="FFFFFF"/>
       </w:rPr>
       <w:tblPr/>
@@ -8558,6 +8966,7 @@
         <w:spacing w:after="0" w:before="0" w:line="240" w:lineRule="auto"/>
       </w:pPr>
       <w:rPr>
+        <w:rFonts w:eastAsia="黑体"/>
         <w:b/>
         <w:bCs/>
         <w:color w:themeColor="background1" w:val="FFFFFF"/>
@@ -8580,6 +8989,7 @@
         <w:spacing w:after="0" w:before="0" w:line="240" w:lineRule="auto"/>
       </w:pPr>
       <w:rPr>
+        <w:rFonts w:eastAsia="黑体"/>
         <w:color w:val="auto"/>
       </w:rPr>
       <w:tblPr/>
@@ -8597,6 +9007,7 @@
     </w:tblStylePr>
     <w:tblStylePr w:type="firstCol">
       <w:rPr>
+        <w:rFonts w:eastAsia="黑体"/>
         <w:b/>
         <w:bCs/>
         <w:color w:themeColor="background1" w:val="FFFFFF"/>
@@ -8616,6 +9027,7 @@
     </w:tblStylePr>
     <w:tblStylePr w:type="lastCol">
       <w:rPr>
+        <w:rFonts w:eastAsia="黑体"/>
         <w:b/>
         <w:bCs/>
         <w:color w:themeColor="background1" w:val="FFFFFF"/>
@@ -8664,6 +9076,7 @@
     </w:tblStylePr>
     <w:tblStylePr w:type="nwCell">
       <w:rPr>
+        <w:rFonts w:eastAsia="黑体"/>
         <w:color w:themeColor="background1" w:val="FFFFFF"/>
       </w:rPr>
       <w:tblPr/>
@@ -8688,6 +9101,7 @@
       <w:spacing w:after="0" w:line="240" w:lineRule="auto"/>
     </w:pPr>
     <w:rPr>
+      <w:rFonts w:eastAsia="黑体"/>
       <w:color w:themeColor="text1" w:val="000000"/>
     </w:rPr>
     <w:tblPr>
@@ -8707,7 +9121,7 @@
     </w:tblPr>
     <w:tblStylePr w:type="firstRow">
       <w:rPr>
-        <w:rFonts w:asciiTheme="majorHAnsi" w:cstheme="majorBidi" w:eastAsiaTheme="majorEastAsia" w:hAnsiTheme="majorHAnsi"/>
+        <w:rFonts w:asciiTheme="majorHAnsi" w:cstheme="majorBidi" w:hAnsiTheme="majorHAnsi" w:eastAsia="黑体"/>
       </w:rPr>
       <w:tblPr/>
       <w:tcPr>
@@ -8719,6 +9133,7 @@
     </w:tblStylePr>
     <w:tblStylePr w:type="lastRow">
       <w:rPr>
+        <w:rFonts w:eastAsia="黑体"/>
         <w:b/>
         <w:bCs/>
         <w:color w:themeColor="text2" w:val="1F497D"/>
@@ -8733,12 +9148,14 @@
     </w:tblStylePr>
     <w:tblStylePr w:type="firstCol">
       <w:rPr>
+        <w:rFonts w:eastAsia="黑体"/>
         <w:b/>
         <w:bCs/>
       </w:rPr>
     </w:tblStylePr>
     <w:tblStylePr w:type="lastCol">
       <w:rPr>
+        <w:rFonts w:eastAsia="黑体"/>
         <w:b/>
         <w:bCs/>
       </w:rPr>
@@ -8772,6 +9189,7 @@
       <w:spacing w:after="0" w:line="240" w:lineRule="auto"/>
     </w:pPr>
     <w:rPr>
+      <w:rFonts w:eastAsia="黑体"/>
       <w:color w:themeColor="text1" w:val="000000"/>
     </w:rPr>
     <w:tblPr>
@@ -8791,7 +9209,7 @@
     </w:tblPr>
     <w:tblStylePr w:type="firstRow">
       <w:rPr>
-        <w:rFonts w:asciiTheme="majorHAnsi" w:cstheme="majorBidi" w:eastAsiaTheme="majorEastAsia" w:hAnsiTheme="majorHAnsi"/>
+        <w:rFonts w:asciiTheme="majorHAnsi" w:cstheme="majorBidi" w:hAnsiTheme="majorHAnsi" w:eastAsia="黑体"/>
       </w:rPr>
       <w:tblPr/>
       <w:tcPr>
@@ -8803,6 +9221,7 @@
     </w:tblStylePr>
     <w:tblStylePr w:type="lastRow">
       <w:rPr>
+        <w:rFonts w:eastAsia="黑体"/>
         <w:b/>
         <w:bCs/>
         <w:color w:themeColor="text2" w:val="1F497D"/>
@@ -8817,12 +9236,14 @@
     </w:tblStylePr>
     <w:tblStylePr w:type="firstCol">
       <w:rPr>
+        <w:rFonts w:eastAsia="黑体"/>
         <w:b/>
         <w:bCs/>
       </w:rPr>
     </w:tblStylePr>
     <w:tblStylePr w:type="lastCol">
       <w:rPr>
+        <w:rFonts w:eastAsia="黑体"/>
         <w:b/>
         <w:bCs/>
       </w:rPr>
@@ -8856,6 +9277,7 @@
       <w:spacing w:after="0" w:line="240" w:lineRule="auto"/>
     </w:pPr>
     <w:rPr>
+      <w:rFonts w:eastAsia="黑体"/>
       <w:color w:themeColor="text1" w:val="000000"/>
     </w:rPr>
     <w:tblPr>
@@ -8875,7 +9297,7 @@
     </w:tblPr>
     <w:tblStylePr w:type="firstRow">
       <w:rPr>
-        <w:rFonts w:asciiTheme="majorHAnsi" w:cstheme="majorBidi" w:eastAsiaTheme="majorEastAsia" w:hAnsiTheme="majorHAnsi"/>
+        <w:rFonts w:asciiTheme="majorHAnsi" w:cstheme="majorBidi" w:hAnsiTheme="majorHAnsi" w:eastAsia="黑体"/>
       </w:rPr>
       <w:tblPr/>
       <w:tcPr>
@@ -8887,6 +9309,7 @@
     </w:tblStylePr>
     <w:tblStylePr w:type="lastRow">
       <w:rPr>
+        <w:rFonts w:eastAsia="黑体"/>
         <w:b/>
         <w:bCs/>
         <w:color w:themeColor="text2" w:val="1F497D"/>
@@ -8901,12 +9324,14 @@
     </w:tblStylePr>
     <w:tblStylePr w:type="firstCol">
       <w:rPr>
+        <w:rFonts w:eastAsia="黑体"/>
         <w:b/>
         <w:bCs/>
       </w:rPr>
     </w:tblStylePr>
     <w:tblStylePr w:type="lastCol">
       <w:rPr>
+        <w:rFonts w:eastAsia="黑体"/>
         <w:b/>
         <w:bCs/>
       </w:rPr>
@@ -8940,6 +9365,7 @@
       <w:spacing w:after="0" w:line="240" w:lineRule="auto"/>
     </w:pPr>
     <w:rPr>
+      <w:rFonts w:eastAsia="黑体"/>
       <w:color w:themeColor="text1" w:val="000000"/>
     </w:rPr>
     <w:tblPr>
@@ -8959,7 +9385,7 @@
     </w:tblPr>
     <w:tblStylePr w:type="firstRow">
       <w:rPr>
-        <w:rFonts w:asciiTheme="majorHAnsi" w:cstheme="majorBidi" w:eastAsiaTheme="majorEastAsia" w:hAnsiTheme="majorHAnsi"/>
+        <w:rFonts w:asciiTheme="majorHAnsi" w:cstheme="majorBidi" w:hAnsiTheme="majorHAnsi" w:eastAsia="黑体"/>
       </w:rPr>
       <w:tblPr/>
       <w:tcPr>
@@ -8971,6 +9397,7 @@
     </w:tblStylePr>
     <w:tblStylePr w:type="lastRow">
       <w:rPr>
+        <w:rFonts w:eastAsia="黑体"/>
         <w:b/>
         <w:bCs/>
         <w:color w:themeColor="text2" w:val="1F497D"/>
@@ -8985,12 +9412,14 @@
     </w:tblStylePr>
     <w:tblStylePr w:type="firstCol">
       <w:rPr>
+        <w:rFonts w:eastAsia="黑体"/>
         <w:b/>
         <w:bCs/>
       </w:rPr>
     </w:tblStylePr>
     <w:tblStylePr w:type="lastCol">
       <w:rPr>
+        <w:rFonts w:eastAsia="黑体"/>
         <w:b/>
         <w:bCs/>
       </w:rPr>
@@ -9024,6 +9453,7 @@
       <w:spacing w:after="0" w:line="240" w:lineRule="auto"/>
     </w:pPr>
     <w:rPr>
+      <w:rFonts w:eastAsia="黑体"/>
       <w:color w:themeColor="text1" w:val="000000"/>
     </w:rPr>
     <w:tblPr>
@@ -9043,7 +9473,7 @@
     </w:tblPr>
     <w:tblStylePr w:type="firstRow">
       <w:rPr>
-        <w:rFonts w:asciiTheme="majorHAnsi" w:cstheme="majorBidi" w:eastAsiaTheme="majorEastAsia" w:hAnsiTheme="majorHAnsi"/>
+        <w:rFonts w:asciiTheme="majorHAnsi" w:cstheme="majorBidi" w:hAnsiTheme="majorHAnsi" w:eastAsia="黑体"/>
       </w:rPr>
       <w:tblPr/>
       <w:tcPr>
@@ -9055,6 +9485,7 @@
     </w:tblStylePr>
     <w:tblStylePr w:type="lastRow">
       <w:rPr>
+        <w:rFonts w:eastAsia="黑体"/>
         <w:b/>
         <w:bCs/>
         <w:color w:themeColor="text2" w:val="1F497D"/>
@@ -9069,12 +9500,14 @@
     </w:tblStylePr>
     <w:tblStylePr w:type="firstCol">
       <w:rPr>
+        <w:rFonts w:eastAsia="黑体"/>
         <w:b/>
         <w:bCs/>
       </w:rPr>
     </w:tblStylePr>
     <w:tblStylePr w:type="lastCol">
       <w:rPr>
+        <w:rFonts w:eastAsia="黑体"/>
         <w:b/>
         <w:bCs/>
       </w:rPr>
@@ -9108,6 +9541,7 @@
       <w:spacing w:after="0" w:line="240" w:lineRule="auto"/>
     </w:pPr>
     <w:rPr>
+      <w:rFonts w:eastAsia="黑体"/>
       <w:color w:themeColor="text1" w:val="000000"/>
     </w:rPr>
     <w:tblPr>
@@ -9127,7 +9561,7 @@
     </w:tblPr>
     <w:tblStylePr w:type="firstRow">
       <w:rPr>
-        <w:rFonts w:asciiTheme="majorHAnsi" w:cstheme="majorBidi" w:eastAsiaTheme="majorEastAsia" w:hAnsiTheme="majorHAnsi"/>
+        <w:rFonts w:asciiTheme="majorHAnsi" w:cstheme="majorBidi" w:hAnsiTheme="majorHAnsi" w:eastAsia="黑体"/>
       </w:rPr>
       <w:tblPr/>
       <w:tcPr>
@@ -9139,6 +9573,7 @@
     </w:tblStylePr>
     <w:tblStylePr w:type="lastRow">
       <w:rPr>
+        <w:rFonts w:eastAsia="黑体"/>
         <w:b/>
         <w:bCs/>
         <w:color w:themeColor="text2" w:val="1F497D"/>
@@ -9153,12 +9588,14 @@
     </w:tblStylePr>
     <w:tblStylePr w:type="firstCol">
       <w:rPr>
+        <w:rFonts w:eastAsia="黑体"/>
         <w:b/>
         <w:bCs/>
       </w:rPr>
     </w:tblStylePr>
     <w:tblStylePr w:type="lastCol">
       <w:rPr>
+        <w:rFonts w:eastAsia="黑体"/>
         <w:b/>
         <w:bCs/>
       </w:rPr>
@@ -9192,6 +9629,7 @@
       <w:spacing w:after="0" w:line="240" w:lineRule="auto"/>
     </w:pPr>
     <w:rPr>
+      <w:rFonts w:eastAsia="黑体"/>
       <w:color w:themeColor="text1" w:val="000000"/>
     </w:rPr>
     <w:tblPr>
@@ -9211,7 +9649,7 @@
     </w:tblPr>
     <w:tblStylePr w:type="firstRow">
       <w:rPr>
-        <w:rFonts w:asciiTheme="majorHAnsi" w:cstheme="majorBidi" w:eastAsiaTheme="majorEastAsia" w:hAnsiTheme="majorHAnsi"/>
+        <w:rFonts w:asciiTheme="majorHAnsi" w:cstheme="majorBidi" w:hAnsiTheme="majorHAnsi" w:eastAsia="黑体"/>
       </w:rPr>
       <w:tblPr/>
       <w:tcPr>
@@ -9223,6 +9661,7 @@
     </w:tblStylePr>
     <w:tblStylePr w:type="lastRow">
       <w:rPr>
+        <w:rFonts w:eastAsia="黑体"/>
         <w:b/>
         <w:bCs/>
         <w:color w:themeColor="text2" w:val="1F497D"/>
@@ -9237,12 +9676,14 @@
     </w:tblStylePr>
     <w:tblStylePr w:type="firstCol">
       <w:rPr>
+        <w:rFonts w:eastAsia="黑体"/>
         <w:b/>
         <w:bCs/>
       </w:rPr>
     </w:tblStylePr>
     <w:tblStylePr w:type="lastCol">
       <w:rPr>
+        <w:rFonts w:eastAsia="黑体"/>
         <w:b/>
         <w:bCs/>
       </w:rPr>
@@ -9276,7 +9717,7 @@
       <w:spacing w:after="0" w:line="240" w:lineRule="auto"/>
     </w:pPr>
     <w:rPr>
-      <w:rFonts w:asciiTheme="majorHAnsi" w:cstheme="majorBidi" w:eastAsiaTheme="majorEastAsia" w:hAnsiTheme="majorHAnsi"/>
+      <w:rFonts w:asciiTheme="majorHAnsi" w:cstheme="majorBidi" w:hAnsiTheme="majorHAnsi" w:eastAsia="黑体"/>
       <w:color w:themeColor="text1" w:val="000000"/>
     </w:rPr>
     <w:tblPr>
@@ -9298,6 +9739,7 @@
     </w:tblPr>
     <w:tblStylePr w:type="firstRow">
       <w:rPr>
+        <w:rFonts w:eastAsia="黑体"/>
         <w:sz w:val="24"/>
         <w:szCs w:val="24"/>
       </w:rPr>
@@ -9404,7 +9846,7 @@
       <w:spacing w:after="0" w:line="240" w:lineRule="auto"/>
     </w:pPr>
     <w:rPr>
-      <w:rFonts w:asciiTheme="majorHAnsi" w:cstheme="majorBidi" w:eastAsiaTheme="majorEastAsia" w:hAnsiTheme="majorHAnsi"/>
+      <w:rFonts w:asciiTheme="majorHAnsi" w:cstheme="majorBidi" w:hAnsiTheme="majorHAnsi" w:eastAsia="黑体"/>
       <w:color w:themeColor="text1" w:val="000000"/>
     </w:rPr>
     <w:tblPr>
@@ -9426,6 +9868,7 @@
     </w:tblPr>
     <w:tblStylePr w:type="firstRow">
       <w:rPr>
+        <w:rFonts w:eastAsia="黑体"/>
         <w:sz w:val="24"/>
         <w:szCs w:val="24"/>
       </w:rPr>
@@ -9532,7 +9975,7 @@
       <w:spacing w:after="0" w:line="240" w:lineRule="auto"/>
     </w:pPr>
     <w:rPr>
-      <w:rFonts w:asciiTheme="majorHAnsi" w:cstheme="majorBidi" w:eastAsiaTheme="majorEastAsia" w:hAnsiTheme="majorHAnsi"/>
+      <w:rFonts w:asciiTheme="majorHAnsi" w:cstheme="majorBidi" w:hAnsiTheme="majorHAnsi" w:eastAsia="黑体"/>
       <w:color w:themeColor="text1" w:val="000000"/>
     </w:rPr>
     <w:tblPr>
@@ -9554,6 +9997,7 @@
     </w:tblPr>
     <w:tblStylePr w:type="firstRow">
       <w:rPr>
+        <w:rFonts w:eastAsia="黑体"/>
         <w:sz w:val="24"/>
         <w:szCs w:val="24"/>
       </w:rPr>
@@ -9660,7 +10104,7 @@
       <w:spacing w:after="0" w:line="240" w:lineRule="auto"/>
     </w:pPr>
     <w:rPr>
-      <w:rFonts w:asciiTheme="majorHAnsi" w:cstheme="majorBidi" w:eastAsiaTheme="majorEastAsia" w:hAnsiTheme="majorHAnsi"/>
+      <w:rFonts w:asciiTheme="majorHAnsi" w:cstheme="majorBidi" w:hAnsiTheme="majorHAnsi" w:eastAsia="黑体"/>
       <w:color w:themeColor="text1" w:val="000000"/>
     </w:rPr>
     <w:tblPr>
@@ -9682,6 +10126,7 @@
     </w:tblPr>
     <w:tblStylePr w:type="firstRow">
       <w:rPr>
+        <w:rFonts w:eastAsia="黑体"/>
         <w:sz w:val="24"/>
         <w:szCs w:val="24"/>
       </w:rPr>
@@ -9788,7 +10233,7 @@
       <w:spacing w:after="0" w:line="240" w:lineRule="auto"/>
     </w:pPr>
     <w:rPr>
-      <w:rFonts w:asciiTheme="majorHAnsi" w:cstheme="majorBidi" w:eastAsiaTheme="majorEastAsia" w:hAnsiTheme="majorHAnsi"/>
+      <w:rFonts w:asciiTheme="majorHAnsi" w:cstheme="majorBidi" w:hAnsiTheme="majorHAnsi" w:eastAsia="黑体"/>
       <w:color w:themeColor="text1" w:val="000000"/>
     </w:rPr>
     <w:tblPr>
@@ -9810,6 +10255,7 @@
     </w:tblPr>
     <w:tblStylePr w:type="firstRow">
       <w:rPr>
+        <w:rFonts w:eastAsia="黑体"/>
         <w:sz w:val="24"/>
         <w:szCs w:val="24"/>
       </w:rPr>
@@ -9916,7 +10362,7 @@
       <w:spacing w:after="0" w:line="240" w:lineRule="auto"/>
     </w:pPr>
     <w:rPr>
-      <w:rFonts w:asciiTheme="majorHAnsi" w:cstheme="majorBidi" w:eastAsiaTheme="majorEastAsia" w:hAnsiTheme="majorHAnsi"/>
+      <w:rFonts w:asciiTheme="majorHAnsi" w:cstheme="majorBidi" w:hAnsiTheme="majorHAnsi" w:eastAsia="黑体"/>
       <w:color w:themeColor="text1" w:val="000000"/>
     </w:rPr>
     <w:tblPr>
@@ -9938,6 +10384,7 @@
     </w:tblPr>
     <w:tblStylePr w:type="firstRow">
       <w:rPr>
+        <w:rFonts w:eastAsia="黑体"/>
         <w:sz w:val="24"/>
         <w:szCs w:val="24"/>
       </w:rPr>
@@ -10044,7 +10491,7 @@
       <w:spacing w:after="0" w:line="240" w:lineRule="auto"/>
     </w:pPr>
     <w:rPr>
-      <w:rFonts w:asciiTheme="majorHAnsi" w:cstheme="majorBidi" w:eastAsiaTheme="majorEastAsia" w:hAnsiTheme="majorHAnsi"/>
+      <w:rFonts w:asciiTheme="majorHAnsi" w:cstheme="majorBidi" w:hAnsiTheme="majorHAnsi" w:eastAsia="黑体"/>
       <w:color w:themeColor="text1" w:val="000000"/>
     </w:rPr>
     <w:tblPr>
@@ -10066,6 +10513,7 @@
     </w:tblPr>
     <w:tblStylePr w:type="firstRow">
       <w:rPr>
+        <w:rFonts w:eastAsia="黑体"/>
         <w:sz w:val="24"/>
         <w:szCs w:val="24"/>
       </w:rPr>
@@ -10195,12 +10643,14 @@
     </w:tcPr>
     <w:tblStylePr w:type="firstRow">
       <w:rPr>
+        <w:rFonts w:eastAsia="黑体"/>
         <w:b/>
         <w:bCs/>
       </w:rPr>
     </w:tblStylePr>
     <w:tblStylePr w:type="lastRow">
       <w:rPr>
+        <w:rFonts w:eastAsia="黑体"/>
         <w:b/>
         <w:bCs/>
       </w:rPr>
@@ -10213,12 +10663,14 @@
     </w:tblStylePr>
     <w:tblStylePr w:type="firstCol">
       <w:rPr>
+        <w:rFonts w:eastAsia="黑体"/>
         <w:b/>
         <w:bCs/>
       </w:rPr>
     </w:tblStylePr>
     <w:tblStylePr w:type="lastCol">
       <w:rPr>
+        <w:rFonts w:eastAsia="黑体"/>
         <w:b/>
         <w:bCs/>
       </w:rPr>
@@ -10268,12 +10720,14 @@
     </w:tcPr>
     <w:tblStylePr w:type="firstRow">
       <w:rPr>
+        <w:rFonts w:eastAsia="黑体"/>
         <w:b/>
         <w:bCs/>
       </w:rPr>
     </w:tblStylePr>
     <w:tblStylePr w:type="lastRow">
       <w:rPr>
+        <w:rFonts w:eastAsia="黑体"/>
         <w:b/>
         <w:bCs/>
       </w:rPr>
@@ -10286,12 +10740,14 @@
     </w:tblStylePr>
     <w:tblStylePr w:type="firstCol">
       <w:rPr>
+        <w:rFonts w:eastAsia="黑体"/>
         <w:b/>
         <w:bCs/>
       </w:rPr>
     </w:tblStylePr>
     <w:tblStylePr w:type="lastCol">
       <w:rPr>
+        <w:rFonts w:eastAsia="黑体"/>
         <w:b/>
         <w:bCs/>
       </w:rPr>
@@ -10341,12 +10797,14 @@
     </w:tcPr>
     <w:tblStylePr w:type="firstRow">
       <w:rPr>
+        <w:rFonts w:eastAsia="黑体"/>
         <w:b/>
         <w:bCs/>
       </w:rPr>
     </w:tblStylePr>
     <w:tblStylePr w:type="lastRow">
       <w:rPr>
+        <w:rFonts w:eastAsia="黑体"/>
         <w:b/>
         <w:bCs/>
       </w:rPr>
@@ -10359,12 +10817,14 @@
     </w:tblStylePr>
     <w:tblStylePr w:type="firstCol">
       <w:rPr>
+        <w:rFonts w:eastAsia="黑体"/>
         <w:b/>
         <w:bCs/>
       </w:rPr>
     </w:tblStylePr>
     <w:tblStylePr w:type="lastCol">
       <w:rPr>
+        <w:rFonts w:eastAsia="黑体"/>
         <w:b/>
         <w:bCs/>
       </w:rPr>
@@ -10414,12 +10874,14 @@
     </w:tcPr>
     <w:tblStylePr w:type="firstRow">
       <w:rPr>
+        <w:rFonts w:eastAsia="黑体"/>
         <w:b/>
         <w:bCs/>
       </w:rPr>
     </w:tblStylePr>
     <w:tblStylePr w:type="lastRow">
       <w:rPr>
+        <w:rFonts w:eastAsia="黑体"/>
         <w:b/>
         <w:bCs/>
       </w:rPr>
@@ -10432,12 +10894,14 @@
     </w:tblStylePr>
     <w:tblStylePr w:type="firstCol">
       <w:rPr>
+        <w:rFonts w:eastAsia="黑体"/>
         <w:b/>
         <w:bCs/>
       </w:rPr>
     </w:tblStylePr>
     <w:tblStylePr w:type="lastCol">
       <w:rPr>
+        <w:rFonts w:eastAsia="黑体"/>
         <w:b/>
         <w:bCs/>
       </w:rPr>
@@ -10487,12 +10951,14 @@
     </w:tcPr>
     <w:tblStylePr w:type="firstRow">
       <w:rPr>
+        <w:rFonts w:eastAsia="黑体"/>
         <w:b/>
         <w:bCs/>
       </w:rPr>
     </w:tblStylePr>
     <w:tblStylePr w:type="lastRow">
       <w:rPr>
+        <w:rFonts w:eastAsia="黑体"/>
         <w:b/>
         <w:bCs/>
       </w:rPr>
@@ -10505,12 +10971,14 @@
     </w:tblStylePr>
     <w:tblStylePr w:type="firstCol">
       <w:rPr>
+        <w:rFonts w:eastAsia="黑体"/>
         <w:b/>
         <w:bCs/>
       </w:rPr>
     </w:tblStylePr>
     <w:tblStylePr w:type="lastCol">
       <w:rPr>
+        <w:rFonts w:eastAsia="黑体"/>
         <w:b/>
         <w:bCs/>
       </w:rPr>
@@ -10560,12 +11028,14 @@
     </w:tcPr>
     <w:tblStylePr w:type="firstRow">
       <w:rPr>
+        <w:rFonts w:eastAsia="黑体"/>
         <w:b/>
         <w:bCs/>
       </w:rPr>
     </w:tblStylePr>
     <w:tblStylePr w:type="lastRow">
       <w:rPr>
+        <w:rFonts w:eastAsia="黑体"/>
         <w:b/>
         <w:bCs/>
       </w:rPr>
@@ -10578,12 +11048,14 @@
     </w:tblStylePr>
     <w:tblStylePr w:type="firstCol">
       <w:rPr>
+        <w:rFonts w:eastAsia="黑体"/>
         <w:b/>
         <w:bCs/>
       </w:rPr>
     </w:tblStylePr>
     <w:tblStylePr w:type="lastCol">
       <w:rPr>
+        <w:rFonts w:eastAsia="黑体"/>
         <w:b/>
         <w:bCs/>
       </w:rPr>
@@ -10633,12 +11105,14 @@
     </w:tcPr>
     <w:tblStylePr w:type="firstRow">
       <w:rPr>
+        <w:rFonts w:eastAsia="黑体"/>
         <w:b/>
         <w:bCs/>
       </w:rPr>
     </w:tblStylePr>
     <w:tblStylePr w:type="lastRow">
       <w:rPr>
+        <w:rFonts w:eastAsia="黑体"/>
         <w:b/>
         <w:bCs/>
       </w:rPr>
@@ -10651,12 +11125,14 @@
     </w:tblStylePr>
     <w:tblStylePr w:type="firstCol">
       <w:rPr>
+        <w:rFonts w:eastAsia="黑体"/>
         <w:b/>
         <w:bCs/>
       </w:rPr>
     </w:tblStylePr>
     <w:tblStylePr w:type="lastCol">
       <w:rPr>
+        <w:rFonts w:eastAsia="黑体"/>
         <w:b/>
         <w:bCs/>
       </w:rPr>
@@ -10683,7 +11159,7 @@
       <w:spacing w:after="0" w:line="240" w:lineRule="auto"/>
     </w:pPr>
     <w:rPr>
-      <w:rFonts w:asciiTheme="majorHAnsi" w:cstheme="majorBidi" w:eastAsiaTheme="majorEastAsia" w:hAnsiTheme="majorHAnsi"/>
+      <w:rFonts w:asciiTheme="majorHAnsi" w:cstheme="majorBidi" w:hAnsiTheme="majorHAnsi" w:eastAsia="黑体"/>
       <w:color w:themeColor="text1" w:val="000000"/>
     </w:rPr>
     <w:tblPr>
@@ -10710,6 +11186,7 @@
     </w:tcPr>
     <w:tblStylePr w:type="firstRow">
       <w:rPr>
+        <w:rFonts w:eastAsia="黑体"/>
         <w:b/>
         <w:bCs/>
         <w:color w:themeColor="text1" w:val="000000"/>
@@ -10721,6 +11198,7 @@
     </w:tblStylePr>
     <w:tblStylePr w:type="lastRow">
       <w:rPr>
+        <w:rFonts w:eastAsia="黑体"/>
         <w:b/>
         <w:bCs/>
         <w:color w:themeColor="text1" w:val="000000"/>
@@ -10740,6 +11218,7 @@
     </w:tblStylePr>
     <w:tblStylePr w:type="firstCol">
       <w:rPr>
+        <w:rFonts w:eastAsia="黑体"/>
         <w:b/>
         <w:bCs/>
         <w:color w:themeColor="text1" w:val="000000"/>
@@ -10759,6 +11238,7 @@
     </w:tblStylePr>
     <w:tblStylePr w:type="lastCol">
       <w:rPr>
+        <w:rFonts w:eastAsia="黑体"/>
         <w:b w:val="0"/>
         <w:bCs w:val="0"/>
         <w:color w:themeColor="text1" w:val="000000"/>
@@ -10808,7 +11288,7 @@
       <w:spacing w:after="0" w:line="240" w:lineRule="auto"/>
     </w:pPr>
     <w:rPr>
-      <w:rFonts w:asciiTheme="majorHAnsi" w:cstheme="majorBidi" w:eastAsiaTheme="majorEastAsia" w:hAnsiTheme="majorHAnsi"/>
+      <w:rFonts w:asciiTheme="majorHAnsi" w:cstheme="majorBidi" w:hAnsiTheme="majorHAnsi" w:eastAsia="黑体"/>
       <w:color w:themeColor="text1" w:val="000000"/>
     </w:rPr>
     <w:tblPr>
@@ -10835,6 +11315,7 @@
     </w:tcPr>
     <w:tblStylePr w:type="firstRow">
       <w:rPr>
+        <w:rFonts w:eastAsia="黑体"/>
         <w:b/>
         <w:bCs/>
         <w:color w:themeColor="text1" w:val="000000"/>
@@ -10846,6 +11327,7 @@
     </w:tblStylePr>
     <w:tblStylePr w:type="lastRow">
       <w:rPr>
+        <w:rFonts w:eastAsia="黑体"/>
         <w:b/>
         <w:bCs/>
         <w:color w:themeColor="text1" w:val="000000"/>
@@ -10865,6 +11347,7 @@
     </w:tblStylePr>
     <w:tblStylePr w:type="firstCol">
       <w:rPr>
+        <w:rFonts w:eastAsia="黑体"/>
         <w:b/>
         <w:bCs/>
         <w:color w:themeColor="text1" w:val="000000"/>
@@ -10884,6 +11367,7 @@
     </w:tblStylePr>
     <w:tblStylePr w:type="lastCol">
       <w:rPr>
+        <w:rFonts w:eastAsia="黑体"/>
         <w:b w:val="0"/>
         <w:bCs w:val="0"/>
         <w:color w:themeColor="text1" w:val="000000"/>
@@ -10933,7 +11417,7 @@
       <w:spacing w:after="0" w:line="240" w:lineRule="auto"/>
     </w:pPr>
     <w:rPr>
-      <w:rFonts w:asciiTheme="majorHAnsi" w:cstheme="majorBidi" w:eastAsiaTheme="majorEastAsia" w:hAnsiTheme="majorHAnsi"/>
+      <w:rFonts w:asciiTheme="majorHAnsi" w:cstheme="majorBidi" w:hAnsiTheme="majorHAnsi" w:eastAsia="黑体"/>
       <w:color w:themeColor="text1" w:val="000000"/>
     </w:rPr>
     <w:tblPr>
@@ -10960,6 +11444,7 @@
     </w:tcPr>
     <w:tblStylePr w:type="firstRow">
       <w:rPr>
+        <w:rFonts w:eastAsia="黑体"/>
         <w:b/>
         <w:bCs/>
         <w:color w:themeColor="text1" w:val="000000"/>
@@ -10971,6 +11456,7 @@
     </w:tblStylePr>
     <w:tblStylePr w:type="lastRow">
       <w:rPr>
+        <w:rFonts w:eastAsia="黑体"/>
         <w:b/>
         <w:bCs/>
         <w:color w:themeColor="text1" w:val="000000"/>
@@ -10990,6 +11476,7 @@
     </w:tblStylePr>
     <w:tblStylePr w:type="firstCol">
       <w:rPr>
+        <w:rFonts w:eastAsia="黑体"/>
         <w:b/>
         <w:bCs/>
         <w:color w:themeColor="text1" w:val="000000"/>
@@ -11009,6 +11496,7 @@
     </w:tblStylePr>
     <w:tblStylePr w:type="lastCol">
       <w:rPr>
+        <w:rFonts w:eastAsia="黑体"/>
         <w:b w:val="0"/>
         <w:bCs w:val="0"/>
         <w:color w:themeColor="text1" w:val="000000"/>
@@ -11058,7 +11546,7 @@
       <w:spacing w:after="0" w:line="240" w:lineRule="auto"/>
     </w:pPr>
     <w:rPr>
-      <w:rFonts w:asciiTheme="majorHAnsi" w:cstheme="majorBidi" w:eastAsiaTheme="majorEastAsia" w:hAnsiTheme="majorHAnsi"/>
+      <w:rFonts w:asciiTheme="majorHAnsi" w:cstheme="majorBidi" w:hAnsiTheme="majorHAnsi" w:eastAsia="黑体"/>
       <w:color w:themeColor="text1" w:val="000000"/>
     </w:rPr>
     <w:tblPr>
@@ -11085,6 +11573,7 @@
     </w:tcPr>
     <w:tblStylePr w:type="firstRow">
       <w:rPr>
+        <w:rFonts w:eastAsia="黑体"/>
         <w:b/>
         <w:bCs/>
         <w:color w:themeColor="text1" w:val="000000"/>
@@ -11096,6 +11585,7 @@
     </w:tblStylePr>
     <w:tblStylePr w:type="lastRow">
       <w:rPr>
+        <w:rFonts w:eastAsia="黑体"/>
         <w:b/>
         <w:bCs/>
         <w:color w:themeColor="text1" w:val="000000"/>
@@ -11115,6 +11605,7 @@
     </w:tblStylePr>
     <w:tblStylePr w:type="firstCol">
       <w:rPr>
+        <w:rFonts w:eastAsia="黑体"/>
         <w:b/>
         <w:bCs/>
         <w:color w:themeColor="text1" w:val="000000"/>
@@ -11134,6 +11625,7 @@
     </w:tblStylePr>
     <w:tblStylePr w:type="lastCol">
       <w:rPr>
+        <w:rFonts w:eastAsia="黑体"/>
         <w:b w:val="0"/>
         <w:bCs w:val="0"/>
         <w:color w:themeColor="text1" w:val="000000"/>
@@ -11183,7 +11675,7 @@
       <w:spacing w:after="0" w:line="240" w:lineRule="auto"/>
     </w:pPr>
     <w:rPr>
-      <w:rFonts w:asciiTheme="majorHAnsi" w:cstheme="majorBidi" w:eastAsiaTheme="majorEastAsia" w:hAnsiTheme="majorHAnsi"/>
+      <w:rFonts w:asciiTheme="majorHAnsi" w:cstheme="majorBidi" w:hAnsiTheme="majorHAnsi" w:eastAsia="黑体"/>
       <w:color w:themeColor="text1" w:val="000000"/>
     </w:rPr>
     <w:tblPr>
@@ -11210,6 +11702,7 @@
     </w:tcPr>
     <w:tblStylePr w:type="firstRow">
       <w:rPr>
+        <w:rFonts w:eastAsia="黑体"/>
         <w:b/>
         <w:bCs/>
         <w:color w:themeColor="text1" w:val="000000"/>
@@ -11221,6 +11714,7 @@
     </w:tblStylePr>
     <w:tblStylePr w:type="lastRow">
       <w:rPr>
+        <w:rFonts w:eastAsia="黑体"/>
         <w:b/>
         <w:bCs/>
         <w:color w:themeColor="text1" w:val="000000"/>
@@ -11240,6 +11734,7 @@
     </w:tblStylePr>
     <w:tblStylePr w:type="firstCol">
       <w:rPr>
+        <w:rFonts w:eastAsia="黑体"/>
         <w:b/>
         <w:bCs/>
         <w:color w:themeColor="text1" w:val="000000"/>
@@ -11259,6 +11754,7 @@
     </w:tblStylePr>
     <w:tblStylePr w:type="lastCol">
       <w:rPr>
+        <w:rFonts w:eastAsia="黑体"/>
         <w:b w:val="0"/>
         <w:bCs w:val="0"/>
         <w:color w:themeColor="text1" w:val="000000"/>
@@ -11308,7 +11804,7 @@
       <w:spacing w:after="0" w:line="240" w:lineRule="auto"/>
     </w:pPr>
     <w:rPr>
-      <w:rFonts w:asciiTheme="majorHAnsi" w:cstheme="majorBidi" w:eastAsiaTheme="majorEastAsia" w:hAnsiTheme="majorHAnsi"/>
+      <w:rFonts w:asciiTheme="majorHAnsi" w:cstheme="majorBidi" w:hAnsiTheme="majorHAnsi" w:eastAsia="黑体"/>
       <w:color w:themeColor="text1" w:val="000000"/>
     </w:rPr>
     <w:tblPr>
@@ -11335,6 +11831,7 @@
     </w:tcPr>
     <w:tblStylePr w:type="firstRow">
       <w:rPr>
+        <w:rFonts w:eastAsia="黑体"/>
         <w:b/>
         <w:bCs/>
         <w:color w:themeColor="text1" w:val="000000"/>
@@ -11346,6 +11843,7 @@
     </w:tblStylePr>
     <w:tblStylePr w:type="lastRow">
       <w:rPr>
+        <w:rFonts w:eastAsia="黑体"/>
         <w:b/>
         <w:bCs/>
         <w:color w:themeColor="text1" w:val="000000"/>
@@ -11365,6 +11863,7 @@
     </w:tblStylePr>
     <w:tblStylePr w:type="firstCol">
       <w:rPr>
+        <w:rFonts w:eastAsia="黑体"/>
         <w:b/>
         <w:bCs/>
         <w:color w:themeColor="text1" w:val="000000"/>
@@ -11384,6 +11883,7 @@
     </w:tblStylePr>
     <w:tblStylePr w:type="lastCol">
       <w:rPr>
+        <w:rFonts w:eastAsia="黑体"/>
         <w:b w:val="0"/>
         <w:bCs w:val="0"/>
         <w:color w:themeColor="text1" w:val="000000"/>
@@ -11433,7 +11933,7 @@
       <w:spacing w:after="0" w:line="240" w:lineRule="auto"/>
     </w:pPr>
     <w:rPr>
-      <w:rFonts w:asciiTheme="majorHAnsi" w:cstheme="majorBidi" w:eastAsiaTheme="majorEastAsia" w:hAnsiTheme="majorHAnsi"/>
+      <w:rFonts w:asciiTheme="majorHAnsi" w:cstheme="majorBidi" w:hAnsiTheme="majorHAnsi" w:eastAsia="黑体"/>
       <w:color w:themeColor="text1" w:val="000000"/>
     </w:rPr>
     <w:tblPr>
@@ -11460,6 +11960,7 @@
     </w:tcPr>
     <w:tblStylePr w:type="firstRow">
       <w:rPr>
+        <w:rFonts w:eastAsia="黑体"/>
         <w:b/>
         <w:bCs/>
         <w:color w:themeColor="text1" w:val="000000"/>
@@ -11471,6 +11972,7 @@
     </w:tblStylePr>
     <w:tblStylePr w:type="lastRow">
       <w:rPr>
+        <w:rFonts w:eastAsia="黑体"/>
         <w:b/>
         <w:bCs/>
         <w:color w:themeColor="text1" w:val="000000"/>
@@ -11490,6 +11992,7 @@
     </w:tblStylePr>
     <w:tblStylePr w:type="firstCol">
       <w:rPr>
+        <w:rFonts w:eastAsia="黑体"/>
         <w:b/>
         <w:bCs/>
         <w:color w:themeColor="text1" w:val="000000"/>
@@ -11509,6 +12012,7 @@
     </w:tblStylePr>
     <w:tblStylePr w:type="lastCol">
       <w:rPr>
+        <w:rFonts w:eastAsia="黑体"/>
         <w:b w:val="0"/>
         <w:bCs w:val="0"/>
         <w:color w:themeColor="text1" w:val="000000"/>
@@ -11581,6 +12085,7 @@
     </w:tcPr>
     <w:tblStylePr w:type="firstRow">
       <w:rPr>
+        <w:rFonts w:eastAsia="黑体"/>
         <w:b/>
         <w:bCs/>
         <w:i w:val="0"/>
@@ -11602,6 +12107,7 @@
     </w:tblStylePr>
     <w:tblStylePr w:type="lastRow">
       <w:rPr>
+        <w:rFonts w:eastAsia="黑体"/>
         <w:b/>
         <w:bCs/>
         <w:i w:val="0"/>
@@ -11623,6 +12129,7 @@
     </w:tblStylePr>
     <w:tblStylePr w:type="firstCol">
       <w:rPr>
+        <w:rFonts w:eastAsia="黑体"/>
         <w:b/>
         <w:bCs/>
         <w:i w:val="0"/>
@@ -11642,6 +12149,7 @@
     </w:tblStylePr>
     <w:tblStylePr w:type="lastCol">
       <w:rPr>
+        <w:rFonts w:eastAsia="黑体"/>
         <w:b/>
         <w:bCs/>
         <w:i w:val="0"/>
@@ -11722,6 +12230,7 @@
     </w:tcPr>
     <w:tblStylePr w:type="firstRow">
       <w:rPr>
+        <w:rFonts w:eastAsia="黑体"/>
         <w:b/>
         <w:bCs/>
         <w:i w:val="0"/>
@@ -11743,6 +12252,7 @@
     </w:tblStylePr>
     <w:tblStylePr w:type="lastRow">
       <w:rPr>
+        <w:rFonts w:eastAsia="黑体"/>
         <w:b/>
         <w:bCs/>
         <w:i w:val="0"/>
@@ -11764,6 +12274,7 @@
     </w:tblStylePr>
     <w:tblStylePr w:type="firstCol">
       <w:rPr>
+        <w:rFonts w:eastAsia="黑体"/>
         <w:b/>
         <w:bCs/>
         <w:i w:val="0"/>
@@ -11783,6 +12294,7 @@
     </w:tblStylePr>
     <w:tblStylePr w:type="lastCol">
       <w:rPr>
+        <w:rFonts w:eastAsia="黑体"/>
         <w:b/>
         <w:bCs/>
         <w:i w:val="0"/>
@@ -11863,6 +12375,7 @@
     </w:tcPr>
     <w:tblStylePr w:type="firstRow">
       <w:rPr>
+        <w:rFonts w:eastAsia="黑体"/>
         <w:b/>
         <w:bCs/>
         <w:i w:val="0"/>
@@ -11884,6 +12397,7 @@
     </w:tblStylePr>
     <w:tblStylePr w:type="lastRow">
       <w:rPr>
+        <w:rFonts w:eastAsia="黑体"/>
         <w:b/>
         <w:bCs/>
         <w:i w:val="0"/>
@@ -11905,6 +12419,7 @@
     </w:tblStylePr>
     <w:tblStylePr w:type="firstCol">
       <w:rPr>
+        <w:rFonts w:eastAsia="黑体"/>
         <w:b/>
         <w:bCs/>
         <w:i w:val="0"/>
@@ -11924,6 +12439,7 @@
     </w:tblStylePr>
     <w:tblStylePr w:type="lastCol">
       <w:rPr>
+        <w:rFonts w:eastAsia="黑体"/>
         <w:b/>
         <w:bCs/>
         <w:i w:val="0"/>
@@ -12004,6 +12520,7 @@
     </w:tcPr>
     <w:tblStylePr w:type="firstRow">
       <w:rPr>
+        <w:rFonts w:eastAsia="黑体"/>
         <w:b/>
         <w:bCs/>
         <w:i w:val="0"/>
@@ -12025,6 +12542,7 @@
     </w:tblStylePr>
     <w:tblStylePr w:type="lastRow">
       <w:rPr>
+        <w:rFonts w:eastAsia="黑体"/>
         <w:b/>
         <w:bCs/>
         <w:i w:val="0"/>
@@ -12046,6 +12564,7 @@
     </w:tblStylePr>
     <w:tblStylePr w:type="firstCol">
       <w:rPr>
+        <w:rFonts w:eastAsia="黑体"/>
         <w:b/>
         <w:bCs/>
         <w:i w:val="0"/>
@@ -12065,6 +12584,7 @@
     </w:tblStylePr>
     <w:tblStylePr w:type="lastCol">
       <w:rPr>
+        <w:rFonts w:eastAsia="黑体"/>
         <w:b/>
         <w:bCs/>
         <w:i w:val="0"/>
@@ -12145,6 +12665,7 @@
     </w:tcPr>
     <w:tblStylePr w:type="firstRow">
       <w:rPr>
+        <w:rFonts w:eastAsia="黑体"/>
         <w:b/>
         <w:bCs/>
         <w:i w:val="0"/>
@@ -12166,6 +12687,7 @@
     </w:tblStylePr>
     <w:tblStylePr w:type="lastRow">
       <w:rPr>
+        <w:rFonts w:eastAsia="黑体"/>
         <w:b/>
         <w:bCs/>
         <w:i w:val="0"/>
@@ -12187,6 +12709,7 @@
     </w:tblStylePr>
     <w:tblStylePr w:type="firstCol">
       <w:rPr>
+        <w:rFonts w:eastAsia="黑体"/>
         <w:b/>
         <w:bCs/>
         <w:i w:val="0"/>
@@ -12206,6 +12729,7 @@
     </w:tblStylePr>
     <w:tblStylePr w:type="lastCol">
       <w:rPr>
+        <w:rFonts w:eastAsia="黑体"/>
         <w:b/>
         <w:bCs/>
         <w:i w:val="0"/>
@@ -12286,6 +12810,7 @@
     </w:tcPr>
     <w:tblStylePr w:type="firstRow">
       <w:rPr>
+        <w:rFonts w:eastAsia="黑体"/>
         <w:b/>
         <w:bCs/>
         <w:i w:val="0"/>
@@ -12307,6 +12832,7 @@
     </w:tblStylePr>
     <w:tblStylePr w:type="lastRow">
       <w:rPr>
+        <w:rFonts w:eastAsia="黑体"/>
         <w:b/>
         <w:bCs/>
         <w:i w:val="0"/>
@@ -12328,6 +12854,7 @@
     </w:tblStylePr>
     <w:tblStylePr w:type="firstCol">
       <w:rPr>
+        <w:rFonts w:eastAsia="黑体"/>
         <w:b/>
         <w:bCs/>
         <w:i w:val="0"/>
@@ -12347,6 +12874,7 @@
     </w:tblStylePr>
     <w:tblStylePr w:type="lastCol">
       <w:rPr>
+        <w:rFonts w:eastAsia="黑体"/>
         <w:b/>
         <w:bCs/>
         <w:i w:val="0"/>
@@ -12427,6 +12955,7 @@
     </w:tcPr>
     <w:tblStylePr w:type="firstRow">
       <w:rPr>
+        <w:rFonts w:eastAsia="黑体"/>
         <w:b/>
         <w:bCs/>
         <w:i w:val="0"/>
@@ -12448,6 +12977,7 @@
     </w:tblStylePr>
     <w:tblStylePr w:type="lastRow">
       <w:rPr>
+        <w:rFonts w:eastAsia="黑体"/>
         <w:b/>
         <w:bCs/>
         <w:i w:val="0"/>
@@ -12469,6 +12999,7 @@
     </w:tblStylePr>
     <w:tblStylePr w:type="firstCol">
       <w:rPr>
+        <w:rFonts w:eastAsia="黑体"/>
         <w:b/>
         <w:bCs/>
         <w:i w:val="0"/>
@@ -12488,6 +13019,7 @@
     </w:tblStylePr>
     <w:tblStylePr w:type="lastCol">
       <w:rPr>
+        <w:rFonts w:eastAsia="黑体"/>
         <w:b/>
         <w:bCs/>
         <w:i w:val="0"/>
@@ -12545,6 +13077,7 @@
       <w:spacing w:after="0" w:line="240" w:lineRule="auto"/>
     </w:pPr>
     <w:rPr>
+      <w:rFonts w:eastAsia="黑体"/>
       <w:color w:themeColor="background1" w:val="FFFFFF"/>
     </w:rPr>
     <w:tblPr>
@@ -12563,6 +13096,7 @@
     </w:tcPr>
     <w:tblStylePr w:type="firstRow">
       <w:rPr>
+        <w:rFonts w:eastAsia="黑体"/>
         <w:b/>
         <w:bCs/>
       </w:rPr>
@@ -12659,6 +13193,7 @@
       <w:spacing w:after="0" w:line="240" w:lineRule="auto"/>
     </w:pPr>
     <w:rPr>
+      <w:rFonts w:eastAsia="黑体"/>
       <w:color w:themeColor="background1" w:val="FFFFFF"/>
     </w:rPr>
     <w:tblPr>
@@ -12677,6 +13212,7 @@
     </w:tcPr>
     <w:tblStylePr w:type="firstRow">
       <w:rPr>
+        <w:rFonts w:eastAsia="黑体"/>
         <w:b/>
         <w:bCs/>
       </w:rPr>
@@ -12773,6 +13309,7 @@
       <w:spacing w:after="0" w:line="240" w:lineRule="auto"/>
     </w:pPr>
     <w:rPr>
+      <w:rFonts w:eastAsia="黑体"/>
       <w:color w:themeColor="background1" w:val="FFFFFF"/>
     </w:rPr>
     <w:tblPr>
@@ -12791,6 +13328,7 @@
     </w:tcPr>
     <w:tblStylePr w:type="firstRow">
       <w:rPr>
+        <w:rFonts w:eastAsia="黑体"/>
         <w:b/>
         <w:bCs/>
       </w:rPr>
@@ -12887,6 +13425,7 @@
       <w:spacing w:after="0" w:line="240" w:lineRule="auto"/>
     </w:pPr>
     <w:rPr>
+      <w:rFonts w:eastAsia="黑体"/>
       <w:color w:themeColor="background1" w:val="FFFFFF"/>
     </w:rPr>
     <w:tblPr>
@@ -12905,6 +13444,7 @@
     </w:tcPr>
     <w:tblStylePr w:type="firstRow">
       <w:rPr>
+        <w:rFonts w:eastAsia="黑体"/>
         <w:b/>
         <w:bCs/>
       </w:rPr>
@@ -13001,6 +13541,7 @@
       <w:spacing w:after="0" w:line="240" w:lineRule="auto"/>
     </w:pPr>
     <w:rPr>
+      <w:rFonts w:eastAsia="黑体"/>
       <w:color w:themeColor="background1" w:val="FFFFFF"/>
     </w:rPr>
     <w:tblPr>
@@ -13019,6 +13560,7 @@
     </w:tcPr>
     <w:tblStylePr w:type="firstRow">
       <w:rPr>
+        <w:rFonts w:eastAsia="黑体"/>
         <w:b/>
         <w:bCs/>
       </w:rPr>
@@ -13115,6 +13657,7 @@
       <w:spacing w:after="0" w:line="240" w:lineRule="auto"/>
     </w:pPr>
     <w:rPr>
+      <w:rFonts w:eastAsia="黑体"/>
       <w:color w:themeColor="background1" w:val="FFFFFF"/>
     </w:rPr>
     <w:tblPr>
@@ -13133,6 +13676,7 @@
     </w:tcPr>
     <w:tblStylePr w:type="firstRow">
       <w:rPr>
+        <w:rFonts w:eastAsia="黑体"/>
         <w:b/>
         <w:bCs/>
       </w:rPr>
@@ -13229,6 +13773,7 @@
       <w:spacing w:after="0" w:line="240" w:lineRule="auto"/>
     </w:pPr>
     <w:rPr>
+      <w:rFonts w:eastAsia="黑体"/>
       <w:color w:themeColor="background1" w:val="FFFFFF"/>
     </w:rPr>
     <w:tblPr>
@@ -13247,6 +13792,7 @@
     </w:tcPr>
     <w:tblStylePr w:type="firstRow">
       <w:rPr>
+        <w:rFonts w:eastAsia="黑体"/>
         <w:b/>
         <w:bCs/>
       </w:rPr>
@@ -13343,6 +13889,7 @@
       <w:spacing w:after="0" w:line="240" w:lineRule="auto"/>
     </w:pPr>
     <w:rPr>
+      <w:rFonts w:eastAsia="黑体"/>
       <w:color w:themeColor="text1" w:val="000000"/>
     </w:rPr>
     <w:tblPr>
@@ -13369,6 +13916,7 @@
     </w:tcPr>
     <w:tblStylePr w:type="firstRow">
       <w:rPr>
+        <w:rFonts w:eastAsia="黑体"/>
         <w:b/>
         <w:bCs/>
       </w:rPr>
@@ -13387,6 +13935,7 @@
     </w:tblStylePr>
     <w:tblStylePr w:type="lastRow">
       <w:rPr>
+        <w:rFonts w:eastAsia="黑体"/>
         <w:b/>
         <w:bCs/>
         <w:color w:themeColor="background1" w:val="FFFFFF"/>
@@ -13401,6 +13950,7 @@
     </w:tblStylePr>
     <w:tblStylePr w:type="firstCol">
       <w:rPr>
+        <w:rFonts w:eastAsia="黑体"/>
         <w:color w:themeColor="background1" w:val="FFFFFF"/>
       </w:rPr>
       <w:tblPr/>
@@ -13418,6 +13968,7 @@
     </w:tblStylePr>
     <w:tblStylePr w:type="lastCol">
       <w:rPr>
+        <w:rFonts w:eastAsia="黑体"/>
         <w:color w:themeColor="background1" w:val="FFFFFF"/>
       </w:rPr>
       <w:tblPr/>
@@ -13447,11 +13998,13 @@
     </w:tblStylePr>
     <w:tblStylePr w:type="neCell">
       <w:rPr>
+        <w:rFonts w:eastAsia="黑体"/>
         <w:color w:themeColor="text1" w:val="000000"/>
       </w:rPr>
     </w:tblStylePr>
     <w:tblStylePr w:type="nwCell">
       <w:rPr>
+        <w:rFonts w:eastAsia="黑体"/>
         <w:color w:themeColor="text1" w:val="000000"/>
       </w:rPr>
     </w:tblStylePr>
@@ -13465,6 +14018,7 @@
       <w:spacing w:after="0" w:line="240" w:lineRule="auto"/>
     </w:pPr>
     <w:rPr>
+      <w:rFonts w:eastAsia="黑体"/>
       <w:color w:themeColor="text1" w:val="000000"/>
     </w:rPr>
     <w:tblPr>
@@ -13491,6 +14045,7 @@
     </w:tcPr>
     <w:tblStylePr w:type="firstRow">
       <w:rPr>
+        <w:rFonts w:eastAsia="黑体"/>
         <w:b/>
         <w:bCs/>
       </w:rPr>
@@ -13509,6 +14064,7 @@
     </w:tblStylePr>
     <w:tblStylePr w:type="lastRow">
       <w:rPr>
+        <w:rFonts w:eastAsia="黑体"/>
         <w:b/>
         <w:bCs/>
         <w:color w:themeColor="background1" w:val="FFFFFF"/>
@@ -13523,6 +14079,7 @@
     </w:tblStylePr>
     <w:tblStylePr w:type="firstCol">
       <w:rPr>
+        <w:rFonts w:eastAsia="黑体"/>
         <w:color w:themeColor="background1" w:val="FFFFFF"/>
       </w:rPr>
       <w:tblPr/>
@@ -13540,6 +14097,7 @@
     </w:tblStylePr>
     <w:tblStylePr w:type="lastCol">
       <w:rPr>
+        <w:rFonts w:eastAsia="黑体"/>
         <w:color w:themeColor="background1" w:val="FFFFFF"/>
       </w:rPr>
       <w:tblPr/>
@@ -13569,11 +14127,13 @@
     </w:tblStylePr>
     <w:tblStylePr w:type="neCell">
       <w:rPr>
+        <w:rFonts w:eastAsia="黑体"/>
         <w:color w:themeColor="text1" w:val="000000"/>
       </w:rPr>
     </w:tblStylePr>
     <w:tblStylePr w:type="nwCell">
       <w:rPr>
+        <w:rFonts w:eastAsia="黑体"/>
         <w:color w:themeColor="text1" w:val="000000"/>
       </w:rPr>
     </w:tblStylePr>
@@ -13587,6 +14147,7 @@
       <w:spacing w:after="0" w:line="240" w:lineRule="auto"/>
     </w:pPr>
     <w:rPr>
+      <w:rFonts w:eastAsia="黑体"/>
       <w:color w:themeColor="text1" w:val="000000"/>
     </w:rPr>
     <w:tblPr>
@@ -13613,6 +14174,7 @@
     </w:tcPr>
     <w:tblStylePr w:type="firstRow">
       <w:rPr>
+        <w:rFonts w:eastAsia="黑体"/>
         <w:b/>
         <w:bCs/>
       </w:rPr>
@@ -13631,6 +14193,7 @@
     </w:tblStylePr>
     <w:tblStylePr w:type="lastRow">
       <w:rPr>
+        <w:rFonts w:eastAsia="黑体"/>
         <w:b/>
         <w:bCs/>
         <w:color w:themeColor="background1" w:val="FFFFFF"/>
@@ -13645,6 +14208,7 @@
     </w:tblStylePr>
     <w:tblStylePr w:type="firstCol">
       <w:rPr>
+        <w:rFonts w:eastAsia="黑体"/>
         <w:color w:themeColor="background1" w:val="FFFFFF"/>
       </w:rPr>
       <w:tblPr/>
@@ -13662,6 +14226,7 @@
     </w:tblStylePr>
     <w:tblStylePr w:type="lastCol">
       <w:rPr>
+        <w:rFonts w:eastAsia="黑体"/>
         <w:color w:themeColor="background1" w:val="FFFFFF"/>
       </w:rPr>
       <w:tblPr/>
@@ -13691,11 +14256,13 @@
     </w:tblStylePr>
     <w:tblStylePr w:type="neCell">
       <w:rPr>
+        <w:rFonts w:eastAsia="黑体"/>
         <w:color w:themeColor="text1" w:val="000000"/>
       </w:rPr>
     </w:tblStylePr>
     <w:tblStylePr w:type="nwCell">
       <w:rPr>
+        <w:rFonts w:eastAsia="黑体"/>
         <w:color w:themeColor="text1" w:val="000000"/>
       </w:rPr>
     </w:tblStylePr>
@@ -13709,6 +14276,7 @@
       <w:spacing w:after="0" w:line="240" w:lineRule="auto"/>
     </w:pPr>
     <w:rPr>
+      <w:rFonts w:eastAsia="黑体"/>
       <w:color w:themeColor="text1" w:val="000000"/>
     </w:rPr>
     <w:tblPr>
@@ -13735,6 +14303,7 @@
     </w:tcPr>
     <w:tblStylePr w:type="firstRow">
       <w:rPr>
+        <w:rFonts w:eastAsia="黑体"/>
         <w:b/>
         <w:bCs/>
       </w:rPr>
@@ -13753,6 +14322,7 @@
     </w:tblStylePr>
     <w:tblStylePr w:type="lastRow">
       <w:rPr>
+        <w:rFonts w:eastAsia="黑体"/>
         <w:b/>
         <w:bCs/>
         <w:color w:themeColor="background1" w:val="FFFFFF"/>
@@ -13767,6 +14337,7 @@
     </w:tblStylePr>
     <w:tblStylePr w:type="firstCol">
       <w:rPr>
+        <w:rFonts w:eastAsia="黑体"/>
         <w:color w:themeColor="background1" w:val="FFFFFF"/>
       </w:rPr>
       <w:tblPr/>
@@ -13784,6 +14355,7 @@
     </w:tblStylePr>
     <w:tblStylePr w:type="lastCol">
       <w:rPr>
+        <w:rFonts w:eastAsia="黑体"/>
         <w:color w:themeColor="background1" w:val="FFFFFF"/>
       </w:rPr>
       <w:tblPr/>
@@ -13821,6 +14393,7 @@
       <w:spacing w:after="0" w:line="240" w:lineRule="auto"/>
     </w:pPr>
     <w:rPr>
+      <w:rFonts w:eastAsia="黑体"/>
       <w:color w:themeColor="text1" w:val="000000"/>
     </w:rPr>
     <w:tblPr>
@@ -13847,6 +14420,7 @@
     </w:tcPr>
     <w:tblStylePr w:type="firstRow">
       <w:rPr>
+        <w:rFonts w:eastAsia="黑体"/>
         <w:b/>
         <w:bCs/>
       </w:rPr>
@@ -13865,6 +14439,7 @@
     </w:tblStylePr>
     <w:tblStylePr w:type="lastRow">
       <w:rPr>
+        <w:rFonts w:eastAsia="黑体"/>
         <w:b/>
         <w:bCs/>
         <w:color w:themeColor="background1" w:val="FFFFFF"/>
@@ -13879,6 +14454,7 @@
     </w:tblStylePr>
     <w:tblStylePr w:type="firstCol">
       <w:rPr>
+        <w:rFonts w:eastAsia="黑体"/>
         <w:color w:themeColor="background1" w:val="FFFFFF"/>
       </w:rPr>
       <w:tblPr/>
@@ -13896,6 +14472,7 @@
     </w:tblStylePr>
     <w:tblStylePr w:type="lastCol">
       <w:rPr>
+        <w:rFonts w:eastAsia="黑体"/>
         <w:color w:themeColor="background1" w:val="FFFFFF"/>
       </w:rPr>
       <w:tblPr/>
@@ -13925,11 +14502,13 @@
     </w:tblStylePr>
     <w:tblStylePr w:type="neCell">
       <w:rPr>
+        <w:rFonts w:eastAsia="黑体"/>
         <w:color w:themeColor="text1" w:val="000000"/>
       </w:rPr>
     </w:tblStylePr>
     <w:tblStylePr w:type="nwCell">
       <w:rPr>
+        <w:rFonts w:eastAsia="黑体"/>
         <w:color w:themeColor="text1" w:val="000000"/>
       </w:rPr>
     </w:tblStylePr>
@@ -13943,6 +14522,7 @@
       <w:spacing w:after="0" w:line="240" w:lineRule="auto"/>
     </w:pPr>
     <w:rPr>
+      <w:rFonts w:eastAsia="黑体"/>
       <w:color w:themeColor="text1" w:val="000000"/>
     </w:rPr>
     <w:tblPr>
@@ -13969,6 +14549,7 @@
     </w:tcPr>
     <w:tblStylePr w:type="firstRow">
       <w:rPr>
+        <w:rFonts w:eastAsia="黑体"/>
         <w:b/>
         <w:bCs/>
       </w:rPr>
@@ -13987,6 +14568,7 @@
     </w:tblStylePr>
     <w:tblStylePr w:type="lastRow">
       <w:rPr>
+        <w:rFonts w:eastAsia="黑体"/>
         <w:b/>
         <w:bCs/>
         <w:color w:themeColor="background1" w:val="FFFFFF"/>
@@ -14001,6 +14583,7 @@
     </w:tblStylePr>
     <w:tblStylePr w:type="firstCol">
       <w:rPr>
+        <w:rFonts w:eastAsia="黑体"/>
         <w:color w:themeColor="background1" w:val="FFFFFF"/>
       </w:rPr>
       <w:tblPr/>
@@ -14018,6 +14601,7 @@
     </w:tblStylePr>
     <w:tblStylePr w:type="lastCol">
       <w:rPr>
+        <w:rFonts w:eastAsia="黑体"/>
         <w:color w:themeColor="background1" w:val="FFFFFF"/>
       </w:rPr>
       <w:tblPr/>
@@ -14047,11 +14631,13 @@
     </w:tblStylePr>
     <w:tblStylePr w:type="neCell">
       <w:rPr>
+        <w:rFonts w:eastAsia="黑体"/>
         <w:color w:themeColor="text1" w:val="000000"/>
       </w:rPr>
     </w:tblStylePr>
     <w:tblStylePr w:type="nwCell">
       <w:rPr>
+        <w:rFonts w:eastAsia="黑体"/>
         <w:color w:themeColor="text1" w:val="000000"/>
       </w:rPr>
     </w:tblStylePr>
@@ -14065,6 +14651,7 @@
       <w:spacing w:after="0" w:line="240" w:lineRule="auto"/>
     </w:pPr>
     <w:rPr>
+      <w:rFonts w:eastAsia="黑体"/>
       <w:color w:themeColor="text1" w:val="000000"/>
     </w:rPr>
     <w:tblPr>
@@ -14091,6 +14678,7 @@
     </w:tcPr>
     <w:tblStylePr w:type="firstRow">
       <w:rPr>
+        <w:rFonts w:eastAsia="黑体"/>
         <w:b/>
         <w:bCs/>
       </w:rPr>
@@ -14109,6 +14697,7 @@
     </w:tblStylePr>
     <w:tblStylePr w:type="lastRow">
       <w:rPr>
+        <w:rFonts w:eastAsia="黑体"/>
         <w:b/>
         <w:bCs/>
         <w:color w:themeColor="background1" w:val="FFFFFF"/>
@@ -14123,6 +14712,7 @@
     </w:tblStylePr>
     <w:tblStylePr w:type="firstCol">
       <w:rPr>
+        <w:rFonts w:eastAsia="黑体"/>
         <w:color w:themeColor="background1" w:val="FFFFFF"/>
       </w:rPr>
       <w:tblPr/>
@@ -14140,6 +14730,7 @@
     </w:tblStylePr>
     <w:tblStylePr w:type="lastCol">
       <w:rPr>
+        <w:rFonts w:eastAsia="黑体"/>
         <w:color w:themeColor="background1" w:val="FFFFFF"/>
       </w:rPr>
       <w:tblPr/>
@@ -14169,11 +14760,13 @@
     </w:tblStylePr>
     <w:tblStylePr w:type="neCell">
       <w:rPr>
+        <w:rFonts w:eastAsia="黑体"/>
         <w:color w:themeColor="text1" w:val="000000"/>
       </w:rPr>
     </w:tblStylePr>
     <w:tblStylePr w:type="nwCell">
       <w:rPr>
+        <w:rFonts w:eastAsia="黑体"/>
         <w:color w:themeColor="text1" w:val="000000"/>
       </w:rPr>
     </w:tblStylePr>
@@ -14187,6 +14780,7 @@
       <w:spacing w:after="0" w:line="240" w:lineRule="auto"/>
     </w:pPr>
     <w:rPr>
+      <w:rFonts w:eastAsia="黑体"/>
       <w:color w:themeColor="text1" w:val="000000"/>
     </w:rPr>
     <w:tblPr>
@@ -14205,6 +14799,7 @@
     </w:tcPr>
     <w:tblStylePr w:type="firstRow">
       <w:rPr>
+        <w:rFonts w:eastAsia="黑体"/>
         <w:b/>
         <w:bCs/>
         <w:color w:themeColor="background1" w:val="FFFFFF"/>
@@ -14219,6 +14814,7 @@
     </w:tblStylePr>
     <w:tblStylePr w:type="lastRow">
       <w:rPr>
+        <w:rFonts w:eastAsia="黑体"/>
         <w:b/>
         <w:bCs/>
         <w:color w:themeColor="accent2" w:themeShade="CC" w:val="9E3A38"/>
@@ -14233,12 +14829,14 @@
     </w:tblStylePr>
     <w:tblStylePr w:type="firstCol">
       <w:rPr>
+        <w:rFonts w:eastAsia="黑体"/>
         <w:b/>
         <w:bCs/>
       </w:rPr>
     </w:tblStylePr>
     <w:tblStylePr w:type="lastCol">
       <w:rPr>
+        <w:rFonts w:eastAsia="黑体"/>
         <w:b/>
         <w:bCs/>
       </w:rPr>
@@ -14273,6 +14871,7 @@
       <w:spacing w:after="0" w:line="240" w:lineRule="auto"/>
     </w:pPr>
     <w:rPr>
+      <w:rFonts w:eastAsia="黑体"/>
       <w:color w:themeColor="text1" w:val="000000"/>
     </w:rPr>
     <w:tblPr>
@@ -14291,6 +14890,7 @@
     </w:tcPr>
     <w:tblStylePr w:type="firstRow">
       <w:rPr>
+        <w:rFonts w:eastAsia="黑体"/>
         <w:b/>
         <w:bCs/>
         <w:color w:themeColor="background1" w:val="FFFFFF"/>
@@ -14305,6 +14905,7 @@
     </w:tblStylePr>
     <w:tblStylePr w:type="lastRow">
       <w:rPr>
+        <w:rFonts w:eastAsia="黑体"/>
         <w:b/>
         <w:bCs/>
         <w:color w:themeColor="accent2" w:themeShade="CC" w:val="9E3A38"/>
@@ -14319,12 +14920,14 @@
     </w:tblStylePr>
     <w:tblStylePr w:type="firstCol">
       <w:rPr>
+        <w:rFonts w:eastAsia="黑体"/>
         <w:b/>
         <w:bCs/>
       </w:rPr>
     </w:tblStylePr>
     <w:tblStylePr w:type="lastCol">
       <w:rPr>
+        <w:rFonts w:eastAsia="黑体"/>
         <w:b/>
         <w:bCs/>
       </w:rPr>
@@ -14359,6 +14962,7 @@
       <w:spacing w:after="0" w:line="240" w:lineRule="auto"/>
     </w:pPr>
     <w:rPr>
+      <w:rFonts w:eastAsia="黑体"/>
       <w:color w:themeColor="text1" w:val="000000"/>
     </w:rPr>
     <w:tblPr>
@@ -14377,6 +14981,7 @@
     </w:tcPr>
     <w:tblStylePr w:type="firstRow">
       <w:rPr>
+        <w:rFonts w:eastAsia="黑体"/>
         <w:b/>
         <w:bCs/>
         <w:color w:themeColor="background1" w:val="FFFFFF"/>
@@ -14391,6 +14996,7 @@
     </w:tblStylePr>
     <w:tblStylePr w:type="lastRow">
       <w:rPr>
+        <w:rFonts w:eastAsia="黑体"/>
         <w:b/>
         <w:bCs/>
         <w:color w:themeColor="accent2" w:themeShade="CC" w:val="9E3A38"/>
@@ -14405,12 +15011,14 @@
     </w:tblStylePr>
     <w:tblStylePr w:type="firstCol">
       <w:rPr>
+        <w:rFonts w:eastAsia="黑体"/>
         <w:b/>
         <w:bCs/>
       </w:rPr>
     </w:tblStylePr>
     <w:tblStylePr w:type="lastCol">
       <w:rPr>
+        <w:rFonts w:eastAsia="黑体"/>
         <w:b/>
         <w:bCs/>
       </w:rPr>
@@ -14445,6 +15053,7 @@
       <w:spacing w:after="0" w:line="240" w:lineRule="auto"/>
     </w:pPr>
     <w:rPr>
+      <w:rFonts w:eastAsia="黑体"/>
       <w:color w:themeColor="text1" w:val="000000"/>
     </w:rPr>
     <w:tblPr>
@@ -14463,6 +15072,7 @@
     </w:tcPr>
     <w:tblStylePr w:type="firstRow">
       <w:rPr>
+        <w:rFonts w:eastAsia="黑体"/>
         <w:b/>
         <w:bCs/>
         <w:color w:themeColor="background1" w:val="FFFFFF"/>
@@ -14477,6 +15087,7 @@
     </w:tblStylePr>
     <w:tblStylePr w:type="lastRow">
       <w:rPr>
+        <w:rFonts w:eastAsia="黑体"/>
         <w:b/>
         <w:bCs/>
         <w:color w:themeColor="accent4" w:themeShade="CC" w:val="664E82"/>
@@ -14491,12 +15102,14 @@
     </w:tblStylePr>
     <w:tblStylePr w:type="firstCol">
       <w:rPr>
+        <w:rFonts w:eastAsia="黑体"/>
         <w:b/>
         <w:bCs/>
       </w:rPr>
     </w:tblStylePr>
     <w:tblStylePr w:type="lastCol">
       <w:rPr>
+        <w:rFonts w:eastAsia="黑体"/>
         <w:b/>
         <w:bCs/>
       </w:rPr>
@@ -14531,6 +15144,7 @@
       <w:spacing w:after="0" w:line="240" w:lineRule="auto"/>
     </w:pPr>
     <w:rPr>
+      <w:rFonts w:eastAsia="黑体"/>
       <w:color w:themeColor="text1" w:val="000000"/>
     </w:rPr>
     <w:tblPr>
@@ -14549,6 +15163,7 @@
     </w:tcPr>
     <w:tblStylePr w:type="firstRow">
       <w:rPr>
+        <w:rFonts w:eastAsia="黑体"/>
         <w:b/>
         <w:bCs/>
         <w:color w:themeColor="background1" w:val="FFFFFF"/>
@@ -14563,6 +15178,7 @@
     </w:tblStylePr>
     <w:tblStylePr w:type="lastRow">
       <w:rPr>
+        <w:rFonts w:eastAsia="黑体"/>
         <w:b/>
         <w:bCs/>
         <w:color w:themeColor="accent3" w:themeShade="CC" w:val="7E9C40"/>
@@ -14577,12 +15193,14 @@
     </w:tblStylePr>
     <w:tblStylePr w:type="firstCol">
       <w:rPr>
+        <w:rFonts w:eastAsia="黑体"/>
         <w:b/>
         <w:bCs/>
       </w:rPr>
     </w:tblStylePr>
     <w:tblStylePr w:type="lastCol">
       <w:rPr>
+        <w:rFonts w:eastAsia="黑体"/>
         <w:b/>
         <w:bCs/>
       </w:rPr>
@@ -14617,6 +15235,7 @@
       <w:spacing w:after="0" w:line="240" w:lineRule="auto"/>
     </w:pPr>
     <w:rPr>
+      <w:rFonts w:eastAsia="黑体"/>
       <w:color w:themeColor="text1" w:val="000000"/>
     </w:rPr>
     <w:tblPr>
@@ -14635,6 +15254,7 @@
     </w:tcPr>
     <w:tblStylePr w:type="firstRow">
       <w:rPr>
+        <w:rFonts w:eastAsia="黑体"/>
         <w:b/>
         <w:bCs/>
         <w:color w:themeColor="background1" w:val="FFFFFF"/>
@@ -14649,6 +15269,7 @@
     </w:tblStylePr>
     <w:tblStylePr w:type="lastRow">
       <w:rPr>
+        <w:rFonts w:eastAsia="黑体"/>
         <w:b/>
         <w:bCs/>
         <w:color w:themeColor="accent6" w:themeShade="CC" w:val="F2730A"/>
@@ -14663,12 +15284,14 @@
     </w:tblStylePr>
     <w:tblStylePr w:type="firstCol">
       <w:rPr>
+        <w:rFonts w:eastAsia="黑体"/>
         <w:b/>
         <w:bCs/>
       </w:rPr>
     </w:tblStylePr>
     <w:tblStylePr w:type="lastCol">
       <w:rPr>
+        <w:rFonts w:eastAsia="黑体"/>
         <w:b/>
         <w:bCs/>
       </w:rPr>
@@ -14703,6 +15326,7 @@
       <w:spacing w:after="0" w:line="240" w:lineRule="auto"/>
     </w:pPr>
     <w:rPr>
+      <w:rFonts w:eastAsia="黑体"/>
       <w:color w:themeColor="text1" w:val="000000"/>
     </w:rPr>
     <w:tblPr>
@@ -14721,6 +15345,7 @@
     </w:tcPr>
     <w:tblStylePr w:type="firstRow">
       <w:rPr>
+        <w:rFonts w:eastAsia="黑体"/>
         <w:b/>
         <w:bCs/>
         <w:color w:themeColor="background1" w:val="FFFFFF"/>
@@ -14735,6 +15360,7 @@
     </w:tblStylePr>
     <w:tblStylePr w:type="lastRow">
       <w:rPr>
+        <w:rFonts w:eastAsia="黑体"/>
         <w:b/>
         <w:bCs/>
         <w:color w:themeColor="accent5" w:themeShade="CC" w:val="348DA5"/>
@@ -14749,12 +15375,14 @@
     </w:tblStylePr>
     <w:tblStylePr w:type="firstCol">
       <w:rPr>
+        <w:rFonts w:eastAsia="黑体"/>
         <w:b/>
         <w:bCs/>
       </w:rPr>
     </w:tblStylePr>
     <w:tblStylePr w:type="lastCol">
       <w:rPr>
+        <w:rFonts w:eastAsia="黑体"/>
         <w:b/>
         <w:bCs/>
       </w:rPr>
@@ -14789,6 +15417,7 @@
       <w:spacing w:after="0" w:line="240" w:lineRule="auto"/>
     </w:pPr>
     <w:rPr>
+      <w:rFonts w:eastAsia="黑体"/>
       <w:color w:themeColor="text1" w:val="000000"/>
     </w:rPr>
     <w:tblPr>
@@ -14810,6 +15439,7 @@
     </w:tcPr>
     <w:tblStylePr w:type="firstRow">
       <w:rPr>
+        <w:rFonts w:eastAsia="黑体"/>
         <w:b/>
         <w:bCs/>
       </w:rPr>
@@ -14820,6 +15450,7 @@
     </w:tblStylePr>
     <w:tblStylePr w:type="lastRow">
       <w:rPr>
+        <w:rFonts w:eastAsia="黑体"/>
         <w:b/>
         <w:bCs/>
         <w:color w:themeColor="text1" w:val="000000"/>
@@ -14831,6 +15462,7 @@
     </w:tblStylePr>
     <w:tblStylePr w:type="firstCol">
       <w:rPr>
+        <w:rFonts w:eastAsia="黑体"/>
         <w:color w:themeColor="background1" w:val="FFFFFF"/>
       </w:rPr>
       <w:tblPr/>
@@ -14840,6 +15472,7 @@
     </w:tblStylePr>
     <w:tblStylePr w:type="lastCol">
       <w:rPr>
+        <w:rFonts w:eastAsia="黑体"/>
         <w:color w:themeColor="background1" w:val="FFFFFF"/>
       </w:rPr>
       <w:tblPr/>
@@ -14869,6 +15502,7 @@
       <w:spacing w:after="0" w:line="240" w:lineRule="auto"/>
     </w:pPr>
     <w:rPr>
+      <w:rFonts w:eastAsia="黑体"/>
       <w:color w:themeColor="text1" w:val="000000"/>
     </w:rPr>
     <w:tblPr>
@@ -14890,6 +15524,7 @@
     </w:tcPr>
     <w:tblStylePr w:type="firstRow">
       <w:rPr>
+        <w:rFonts w:eastAsia="黑体"/>
         <w:b/>
         <w:bCs/>
       </w:rPr>
@@ -14900,6 +15535,7 @@
     </w:tblStylePr>
     <w:tblStylePr w:type="lastRow">
       <w:rPr>
+        <w:rFonts w:eastAsia="黑体"/>
         <w:b/>
         <w:bCs/>
         <w:color w:themeColor="text1" w:val="000000"/>
@@ -14911,6 +15547,7 @@
     </w:tblStylePr>
     <w:tblStylePr w:type="firstCol">
       <w:rPr>
+        <w:rFonts w:eastAsia="黑体"/>
         <w:color w:themeColor="background1" w:val="FFFFFF"/>
       </w:rPr>
       <w:tblPr/>
@@ -14920,6 +15557,7 @@
     </w:tblStylePr>
     <w:tblStylePr w:type="lastCol">
       <w:rPr>
+        <w:rFonts w:eastAsia="黑体"/>
         <w:color w:themeColor="background1" w:val="FFFFFF"/>
       </w:rPr>
       <w:tblPr/>
@@ -14949,6 +15587,7 @@
       <w:spacing w:after="0" w:line="240" w:lineRule="auto"/>
     </w:pPr>
     <w:rPr>
+      <w:rFonts w:eastAsia="黑体"/>
       <w:color w:themeColor="text1" w:val="000000"/>
     </w:rPr>
     <w:tblPr>
@@ -14970,6 +15609,7 @@
     </w:tcPr>
     <w:tblStylePr w:type="firstRow">
       <w:rPr>
+        <w:rFonts w:eastAsia="黑体"/>
         <w:b/>
         <w:bCs/>
       </w:rPr>
@@ -14980,6 +15620,7 @@
     </w:tblStylePr>
     <w:tblStylePr w:type="lastRow">
       <w:rPr>
+        <w:rFonts w:eastAsia="黑体"/>
         <w:b/>
         <w:bCs/>
         <w:color w:themeColor="text1" w:val="000000"/>
@@ -14991,6 +15632,7 @@
     </w:tblStylePr>
     <w:tblStylePr w:type="firstCol">
       <w:rPr>
+        <w:rFonts w:eastAsia="黑体"/>
         <w:color w:themeColor="background1" w:val="FFFFFF"/>
       </w:rPr>
       <w:tblPr/>
@@ -15000,6 +15642,7 @@
     </w:tblStylePr>
     <w:tblStylePr w:type="lastCol">
       <w:rPr>
+        <w:rFonts w:eastAsia="黑体"/>
         <w:color w:themeColor="background1" w:val="FFFFFF"/>
       </w:rPr>
       <w:tblPr/>
@@ -15029,6 +15672,7 @@
       <w:spacing w:after="0" w:line="240" w:lineRule="auto"/>
     </w:pPr>
     <w:rPr>
+      <w:rFonts w:eastAsia="黑体"/>
       <w:color w:themeColor="text1" w:val="000000"/>
     </w:rPr>
     <w:tblPr>
@@ -15050,6 +15694,7 @@
     </w:tcPr>
     <w:tblStylePr w:type="firstRow">
       <w:rPr>
+        <w:rFonts w:eastAsia="黑体"/>
         <w:b/>
         <w:bCs/>
       </w:rPr>
@@ -15060,6 +15705,7 @@
     </w:tblStylePr>
     <w:tblStylePr w:type="lastRow">
       <w:rPr>
+        <w:rFonts w:eastAsia="黑体"/>
         <w:b/>
         <w:bCs/>
         <w:color w:themeColor="text1" w:val="000000"/>
@@ -15071,6 +15717,7 @@
     </w:tblStylePr>
     <w:tblStylePr w:type="firstCol">
       <w:rPr>
+        <w:rFonts w:eastAsia="黑体"/>
         <w:color w:themeColor="background1" w:val="FFFFFF"/>
       </w:rPr>
       <w:tblPr/>
@@ -15080,6 +15727,7 @@
     </w:tblStylePr>
     <w:tblStylePr w:type="lastCol">
       <w:rPr>
+        <w:rFonts w:eastAsia="黑体"/>
         <w:color w:themeColor="background1" w:val="FFFFFF"/>
       </w:rPr>
       <w:tblPr/>
@@ -15109,6 +15757,7 @@
       <w:spacing w:after="0" w:line="240" w:lineRule="auto"/>
     </w:pPr>
     <w:rPr>
+      <w:rFonts w:eastAsia="黑体"/>
       <w:color w:themeColor="text1" w:val="000000"/>
     </w:rPr>
     <w:tblPr>
@@ -15130,6 +15779,7 @@
     </w:tcPr>
     <w:tblStylePr w:type="firstRow">
       <w:rPr>
+        <w:rFonts w:eastAsia="黑体"/>
         <w:b/>
         <w:bCs/>
       </w:rPr>
@@ -15140,6 +15790,7 @@
     </w:tblStylePr>
     <w:tblStylePr w:type="lastRow">
       <w:rPr>
+        <w:rFonts w:eastAsia="黑体"/>
         <w:b/>
         <w:bCs/>
         <w:color w:themeColor="text1" w:val="000000"/>
@@ -15151,6 +15802,7 @@
     </w:tblStylePr>
     <w:tblStylePr w:type="firstCol">
       <w:rPr>
+        <w:rFonts w:eastAsia="黑体"/>
         <w:color w:themeColor="background1" w:val="FFFFFF"/>
       </w:rPr>
       <w:tblPr/>
@@ -15160,6 +15812,7 @@
     </w:tblStylePr>
     <w:tblStylePr w:type="lastCol">
       <w:rPr>
+        <w:rFonts w:eastAsia="黑体"/>
         <w:color w:themeColor="background1" w:val="FFFFFF"/>
       </w:rPr>
       <w:tblPr/>
@@ -15189,6 +15842,7 @@
       <w:spacing w:after="0" w:line="240" w:lineRule="auto"/>
     </w:pPr>
     <w:rPr>
+      <w:rFonts w:eastAsia="黑体"/>
       <w:color w:themeColor="text1" w:val="000000"/>
     </w:rPr>
     <w:tblPr>
@@ -15210,6 +15864,7 @@
     </w:tcPr>
     <w:tblStylePr w:type="firstRow">
       <w:rPr>
+        <w:rFonts w:eastAsia="黑体"/>
         <w:b/>
         <w:bCs/>
       </w:rPr>
@@ -15220,6 +15875,7 @@
     </w:tblStylePr>
     <w:tblStylePr w:type="lastRow">
       <w:rPr>
+        <w:rFonts w:eastAsia="黑体"/>
         <w:b/>
         <w:bCs/>
         <w:color w:themeColor="text1" w:val="000000"/>
@@ -15231,6 +15887,7 @@
     </w:tblStylePr>
     <w:tblStylePr w:type="firstCol">
       <w:rPr>
+        <w:rFonts w:eastAsia="黑体"/>
         <w:color w:themeColor="background1" w:val="FFFFFF"/>
       </w:rPr>
       <w:tblPr/>
@@ -15240,6 +15897,7 @@
     </w:tblStylePr>
     <w:tblStylePr w:type="lastCol">
       <w:rPr>
+        <w:rFonts w:eastAsia="黑体"/>
         <w:color w:themeColor="background1" w:val="FFFFFF"/>
       </w:rPr>
       <w:tblPr/>
@@ -15269,6 +15927,7 @@
       <w:spacing w:after="0" w:line="240" w:lineRule="auto"/>
     </w:pPr>
     <w:rPr>
+      <w:rFonts w:eastAsia="黑体"/>
       <w:color w:themeColor="text1" w:val="000000"/>
     </w:rPr>
     <w:tblPr>
@@ -15290,6 +15949,7 @@
     </w:tcPr>
     <w:tblStylePr w:type="firstRow">
       <w:rPr>
+        <w:rFonts w:eastAsia="黑体"/>
         <w:b/>
         <w:bCs/>
       </w:rPr>
@@ -15300,6 +15960,7 @@
     </w:tblStylePr>
     <w:tblStylePr w:type="lastRow">
       <w:rPr>
+        <w:rFonts w:eastAsia="黑体"/>
         <w:b/>
         <w:bCs/>
         <w:color w:themeColor="text1" w:val="000000"/>
@@ -15311,6 +15972,7 @@
     </w:tblStylePr>
     <w:tblStylePr w:type="firstCol">
       <w:rPr>
+        <w:rFonts w:eastAsia="黑体"/>
         <w:color w:themeColor="background1" w:val="FFFFFF"/>
       </w:rPr>
       <w:tblPr/>
@@ -15320,6 +15982,7 @@
     </w:tblStylePr>
     <w:tblStylePr w:type="lastCol">
       <w:rPr>
+        <w:rFonts w:eastAsia="黑体"/>
         <w:color w:themeColor="background1" w:val="FFFFFF"/>
       </w:rPr>
       <w:tblPr/>
@@ -15352,6 +16015,7 @@
     <w:name w:val="KeywordTok"/>
     <w:basedOn w:val="VerbatimChar"/>
     <w:rPr>
+      <w:rFonts w:eastAsia="黑体"/>
       <w:b/>
       <w:color w:val="007020"/>
     </w:rPr>
@@ -15360,6 +16024,7 @@
     <w:name w:val="DataTypeTok"/>
     <w:basedOn w:val="VerbatimChar"/>
     <w:rPr>
+      <w:rFonts w:eastAsia="黑体"/>
       <w:color w:val="902000"/>
     </w:rPr>
   </w:style>
@@ -15367,6 +16032,7 @@
     <w:name w:val="DecValTok"/>
     <w:basedOn w:val="VerbatimChar"/>
     <w:rPr>
+      <w:rFonts w:eastAsia="黑体"/>
       <w:color w:val="40a070"/>
     </w:rPr>
   </w:style>
@@ -15374,6 +16040,7 @@
     <w:name w:val="BaseNTok"/>
     <w:basedOn w:val="VerbatimChar"/>
     <w:rPr>
+      <w:rFonts w:eastAsia="黑体"/>
       <w:color w:val="40a070"/>
     </w:rPr>
   </w:style>
@@ -15381,6 +16048,7 @@
     <w:name w:val="FloatTok"/>
     <w:basedOn w:val="VerbatimChar"/>
     <w:rPr>
+      <w:rFonts w:eastAsia="黑体"/>
       <w:color w:val="40a070"/>
     </w:rPr>
   </w:style>
@@ -15388,6 +16056,7 @@
     <w:name w:val="ConstantTok"/>
     <w:basedOn w:val="VerbatimChar"/>
     <w:rPr>
+      <w:rFonts w:eastAsia="黑体"/>
       <w:color w:val="880000"/>
     </w:rPr>
   </w:style>
@@ -15395,6 +16064,7 @@
     <w:name w:val="CharTok"/>
     <w:basedOn w:val="VerbatimChar"/>
     <w:rPr>
+      <w:rFonts w:eastAsia="黑体"/>
       <w:color w:val="4070a0"/>
     </w:rPr>
   </w:style>
@@ -15402,6 +16072,7 @@
     <w:name w:val="SpecialCharTok"/>
     <w:basedOn w:val="VerbatimChar"/>
     <w:rPr>
+      <w:rFonts w:eastAsia="黑体"/>
       <w:color w:val="4070a0"/>
     </w:rPr>
   </w:style>
@@ -15409,6 +16080,7 @@
     <w:name w:val="StringTok"/>
     <w:basedOn w:val="VerbatimChar"/>
     <w:rPr>
+      <w:rFonts w:eastAsia="黑体"/>
       <w:color w:val="4070a0"/>
     </w:rPr>
   </w:style>
@@ -15416,6 +16088,7 @@
     <w:name w:val="VerbatimStringTok"/>
     <w:basedOn w:val="VerbatimChar"/>
     <w:rPr>
+      <w:rFonts w:eastAsia="黑体"/>
       <w:color w:val="4070a0"/>
     </w:rPr>
   </w:style>
@@ -15423,6 +16096,7 @@
     <w:name w:val="SpecialStringTok"/>
     <w:basedOn w:val="VerbatimChar"/>
     <w:rPr>
+      <w:rFonts w:eastAsia="黑体"/>
       <w:color w:val="bb6688"/>
     </w:rPr>
   </w:style>
@@ -15430,6 +16104,7 @@
     <w:name w:val="ImportTok"/>
     <w:basedOn w:val="VerbatimChar"/>
     <w:rPr>
+      <w:rFonts w:eastAsia="黑体"/>
       <w:b/>
       <w:color w:val="008000"/>
     </w:rPr>
@@ -15438,6 +16113,7 @@
     <w:name w:val="CommentTok"/>
     <w:basedOn w:val="VerbatimChar"/>
     <w:rPr>
+      <w:rFonts w:eastAsia="黑体"/>
       <w:i/>
       <w:color w:val="60a0b0"/>
     </w:rPr>
@@ -15446,6 +16122,7 @@
     <w:name w:val="DocumentationTok"/>
     <w:basedOn w:val="VerbatimChar"/>
     <w:rPr>
+      <w:rFonts w:eastAsia="黑体"/>
       <w:i/>
       <w:color w:val="ba2121"/>
     </w:rPr>
@@ -15454,6 +16131,7 @@
     <w:name w:val="AnnotationTok"/>
     <w:basedOn w:val="VerbatimChar"/>
     <w:rPr>
+      <w:rFonts w:eastAsia="黑体"/>
       <w:b/>
       <w:i/>
       <w:color w:val="60a0b0"/>
@@ -15463,6 +16141,7 @@
     <w:name w:val="CommentVarTok"/>
     <w:basedOn w:val="VerbatimChar"/>
     <w:rPr>
+      <w:rFonts w:eastAsia="黑体"/>
       <w:b/>
       <w:i/>
       <w:color w:val="60a0b0"/>
@@ -15472,6 +16151,7 @@
     <w:name w:val="OtherTok"/>
     <w:basedOn w:val="VerbatimChar"/>
     <w:rPr>
+      <w:rFonts w:eastAsia="黑体"/>
       <w:color w:val="007020"/>
     </w:rPr>
   </w:style>
@@ -15479,6 +16159,7 @@
     <w:name w:val="FunctionTok"/>
     <w:basedOn w:val="VerbatimChar"/>
     <w:rPr>
+      <w:rFonts w:eastAsia="黑体"/>
       <w:color w:val="06287e"/>
     </w:rPr>
   </w:style>
@@ -15486,6 +16167,7 @@
     <w:name w:val="VariableTok"/>
     <w:basedOn w:val="VerbatimChar"/>
     <w:rPr>
+      <w:rFonts w:eastAsia="黑体"/>
       <w:color w:val="19177c"/>
     </w:rPr>
   </w:style>
@@ -15493,6 +16175,7 @@
     <w:name w:val="ControlFlowTok"/>
     <w:basedOn w:val="VerbatimChar"/>
     <w:rPr>
+      <w:rFonts w:eastAsia="黑体"/>
       <w:b/>
       <w:color w:val="007020"/>
     </w:rPr>
@@ -15501,6 +16184,7 @@
     <w:name w:val="OperatorTok"/>
     <w:basedOn w:val="VerbatimChar"/>
     <w:rPr>
+      <w:rFonts w:eastAsia="黑体"/>
       <w:color w:val="666666"/>
     </w:rPr>
   </w:style>
@@ -15508,18 +16192,22 @@
     <w:name w:val="BuiltInTok"/>
     <w:basedOn w:val="VerbatimChar"/>
     <w:rPr>
+      <w:rFonts w:eastAsia="黑体"/>
       <w:color w:val="008000"/>
     </w:rPr>
   </w:style>
   <w:style w:type="character" w:customStyle="1" w:styleId="ExtensionTok">
     <w:name w:val="ExtensionTok"/>
     <w:basedOn w:val="VerbatimChar"/>
-    <w:rPr/>
+    <w:rPr>
+      <w:rFonts w:eastAsia="黑体"/>
+    </w:rPr>
   </w:style>
   <w:style w:type="character" w:customStyle="1" w:styleId="PreprocessorTok">
     <w:name w:val="PreprocessorTok"/>
     <w:basedOn w:val="VerbatimChar"/>
     <w:rPr>
+      <w:rFonts w:eastAsia="黑体"/>
       <w:color w:val="bc7a00"/>
     </w:rPr>
   </w:style>
@@ -15527,18 +16215,22 @@
     <w:name w:val="AttributeTok"/>
     <w:basedOn w:val="VerbatimChar"/>
     <w:rPr>
+      <w:rFonts w:eastAsia="黑体"/>
       <w:color w:val="7d9029"/>
     </w:rPr>
   </w:style>
   <w:style w:type="character" w:customStyle="1" w:styleId="RegionMarkerTok">
     <w:name w:val="RegionMarkerTok"/>
     <w:basedOn w:val="VerbatimChar"/>
-    <w:rPr/>
+    <w:rPr>
+      <w:rFonts w:eastAsia="黑体"/>
+    </w:rPr>
   </w:style>
   <w:style w:type="character" w:customStyle="1" w:styleId="InformationTok">
     <w:name w:val="InformationTok"/>
     <w:basedOn w:val="VerbatimChar"/>
     <w:rPr>
+      <w:rFonts w:eastAsia="黑体"/>
       <w:b/>
       <w:i/>
       <w:color w:val="60a0b0"/>
@@ -15548,6 +16240,7 @@
     <w:name w:val="WarningTok"/>
     <w:basedOn w:val="VerbatimChar"/>
     <w:rPr>
+      <w:rFonts w:eastAsia="黑体"/>
       <w:b/>
       <w:i/>
       <w:color w:val="60a0b0"/>
@@ -15557,6 +16250,7 @@
     <w:name w:val="AlertTok"/>
     <w:basedOn w:val="VerbatimChar"/>
     <w:rPr>
+      <w:rFonts w:eastAsia="黑体"/>
       <w:b/>
       <w:color w:val="ff0000"/>
     </w:rPr>
@@ -15565,6 +16259,7 @@
     <w:name w:val="ErrorTok"/>
     <w:basedOn w:val="VerbatimChar"/>
     <w:rPr>
+      <w:rFonts w:eastAsia="黑体"/>
       <w:b/>
       <w:color w:val="ff0000"/>
     </w:rPr>
@@ -15572,7 +16267,9 @@
   <w:style w:type="character" w:customStyle="1" w:styleId="NormalTok">
     <w:name w:val="NormalTok"/>
     <w:basedOn w:val="VerbatimChar"/>
-    <w:rPr/>
+    <w:rPr>
+      <w:rFonts w:eastAsia="黑体"/>
+    </w:rPr>
   </w:style>
 </w:styles>
 </file>
@@ -15621,12 +16318,12 @@
     <a:fontScheme name="Office">
       <a:majorFont>
         <a:latin typeface="Calibri"/>
-        <a:ea typeface=""/>
+        <a:ea typeface="黑体"/>
         <a:cs typeface=""/>
         <a:font script="Jpan" typeface="ＭＳ ゴシック"/>
         <a:font script="Hang" typeface="맑은 고딕"/>
-        <a:font script="Hans" typeface="宋体"/>
-        <a:font script="Hant" typeface="新細明體"/>
+        <a:font script="Hans" typeface="黑体"/>
+        <a:font script="Hant" typeface="黑体"/>
         <a:font script="Arab" typeface="Times New Roman"/>
         <a:font script="Hebr" typeface="Times New Roman"/>
         <a:font script="Thai" typeface="Angsana New"/>
@@ -15656,12 +16353,12 @@
       </a:majorFont>
       <a:minorFont>
         <a:latin typeface="Cambria"/>
-        <a:ea typeface=""/>
+        <a:ea typeface="黑体"/>
         <a:cs typeface=""/>
         <a:font script="Jpan" typeface="ＭＳ 明朝"/>
         <a:font script="Hang" typeface="맑은 고딕"/>
-        <a:font script="Hans" typeface="宋体"/>
-        <a:font script="Hant" typeface="新細明體"/>
+        <a:font script="Hans" typeface="黑体"/>
+        <a:font script="Hant" typeface="黑体"/>
         <a:font script="Arab" typeface="Arial"/>
         <a:font script="Hebr" typeface="Arial"/>
         <a:font script="Thai" typeface="Cordia New"/>

--- a/02-放大电路/03-音频放大电路/音频混合放大电路/音频混合放大电路.docx
+++ b/02-放大电路/03-音频放大电路/音频混合放大电路/音频混合放大电路.docx
@@ -3247,7 +3247,7 @@
           <w:color w:val="555555"/>
           <w:sz w:val="21"/>
         </w:rPr>
-        <w:t>材料收集者：杜文杰，WX手机：19519196569，QQ:3478827729</w:t>
+        <w:t>材料收集者：杜文杰，微信/手机：19519196569，QQ:3478827729</w:t>
       </w:r>
     </w:p>
     <w:sectPr>
